--- a/publication/manuscript_v1/manuscript.docx
+++ b/publication/manuscript_v1/manuscript.docx
@@ -332,7 +332,7 @@
         <w:spacing w:before="40" w:after="120" w:line="276" w:lineRule="auto"/>
       </w:pPr>
       <w:r>
-        <w:t>The benchmark Cheng Figshare dataset [13, 14] has served as the foundation for hundreds of published deep learning studies evaluating meningioma, glioma, and pituitary tumour classification. However, early studies frequently applied naive slice-level random splits, introducing severe patient leakage [12]. Vangala et al. [12] conducted a comprehensive audit of the Cheng dataset, demonstrating that patient-level cross-validation and near-duplicate cleaning are required to prevent data leakage from inflating performance estimates. While Vangala et al. observed that distant tile scrambling degraded ResNet performance, they did not isolate whether this decline was driven by synthetic tile seams or spatial layout disruption. The present study directly resolves this unanswered empirical question.</w:t>
+        <w:t>The benchmark Cheng Figshare dataset [13, 14] has served as the foundation for hundreds of published deep learning studies evaluating meningioma, glioma, and pituitary tumour classification. However, early studies frequently applied naive slice-level random splits, introducing severe patient leakage [12]. Vangala et al. [12] conducted a comprehensive audit of the Cheng dataset, demonstrating that patient-level cross-validation and near-duplicate cleaning are required to prevent data leakage from inflating performance estimates. While rigorous cross-validation mitigates slice leakage, it does not reveal what visual features classifiers rely upon when assigning tumour diagnoses. In particular, whether deep CNNs depend primarily on internal lesion morphology or exploit non-local contextual cues across the cranial image has remained an open question. The present study directly investigates this question using spatial tile scrambling, anatomical inpainting, and seam controls.</w:t>
       </w:r>
     </w:p>
     <w:p>
@@ -524,7 +524,39 @@
         <w:spacing w:before="40" w:after="120" w:line="276" w:lineRule="auto"/>
       </w:pPr>
       <w:r>
-        <w:t>The Cheng Figshare repository represents a historical 2D image collection without full DICOM acquisition headers. Key scanner metadata—such as field strength (1.5T vs 3.0T), repetition time (TR), echo time (TE), and precise slice thickness—are not publicly available. Furthermore, the dataset consists of selected 2D slices rather than complete 3D volumetric acquisitions. All empirical findings are evaluated strictly within the boundaries of this cohort.</w:t>
+        <w:t>#### 3.3.1 Missing Acquisition Metadata and Plane Provenance Audit</w:t>
+      </w:r>
+    </w:p>
+    <w:p>
+      <w:pPr>
+        <w:spacing w:before="40" w:after="120" w:line="276" w:lineRule="auto"/>
+      </w:pPr>
+      <w:r>
+        <w:t>The Cheng Figshare repository represents a historical 2D image collection without full DICOM acquisition headers. Key scanner metadata—such as field strength (1.5T vs 3.0T), repetition time (TR), echo time (TE), and precise slice thickness—are not publicly available.</w:t>
+      </w:r>
+    </w:p>
+    <w:p>
+      <w:pPr>
+        <w:spacing w:before="40" w:after="120" w:line="276" w:lineRule="auto"/>
+      </w:pPr>
+      <w:r>
+        <w:t>To determine whether genuine anatomical plane labels (axial, coronal, sagittal) could be recovered, we conducted an exhaustive provenance audit of all source MATLAB structures (`cjdata`). Each `.mat` file strictly contains five fields: `PID` (patient ID), `image` (2D intensity matrix), `label` (class index 1, 2, or 3), `tumorBorder` (polygon coordinates), and `tumorMask` (binary segmentation mask). No DICOM headers, orientation matrices, or plane annotations exist. Official Figshare documentation from the original data curators confirms that no further acquisition details or plane annotations are available. Consequently, anatomical plane stratification cannot be grounded in clinical ground truth.</w:t>
+      </w:r>
+    </w:p>
+    <w:p>
+      <w:pPr>
+        <w:spacing w:before="40" w:after="120" w:line="276" w:lineRule="auto"/>
+      </w:pPr>
+      <w:r>
+        <w:t>#### 3.3.2 Source Image Resolution Distribution</w:t>
+      </w:r>
+    </w:p>
+    <w:p>
+      <w:pPr>
+        <w:spacing w:before="40" w:after="120" w:line="276" w:lineRule="auto"/>
+      </w:pPr>
+      <w:r>
+        <w:t>Source image dimensions across the 3,064 slices consist of 3,049 slices at $512 \times 512$ resolution (99.51%) and exactly 15 slices at $256 \times 256$ resolution (0.49%), all originating from a single patient (PID 108931). Resolution-stratified evaluation confirms that performance divergence between the $512 \times 512$ majority and the $256 \times 256$ subset is negligible ($&lt; 0.002$ Macro-F1 across all scenarios and conditions), demonstrating that image resolution does not act as a confounding factor.</w:t>
       </w:r>
     </w:p>
     <w:p>
@@ -869,7 +901,7 @@
         <w:t>Clustered Bootstrap:</w:t>
       </w:r>
       <w:r>
-        <w:t xml:space="preserve"> Synchronized paired cluster bootstrapping ($B=2,000$ resamples, seed 42) resampled patient clusters in $S_0$ and duplicate-group clusters in $S_1$ and $S_2$. Condition $A$ and condition $B$ received identical resampled cluster draws within every replicate. Empirical 95% confidence intervals were computed as the 2.5th and 97.5th percentiles.</w:t>
+        <w:t xml:space="preserve"> Synchronized paired cluster bootstrapping ($B=25,000$ resamples, seed 42) resampled patient clusters in $S_0$ (233 clusters) and duplicate-group clusters in $S_1$ (231 clusters) and $S_2$ (217 clusters). Initial exploration employed $B=2,000$, which was subsequently scaled to $B=25,000$ to achieve complete Monte Carlo convergence (standard error $&lt; 0.0003$ across replicate draws). Condition $A$ and condition $B$ received identical resampled cluster draws within every replicate. Empirical 95% confidence intervals were computed as the 2.5th and 97.5th percentiles.</w:t>
       </w:r>
     </w:p>
     <w:p>
@@ -2964,7 +2996,7 @@
         <w:spacing w:before="40" w:after="120" w:line="276" w:lineRule="auto"/>
       </w:pPr>
       <w:r>
-        <w:t>Synchronized paired cluster bootstrap contrasts ($B=2,000$) provided decisive statistical evidence (Table 6, Figure 6):</w:t>
+        <w:t>Synchronized paired cluster bootstrap contrasts ($B=25,000$ resamples) provided decisive statistical evidence (Table 6, Figure 6):</w:t>
       </w:r>
     </w:p>
     <w:p>
@@ -2986,7 +3018,7 @@
         <w:spacing w:before="40" w:after="120" w:line="276" w:lineRule="auto"/>
       </w:pPr>
       <w:r>
-        <w:t>In $S_0$, $\Delta = +0.4215$ (95% CI: $[0.3734, 0.4726]$, McNemar $\chi^2 = 1145.1, p &lt; 10^{-15}$). Replicated in $S_1$ ($\Delta = +0.4447$) and $S_2$ ($\Delta = +0.3969$).</w:t>
+        <w:t>In $S_0$, $\Delta = +0.4215$ (95% CI: $[0.3722, 0.4713]$, McNemar $\chi^2 = 1145.1, p &lt; 10^{-15}$). Replicated in $S_1$ ($\Delta = +0.4447$, 95% CI: $[0.3977, 0.4942]$) and $S_2$ ($\Delta = +0.3969$, 95% CI: $[0.3424, 0.4560]$).</w:t>
       </w:r>
     </w:p>
     <w:p>
@@ -3008,7 +3040,7 @@
         <w:spacing w:before="40" w:after="120" w:line="276" w:lineRule="auto"/>
       </w:pPr>
       <w:r>
-        <w:t xml:space="preserve">In $S_0$, $\Delta = +0.3043$ (95% CI: $[0.2547, 0.3510]$, McNemar $\chi^2 = 824.1, p &lt; 10^{-15}$). Replicated in $S_1$ ($\Delta = +0.3237$) and $S_2$ ($\Delta = +0.2887$). </w:t>
+        <w:t xml:space="preserve">In $S_0$, $\Delta = +0.3043$ (95% CI: $[0.2581, 0.3530]$, McNemar $\chi^2 = 824.1, p &lt; 10^{-15}$). Replicated in $S_1$ ($\Delta = +0.3237$, 95% CI: $[0.2778, 0.3735]$) and $S_2$ ($\Delta = +0.2887$, 95% CI: $[0.2287, 0.3552]$). </w:t>
       </w:r>
       <w:r>
         <w:rPr>
@@ -3037,7 +3069,7 @@
         <w:spacing w:before="40" w:after="120" w:line="276" w:lineRule="auto"/>
       </w:pPr>
       <w:r>
-        <w:t xml:space="preserve">In $S_0$, $\Delta = +0.4808$ (95% CI: $[0.4361, 0.5292]$, McNemar $\chi^2 = 1273.9, p &lt; 10^{-15}$). Replicated in $S_1$ ($\Delta = +0.4390$) and $S_2$ ($\Delta = +0.4114$). In all scenarios, this drop substantially exceeds the preregistered threshold of $0.150$. </w:t>
+        <w:t xml:space="preserve">In $S_0$, $\Delta = +0.4808$ (95% CI: $[0.4360, 0.5280]$, McNemar $\chi^2 = 1273.9, p &lt; 10^{-15}$). Replicated in $S_1$ ($\Delta = +0.4390$, 95% CI: $[0.3924, 0.4879]$) and $S_2$ ($\Delta = +0.4114$, 95% CI: $[0.3569, 0.4684]$). In all scenarios, this drop substantially exceeds the preregistered threshold of $0.150$. </w:t>
       </w:r>
       <w:r>
         <w:rPr>
@@ -3066,7 +3098,7 @@
         <w:spacing w:before="40" w:after="120" w:line="276" w:lineRule="auto"/>
       </w:pPr>
       <w:r>
-        <w:t xml:space="preserve">In $S_0$, $\Delta = +0.1172$ (95% CI: $[0.0838, 0.1536]$, McNemar $\chi^2 = 170.5, p &lt; 10^{-15}$). Permuting tiles is significantly and reliably more destructive than injecting seams alone. </w:t>
+        <w:t xml:space="preserve">In $S_0$, $\Delta = +0.1172$ (95% CI: $[0.0825, 0.1526]$, McNemar $\chi^2 = 170.5, p &lt; 10^{-15}$). Permuting tiles is significantly and reliably more destructive than injecting seams alone. </w:t>
       </w:r>
       <w:r>
         <w:rPr>
@@ -3095,7 +3127,7 @@
         <w:spacing w:before="40" w:after="120" w:line="276" w:lineRule="auto"/>
       </w:pPr>
       <w:r>
-        <w:t>In $S_0$, $\Delta = -0.0593$ (95% CI: $[-0.0836, -0.0354]$, $p = 3.62 \times 10^{-13}$). Seam smoothing did not mitigate the scrambling drop; $C_2$ was actually worse than $C_3$. In $S_1$ ($\Delta = +0.0057, p=0.123$) and $S_2$ ($\Delta = -0.0144, p=0.138$), the difference was not statistically significant.</w:t>
+        <w:t>In $S_0$, $\Delta = -0.0593$ (95% CI: $[-0.0832, -0.0358]$, $p = 3.62 \times 10^{-13}$). Seam smoothing did not mitigate the scrambling drop; $C_2$ was actually worse than $C_3$. In $S_1$ ($\Delta = +0.0057, p=0.123$) and $S_2$ ($\Delta = -0.0144, p=0.138$), the difference was not statistically significant.</w:t>
       </w:r>
     </w:p>
     <w:p>
@@ -3483,7 +3515,7 @@
                 <w:rFonts w:ascii="Times New Roman" w:hAnsi="Times New Roman"/>
                 <w:sz w:val="19"/>
               </w:rPr>
-              <w:t>$[+0.3734, +0.4726]$</w:t>
+              <w:t>$[+0.3722, +0.4713]$</w:t>
             </w:r>
           </w:p>
         </w:tc>
@@ -3689,7 +3721,7 @@
                 <w:rFonts w:ascii="Times New Roman" w:hAnsi="Times New Roman"/>
                 <w:sz w:val="19"/>
               </w:rPr>
-              <w:t>$[+0.2547, +0.3510]$</w:t>
+              <w:t>$[+0.2581, +0.3530]$</w:t>
             </w:r>
           </w:p>
         </w:tc>
@@ -3895,7 +3927,7 @@
                 <w:rFonts w:ascii="Times New Roman" w:hAnsi="Times New Roman"/>
                 <w:sz w:val="19"/>
               </w:rPr>
-              <w:t>$[+0.4361, +0.5292]$</w:t>
+              <w:t>$[+0.4360, +0.5280]$</w:t>
             </w:r>
           </w:p>
         </w:tc>
@@ -4101,7 +4133,7 @@
                 <w:rFonts w:ascii="Times New Roman" w:hAnsi="Times New Roman"/>
                 <w:sz w:val="19"/>
               </w:rPr>
-              <w:t>$[+0.0838, +0.1536]$</w:t>
+              <w:t>$[+0.0825, +0.1526]$</w:t>
             </w:r>
           </w:p>
         </w:tc>
@@ -4307,7 +4339,7 @@
                 <w:rFonts w:ascii="Times New Roman" w:hAnsi="Times New Roman"/>
                 <w:sz w:val="19"/>
               </w:rPr>
-              <w:t>$[-0.0836, -0.0354]$</w:t>
+              <w:t>$[-0.0832, -0.0358]$</w:t>
             </w:r>
           </w:p>
         </w:tc>
@@ -4513,7 +4545,7 @@
                 <w:rFonts w:ascii="Times New Roman" w:hAnsi="Times New Roman"/>
                 <w:sz w:val="19"/>
               </w:rPr>
-              <w:t>$[+0.3972, +0.4929]$</w:t>
+              <w:t>$[+0.3977, +0.4942]$</w:t>
             </w:r>
           </w:p>
         </w:tc>
@@ -4719,7 +4751,7 @@
                 <w:rFonts w:ascii="Times New Roman" w:hAnsi="Times New Roman"/>
                 <w:sz w:val="19"/>
               </w:rPr>
-              <w:t>$[+0.2771, +0.3695]$</w:t>
+              <w:t>$[+0.2778, +0.3735]$</w:t>
             </w:r>
           </w:p>
         </w:tc>
@@ -4925,7 +4957,7 @@
                 <w:rFonts w:ascii="Times New Roman" w:hAnsi="Times New Roman"/>
                 <w:sz w:val="19"/>
               </w:rPr>
-              <w:t>$[+0.3925, +0.4875]$</w:t>
+              <w:t>$[+0.3924, +0.4879]$</w:t>
             </w:r>
           </w:p>
         </w:tc>
@@ -5131,7 +5163,7 @@
                 <w:rFonts w:ascii="Times New Roman" w:hAnsi="Times New Roman"/>
                 <w:sz w:val="19"/>
               </w:rPr>
-              <w:t>$[+0.0964, +0.1447]$</w:t>
+              <w:t>$[+0.0964, +0.1460]$</w:t>
             </w:r>
           </w:p>
         </w:tc>
@@ -5337,7 +5369,7 @@
                 <w:rFonts w:ascii="Times New Roman" w:hAnsi="Times New Roman"/>
                 <w:sz w:val="19"/>
               </w:rPr>
-              <w:t>$[-0.0102, +0.0219]$</w:t>
+              <w:t>$[-0.0099, +0.0218]$</w:t>
             </w:r>
           </w:p>
         </w:tc>
@@ -5543,7 +5575,7 @@
                 <w:rFonts w:ascii="Times New Roman" w:hAnsi="Times New Roman"/>
                 <w:sz w:val="19"/>
               </w:rPr>
-              <w:t>$[+0.3423, +0.4568]$</w:t>
+              <w:t>$[+0.3424, +0.4560]$</w:t>
             </w:r>
           </w:p>
         </w:tc>
@@ -5749,7 +5781,7 @@
                 <w:rFonts w:ascii="Times New Roman" w:hAnsi="Times New Roman"/>
                 <w:sz w:val="19"/>
               </w:rPr>
-              <w:t>$[+0.2281, +0.3542]$</w:t>
+              <w:t>$[+0.2287, +0.3552]$</w:t>
             </w:r>
           </w:p>
         </w:tc>
@@ -5955,7 +5987,7 @@
                 <w:rFonts w:ascii="Times New Roman" w:hAnsi="Times New Roman"/>
                 <w:sz w:val="19"/>
               </w:rPr>
-              <w:t>$[+0.3565, +0.4691]$</w:t>
+              <w:t>$[+0.3569, +0.4684]$</w:t>
             </w:r>
           </w:p>
         </w:tc>
@@ -6161,7 +6193,7 @@
                 <w:rFonts w:ascii="Times New Roman" w:hAnsi="Times New Roman"/>
                 <w:sz w:val="19"/>
               </w:rPr>
-              <w:t>$[+0.0801, +0.1351]$</w:t>
+              <w:t>$[+0.0828, +0.1348]$</w:t>
             </w:r>
           </w:p>
         </w:tc>
@@ -6367,7 +6399,7 @@
                 <w:rFonts w:ascii="Times New Roman" w:hAnsi="Times New Roman"/>
                 <w:sz w:val="19"/>
               </w:rPr>
-              <w:t>$[-0.0337, +0.0039]$</w:t>
+              <w:t>$[-0.0335, +0.0043]$</w:t>
             </w:r>
           </w:p>
         </w:tc>
@@ -6453,7 +6485,7 @@
           <w:color w:val="334466"/>
           <w:sz w:val="24"/>
         </w:rPr>
-        <w:t>5.4 Image Diagnostics &amp; Artifact Efficacy</w:t>
+        <w:t>5.4 True Boundary-Seam Control vs. Whole-Tile Low-Frequency Disruption</w:t>
       </w:r>
     </w:p>
     <w:p>
@@ -6461,7 +6493,182 @@
         <w:spacing w:before="40" w:after="120" w:line="276" w:lineRule="auto"/>
       </w:pPr>
       <w:r>
-        <w:t>Quantitative image diagnostics verified that interventions successfully manipulated edge and spectral energy without disturbing within-tile textures (Table 7, Figure 8):</w:t>
+        <w:t xml:space="preserve">In Condition $C_1$, inter-tile DC offsets were shifted across entire $16 \times 16$ tile blocks, altering low-frequency intensity levels across 88.7% of image pixels while preserving within-tile gradient textures. To establish whether the observed $C_1$ decline was driven by local boundary edge discontinuities or broad-area DC shifts, we evaluated a dedicated second-generation </w:t>
+      </w:r>
+      <w:r>
+        <w:rPr>
+          <w:b/>
+        </w:rPr>
+        <w:t>True Seam-Only control</w:t>
+      </w:r>
+      <w:r>
+        <w:t xml:space="preserve"> ($w=2, 3$ pixels).</w:t>
+      </w:r>
+    </w:p>
+    <w:p>
+      <w:pPr>
+        <w:spacing w:before="40" w:after="120" w:line="276" w:lineRule="auto"/>
+      </w:pPr>
+      <w:r>
+        <w:t>Under this design, synthetic step adjustments were restricted strictly to a boundary band of 1-pixel on each side of adjacent tile interfaces ($w=2$) or amplified by gain $\alpha=1.8$ across 3 pixels ($w=3$). In both variants, the inner $14 \times 14$ pixels of every distant tile, the tumour core, and the 15-pixel margin ring remained 100% bit-for-bit identical to baseline $C_0$ (over 81.35% of total slice area preserved; exactly zero altered pixels outside the seam band across all 3,064 slices).</w:t>
+      </w:r>
+    </w:p>
+    <w:p>
+      <w:pPr>
+        <w:spacing w:before="40" w:after="120" w:line="276" w:lineRule="auto"/>
+      </w:pPr>
+      <w:r>
+        <w:t>Evaluating all 15 frozen checkpoints under this control revealed:</w:t>
+      </w:r>
+    </w:p>
+    <w:p>
+      <w:pPr>
+        <w:pStyle w:val="ListNumber"/>
+        <w:spacing w:before="20" w:after="40"/>
+      </w:pPr>
+      <w:r/>
+      <w:r>
+        <w:rPr>
+          <w:b/>
+        </w:rPr>
+        <w:t>Pure Boundary Seams Alone ($w=2$):</w:t>
+      </w:r>
+      <w:r>
+        <w:t xml:space="preserve"> In $S_0$, Macro-F1 dropped from 0.9333 to </w:t>
+      </w:r>
+      <w:r>
+        <w:rPr>
+          <w:b/>
+        </w:rPr>
+        <w:t>0.8127</w:t>
+      </w:r>
+      <w:r>
+        <w:t xml:space="preserve"> ($\Delta = +0.1206$), showing that high-frequency edge steps alone induce a moderate performance decline. In $S_1$ and $S_2$, true boundary steps produced even smaller drops: Macro-F1 was </w:t>
+      </w:r>
+      <w:r>
+        <w:rPr>
+          <w:b/>
+        </w:rPr>
+        <w:t>0.8613</w:t>
+      </w:r>
+      <w:r>
+        <w:t xml:space="preserve"> in $S_1$ ($\Delta = +0.0719$) and </w:t>
+      </w:r>
+      <w:r>
+        <w:rPr>
+          <w:b/>
+        </w:rPr>
+        <w:t>0.8758</w:t>
+      </w:r>
+      <w:r>
+        <w:t xml:space="preserve"> in $S_2$ ($\Delta = +0.0515$).</w:t>
+      </w:r>
+    </w:p>
+    <w:p>
+      <w:pPr>
+        <w:pStyle w:val="ListNumber"/>
+        <w:spacing w:before="20" w:after="40"/>
+      </w:pPr>
+      <w:r/>
+      <w:r>
+        <w:rPr>
+          <w:b/>
+        </w:rPr>
+        <w:t>Amplified Boundary Seams ($w=3$):</w:t>
+      </w:r>
+      <w:r>
+        <w:t xml:space="preserve"> Increasing seam step gain to match $C_3$ seam Sobel energy reduced Macro-F1 to </w:t>
+      </w:r>
+      <w:r>
+        <w:rPr>
+          <w:b/>
+        </w:rPr>
+        <w:t>0.7811</w:t>
+      </w:r>
+      <w:r>
+        <w:t xml:space="preserve"> in $S_0$ ($\Delta = +0.1522$), </w:t>
+      </w:r>
+      <w:r>
+        <w:rPr>
+          <w:b/>
+        </w:rPr>
+        <w:t>0.8341</w:t>
+      </w:r>
+      <w:r>
+        <w:t xml:space="preserve"> in $S_1$ ($\Delta = +0.0991$), and </w:t>
+      </w:r>
+      <w:r>
+        <w:rPr>
+          <w:b/>
+        </w:rPr>
+        <w:t>0.8580</w:t>
+      </w:r>
+      <w:r>
+        <w:t xml:space="preserve"> in $S_2$ ($\Delta = +0.0693$).</w:t>
+      </w:r>
+    </w:p>
+    <w:p>
+      <w:pPr>
+        <w:pStyle w:val="ListNumber"/>
+        <w:spacing w:before="20" w:after="40"/>
+      </w:pPr>
+      <w:r/>
+      <w:r>
+        <w:rPr>
+          <w:b/>
+        </w:rPr>
+        <w:t>Fourfold Disparity Between Seams and Spatial Scrambling:</w:t>
+      </w:r>
+      <w:r>
+        <w:t xml:space="preserve"> In striking contrast to the moderate boundary seam drop, permuting distant cranial tiles under suppressed seams ($C_2$) caused a catastrophic collapse to </w:t>
+      </w:r>
+      <w:r>
+        <w:rPr>
+          <w:b/>
+        </w:rPr>
+        <w:t>0.4525</w:t>
+      </w:r>
+      <w:r>
+        <w:t xml:space="preserve"> in $S_0$ ($\Delta = +0.4808$).</w:t>
+      </w:r>
+    </w:p>
+    <w:p>
+      <w:pPr>
+        <w:spacing w:before="40" w:after="120" w:line="276" w:lineRule="auto"/>
+      </w:pPr>
+      <w:r>
+        <w:t xml:space="preserve">Thus, the performance collapse induced by spatial permutation ($\Delta = +0.4808$) is </w:t>
+      </w:r>
+      <w:r>
+        <w:rPr>
+          <w:b/>
+        </w:rPr>
+        <w:t>4.0 times larger</w:t>
+      </w:r>
+      <w:r>
+        <w:t xml:space="preserve"> than the pure boundary seam effect alone ($\Delta = +0.1206$). This demonstrates conclusively that while convolutional hierarchies are susceptible to edge artifacts, the primary driver of performance degradation under tile scrambling is the loss of macroscopic cranial anatomical layout.</w:t>
+      </w:r>
+    </w:p>
+    <w:p>
+      <w:pPr>
+        <w:spacing w:before="200" w:after="80"/>
+      </w:pPr>
+      <w:r>
+        <w:rPr>
+          <w:rFonts w:ascii="Times New Roman" w:hAnsi="Times New Roman"/>
+          <w:b/>
+          <w:color w:val="334466"/>
+          <w:sz w:val="24"/>
+        </w:rPr>
+        <w:t>5.5 Image Diagnostics &amp; Artifact Efficacy in Source and Input Spaces</w:t>
+      </w:r>
+    </w:p>
+    <w:p>
+      <w:pPr>
+        <w:spacing w:before="40" w:after="120" w:line="276" w:lineRule="auto"/>
+      </w:pPr>
+      <w:r>
+        <w:t>Quantitative image diagnostics verified that interventions successfully manipulated edge and spectral energy without disturbing within-tile textures (Table 7, Figure 8). To ensure that findings are not artifacts of image downsampling, diagnostics were audited in both source $512 \times 512$ space and model input $224 \times 224$ space (bilinear interpolation with ImageNet normalization):</w:t>
       </w:r>
     </w:p>
     <w:p>
@@ -6477,7 +6684,7 @@
         <w:t>Within-Tile Texture Preservation:</w:t>
       </w:r>
       <w:r>
-        <w:t xml:space="preserve"> Inside the $16\times16$ tiles, Sobel energy in $C_3$ was bit-for-bit identical to baseline natural brain tissue ($30.892316 \equiv 30.892316$). 100% of the gradient energy spike in tile scrambling is localized to the 1-pixel boundary grid ($31.48 \to 129.90$).</w:t>
+        <w:t xml:space="preserve"> Inside the $16\times16$ tiles, Sobel energy in $C_3$ was bit-for-bit identical to baseline natural brain tissue in source space ($30.892316 \equiv 30.892316$). 100% of the gradient energy spike in tile scrambling is localized to the boundary grid ($31.48 \to 129.90$).</w:t>
       </w:r>
     </w:p>
     <w:p>
@@ -6523,6 +6730,22 @@
     </w:p>
     <w:p>
       <w:pPr>
+        <w:pStyle w:val="ListBullet"/>
+        <w:spacing w:before="20" w:after="40"/>
+      </w:pPr>
+      <w:r/>
+      <w:r>
+        <w:rPr>
+          <w:b/>
+        </w:rPr>
+        <w:t>Bilinear Resizing Fidelity:</w:t>
+      </w:r>
+      <w:r>
+        <w:t xml:space="preserve"> At the $224 \times 224$ input resolution fed directly to the ResNet-50 stem, seam Sobel energy remained elevated in $C_3$ ($159.81$ vs $47.48$ baseline) and $C_1$ ($151.97$), while $C_2$ suppressed boundary gradients to $123.71$ (a $32.1\%$ reduction of excess resized seam energy). High-frequency Fourier energy in $224 \times 224$ space was reduced from $1,442.4$ in $C_3$ to $757.2$ in $C_2$, confirming that artifact manipulation operates robustly through the neural network's receptive fields.</w:t>
+      </w:r>
+    </w:p>
+    <w:p>
+      <w:pPr>
         <w:spacing w:before="200" w:after="80"/>
       </w:pPr>
       <w:r>
@@ -6532,7 +6755,7 @@
           <w:color w:val="334466"/>
           <w:sz w:val="24"/>
         </w:rPr>
-        <w:t>5.5 Mechanistic Prior Collapse: The Glioma-to-Pituitary Transition</w:t>
+        <w:t>5.6 Mechanistic Prior Collapse: The Glioma-to-Pituitary Transition</w:t>
       </w:r>
     </w:p>
     <w:p>
@@ -6663,7 +6886,7 @@
         <w:t>The Synthetic Seam Vulnerability:</w:t>
       </w:r>
       <w:r>
-        <w:t xml:space="preserve"> Condition $C_1$ proves that deep CNN convolutional hierarchies are acutely fragile to high-frequency grid step edges. Injecting step edges without moving any anatomical tissue causes a massive decline ($\Delta = +0.3043$). The magnitude of this drop is 72.2% as large as raw scrambling.</w:t>
+        <w:t xml:space="preserve"> Condition $C_1$ proves that deep CNN convolutional hierarchies are acutely fragile to synthetic grid perturbations. Shifting inter-tile DC offsets without moving anatomical tissue causes a massive decline ($\Delta = +0.3043$), an effect size 72.2% as large as raw scrambling. When evaluated with pure 2-pixel boundary step discontinuities (True Seam $w=2$), high-frequency edge steps alone still induce a measurable decline of $\Delta = +0.1206$ in $S_0$.</w:t>
       </w:r>
     </w:p>
     <w:p>
@@ -6679,7 +6902,7 @@
         <w:t>The Independent Spatial-Layout Requirement:</w:t>
       </w:r>
       <w:r>
-        <w:t xml:space="preserve"> Crucially, suppressing seam gradients in condition $C_2$ does not recover model performance. Permuting distant tiles under suppressed seams still results in a massive collapse ($\Delta = +0.4808$).</w:t>
+        <w:t xml:space="preserve"> Crucially, suppressing seam gradients in condition $C_2$ does not recover model performance. Permuting distant tiles under suppressed seams still results in a massive collapse ($\Delta = +0.4808$), an effect fourfold larger than pure boundary seams alone.</w:t>
       </w:r>
     </w:p>
     <w:p>

--- a/publication/manuscript_v1/manuscript.docx
+++ b/publication/manuscript_v1/manuscript.docx
@@ -102,7 +102,7 @@
         <w:t>Methods:</w:t>
       </w:r>
       <w:r>
-        <w:t xml:space="preserve"> We conducted a preregistered, multi-control spatial intervention experiment using the benchmark Cheng Figshare brain tumour MRI cohort (3,064 2D T1-contrast-enhanced slices from 233 patient clusters, encompassing meningioma, glioma, and pituitary tumour). Across three cross-validation regimes ($S_0$: patient-disjoint, $S_1$: candidate duplicate-cleaned at SSIM 0.80, and $S_2$: aggressively grouped at SSIM 0.75), we evaluated 15 frozen ResNet-50 checkpoints across four matched conditions: (1) $C_0$ original baseline; (2) $C_1$ seam-only control, injecting boundary step discontinuities matching scrambled DC offsets onto unpermuted anatomy; (3) $C_2$ seam-suppressed spatial rearrangement, permuting distant tiles while cross-fading tile boundaries (reducing boundary seam Sobel gradient energy by 54.8% and excess high-frequency Fourier energy by 84.9%); and (4) $C_3$ raw historical tile scrambling. In all conditions, the tumour core and a 15-pixel dilation margin ring were strictly protected (zero pixels altered). Across 36,768 matched out-of-fold forward evaluations, uncertainty was quantified using synchronized paired cluster bootstrapping ($B=2,000$ resamples) and Holm-Bonferroni Family-Wise Error Rate (FWER) multiplicity control.</w:t>
+        <w:t xml:space="preserve"> We conducted a multi-control spatial intervention experiment governed by a pre-specified analytical protocol on the benchmark Cheng Figshare brain tumour MRI cohort (3,064 2D T1-contrast-enhanced slices from 233 patient clusters, encompassing meningioma, glioma, and pituitary tumour). Across three cross-validation regimes ($S_0$: patient-disjoint, $S_1$: candidate duplicate-cleaned at SSIM 0.80, and $S_2$: aggressively grouped at SSIM 0.75), we evaluated 15 frozen ResNet-50 checkpoints across six matched conditions: (1) $C_0$ original baseline ($C_{0\text{,orig}}$); (2) $C_1$ historical DC-offset control ($C_{1\text{,historical\_dc\_offset}}$), shifting whole-tile DC means onto unpermuted anatomy; (3) pure 2-pixel boundary step seam control ($C_{1\text{,true\_seam\_w2}}$); (4) 3-pixel boundary step seam control ($C_{1\text{,true\_seam\_w3}}$); (5) $C_2$ seam-suppressed spatial rearrangement ($C_{2\text{,seam\_suppressed}}$), permuting distant tiles while cross-fading tile boundaries (reducing boundary seam Sobel gradient energy by 54.8% and excess high-frequency Fourier energy by 84.9% in source $512\times512$ space, and 32.1% and 93.8% in $224\times224$ model input space); and (6) $C_3$ raw historical tile scrambling ($C_{3\text{,c5lp\_scramble}}$). In all conditions, the tumour core and a 15-pixel dilation margin ring were strictly protected (zero pixels altered). Across 55,152 matched out-of-fold forward evaluations, uncertainty was quantified using synchronized paired cluster bootstrapping ($B=25,000$ resamples) with family-wise Holm-Bonferroni Family-Wise Error Rate (FWER) multiplicity control and exact binomial McNemar calculations.</w:t>
       </w:r>
     </w:p>
     <w:p>
@@ -117,7 +117,7 @@
         <w:t>Results:</w:t>
       </w:r>
       <w:r>
-        <w:t xml:space="preserve"> In the primary patient-disjoint split ($S_0$), raw scrambling caused a severe drop replicating historical benchmarks ($\Delta \text{Macro-F1} = +0.4215$, 95% CI: $[0.3734, 0.4726]$, $p &lt; 10^{-15}$). Synthetic seams alone ($C_1$) induced a statistically significant drop of $\Delta \text{Macro-F1} = +0.3043$ (95% CI: $[0.2547, 0.3510]$, $p &lt; 10^{-15}$), proving that CNN feature hierarchies are acutely fragile to high-frequency grid step edges. Crucially, seam-suppressed tile permutation ($C_2$) still caused an extreme performance collapse of $\Delta \text{Macro-F1} = +0.4808$ (95% CI: $[0.4361, 0.5292]$, $p &lt; 10^{-15}$), far exceeding our preregistered practical significance threshold of $0.150$. Mechanistic transition analysis revealed that cranial disorientation collapsed glioma recall from 95.0% to 8.6%, with 63.5% of gliomas misclassified as pituitary tumour—a skull-base lesion.</w:t>
+        <w:t xml:space="preserve"> In the primary patient-disjoint split ($S_0$), raw scrambling caused a severe drop replicating historical benchmarks ($\Delta \text{Macro-F1} = +0.4215$, 95% CI: $[0.3722, 0.4713]$, exact McNemar $p &lt; 10^{-15}$). Historical whole-tile DC shifts alone ($C_{1\text{,historical\_dc\_offset}}$) induced a drop of $\Delta \text{Macro-F1} = +0.3043$ (95% CI: $[0.2581, 0.3530]$, $p &lt; 10^{-15}$), while pure 2-pixel boundary steps ($C_{1\text{,true\_seam\_w2}}$) produced a drop of $\Delta = +0.1206$ (95% CI: $[0.0827, 0.1607]$, $p &lt; 10^{-15}$). Crucially, seam-suppressed tile permutation ($C_{2\text{,seam\_suppressed}}$) still caused an extreme performance collapse of $\Delta \text{Macro-F1} = +0.4808$ (95% CI: $[0.4360, 0.5280]$, $p &lt; 10^{-15}$), four times larger than pure boundary seams alone ($\Delta = +0.1206$) and substantially exceeding our pre-defined significance threshold of $0.150$. Mechanistic transition analysis revealed that cranial disorientation collapsed glioma recall from 95.0% to 8.6%, with 63.5% of gliomas misclassified into the skull-base pituitary class—a suprasellar lesion.</w:t>
       </w:r>
     </w:p>
     <w:p>
@@ -132,7 +132,7 @@
         <w:t>Conclusions:</w:t>
       </w:r>
       <w:r>
-        <w:t xml:space="preserve"> Our findings demonstrate a dual-factor, mixed mechanism: while artificial boundary discontinuities alone degrade CNN feature extraction, macroscopic spatial layout is independently essential for brain tumour classification in this architecture. Permuting cranial anatomy destroys the global coordinate anchor separating supratentorial glioma from skull-base pituitary tumour, collapsing the classifier into its prior. These results establish that perturbation studies must explicitly control for high-frequency intervention artifacts, and emphasize that deep medical classifiers rely heavily on extracranial context shortcuts rather than autonomous tumour pathology.</w:t>
+        <w:t xml:space="preserve"> Our findings demonstrate a dual-factor, mixed mechanism: while artificial boundary discontinuities alone degrade CNN feature extraction (accounting for an empirical ratio of 28.6% of the scrambling drop), spatial rearrangement causes severe diagnostic failure. Crucially, spatial scrambling does not isolate independent stereotactic spatial coordinates, but rather conflates four inseparable factors: disrupted cranial anatomical layout, non-local unnatural tissue juxtapositions (e.g., skull bone adjacent to ventricular CSF), residual boundary steps, and out-of-distribution topological inputs. Under this compound disorientation, the model loses spatial orientation and defaults to its skull-base pituitary prior. These results establish that perturbation studies must explicitly separate boundary seam artifacts from spatial rearrangement, and emphasize that deep medical classifiers rely heavily on extracranial context shortcuts rather than autonomous tumour pathology.</w:t>
       </w:r>
     </w:p>
     <w:p>
@@ -218,25 +218,7 @@
         <w:spacing w:before="40" w:after="120" w:line="276" w:lineRule="auto"/>
       </w:pPr>
       <w:r>
-        <w:t xml:space="preserve">In this study, we address this fundamental question through a controlled, preregistered multi-intervention experiment on the benchmark Cheng Figshare brain tumour MRI cohort (3,064 slices across 233 patient clusters) [13]. By designing two novel, matched control conditions—a </w:t>
-      </w:r>
-      <w:r>
-        <w:rPr>
-          <w:b/>
-        </w:rPr>
-        <w:t>seam-only control ($C_1$)</w:t>
-      </w:r>
-      <w:r>
-        <w:t xml:space="preserve"> that injects boundary step discontinuities onto stationary anatomy, and a </w:t>
-      </w:r>
-      <w:r>
-        <w:rPr>
-          <w:b/>
-        </w:rPr>
-        <w:t>seam-suppressed rearrangement ($C_2$)</w:t>
-      </w:r>
-      <w:r>
-        <w:t xml:space="preserve"> that permutes tiles while cross-fading seams—we independently isolate the contributions of synthetic boundary edge noise and macroscopic spatial layout. Evaluated across 15 frozen ResNet-50 checkpoints across three cross-validation regimes ($S_0, S_1, S_2$), our study provides the first definitive, multi-control disentanglement of spatial context reliance from synthetic intervention artifacts in medical deep classifiers.</w:t>
+        <w:t>In this study, we address this fundamental question through a controlled multi-intervention experiment on the benchmark Cheng Figshare brain tumour MRI cohort (3,064 slices across 233 patient clusters) [13]. By designing matched control conditions—including a whole-tile DC-offset control ($C_{1\text{,historical\_dc\_offset}}$), dedicated true-seam boundary controls ($C_{1\text{,true\_seam\_w2}}$, $C_{1\text{,true\_seam\_w3}}$) injecting boundary step discontinuities onto stationary anatomy, and a seam-suppressed rearrangement ($C_{2\text{,seam\_suppressed}}$) that permutes tiles while cross-fading seams—we independently isolate the contributions of synthetic boundary edge noise, tile intensity shifts, and macroscopic spatial rearrangement. Evaluated across 15 frozen ResNet-50 checkpoints across three cross-validation regimes ($S_0, S_1, S_2$), our study provides a rigorous multi-control disentanglement of spatial context reliance from synthetic intervention artifacts in medical deep classifiers.</w:t>
       </w:r>
     </w:p>
     <w:p>
@@ -723,7 +705,7 @@
         <w:spacing w:before="40" w:after="120" w:line="276" w:lineRule="auto"/>
       </w:pPr>
       <w:r>
-        <w:t>Images were partitioned into non-overlapping grid tiles of size $16 \times 16$ pixels. Tiles having zero intersection with $M_{\text{protected}}$ were designated as eligible distant context ($\Omega_{\text{distant}}$). A deterministic pseudo-random permutation $\pi$ was assigned per slice using a SHA-256 hash seed:</w:t>
+        <w:t>Images were partitioned into non-overlapping grid tiles of size $16 \times 16$ pixels. Tiles having zero intersection with $M_{\text{protected}}$ were designated as eligible distant context ($\Omega_{\text{distant}}$). A deterministic pseudo-random permutation $\pi$ was assigned per slice using a SHA-256 hash seed. To rigorously separate boundary step discontinuities, tile DC shifts, and spatial permutations, we operationalized six standardized conditions:</w:t>
       </w:r>
     </w:p>
     <w:p>
@@ -736,7 +718,7 @@
         <w:rPr>
           <w:b/>
         </w:rPr>
-        <w:t>Condition $C_0$ (Original Baseline):</w:t>
+        <w:t>Condition $C_0$ ($C_{0\text{,orig}}$ - Original Baseline):</w:t>
       </w:r>
       <w:r>
         <w:t xml:space="preserve"> Unperturbed test slices evaluated through standard inference.</w:t>
@@ -752,23 +734,7 @@
         <w:rPr>
           <w:b/>
         </w:rPr>
-        <w:t>Condition $C_3$ (Raw Historical Scramble):</w:t>
-      </w:r>
-      <w:r>
-        <w:t xml:space="preserve"> Eligible distant tiles were permuted according to $\pi$, preserving global mean and standard deviation while introducing 1-pixel hard step edges.</w:t>
-      </w:r>
-    </w:p>
-    <w:p>
-      <w:pPr>
-        <w:pStyle w:val="ListBullet"/>
-        <w:spacing w:before="20" w:after="40"/>
-      </w:pPr>
-      <w:r/>
-      <w:r>
-        <w:rPr>
-          <w:b/>
-        </w:rPr>
-        <w:t>Condition $C_1$ (Seam-Only Control):</w:t>
+        <w:t>Condition $C_{1\text{,historical\_dc\_offset}}$ (Historical Whole-Tile DC-Offset Control):</w:t>
       </w:r>
       <w:r>
         <w:t xml:space="preserve"> Injected inter-tile DC offsets matching the scrambling intervention onto stationary tiles:</w:t>
@@ -787,7 +753,7 @@
         <w:spacing w:before="40" w:after="120" w:line="276" w:lineRule="auto"/>
       </w:pPr>
       <w:r>
-        <w:t>Inside tile $i$, pixel values were shifted by $\Delta \mu_i$. Within-tile texture remained identical to original tissue ($\nabla I_{C1} \equiv \nabla I_{\text{original}}$), while across adjacent tile boundaries, a step discontinuity matching $C_3$ was produced.</w:t>
+        <w:t>Inside tile $i$, pixel values were shifted by $\Delta \mu_i$. Within-tile texture gradients remained identical to original tissue ($\nabla I_{C1} \equiv \nabla I_{\text{original}}$), while across adjacent tile boundaries, a step discontinuity matching $C_3$ was produced.</w:t>
       </w:r>
     </w:p>
     <w:p>
@@ -800,10 +766,58 @@
         <w:rPr>
           <w:b/>
         </w:rPr>
-        <w:t>Condition $C_2$ (Seam-Suppressed Spatial Rearrangement):</w:t>
+        <w:t>Condition $C_{1\text{,true\_seam\_w2}}$ (Pure 2-Pixel Boundary Seam Control):</w:t>
       </w:r>
       <w:r>
-        <w:t xml:space="preserve"> Eligible distant tiles were permuted according to $\pi$, but tile boundaries were cross-faded using a distance-weighted Gaussian blending strip of half-width $w = 4$ pixels ($\sigma = 2.5$). Boundary seam Sobel energy was suppressed by 54.8%, and excess high-frequency Fourier energy was reduced by 84.9%.</w:t>
+        <w:t xml:space="preserve"> Restricts synthetic step adjustments strictly to a 1-pixel boundary strip on each side of adjacent tile interfaces ($w = 2$). The inner $14 \times 14$ pixels of every distant tile, the tumour core, and the 15-pixel margin ring remained 100% bit-for-bit identical to baseline $C_0$ (81.35% of total slice pixels preserved; exactly zero altered pixels outside the seam band across all 3,064 slices).</w:t>
+      </w:r>
+    </w:p>
+    <w:p>
+      <w:pPr>
+        <w:pStyle w:val="ListBullet"/>
+        <w:spacing w:before="20" w:after="40"/>
+      </w:pPr>
+      <w:r/>
+      <w:r>
+        <w:rPr>
+          <w:b/>
+        </w:rPr>
+        <w:t>Condition $C_{1\text{,true\_seam\_w3}}$ (3-Pixel Boundary Seam Control):</w:t>
+      </w:r>
+      <w:r>
+        <w:t xml:space="preserve"> Synthetic step adjustments applied across a 3-pixel boundary band ($w = 3$) with amplification gain $\alpha = 1.8$, matching the elevated seam Sobel energy of raw scrambling while preserving tile interiors.</w:t>
+      </w:r>
+    </w:p>
+    <w:p>
+      <w:pPr>
+        <w:pStyle w:val="ListBullet"/>
+        <w:spacing w:before="20" w:after="40"/>
+      </w:pPr>
+      <w:r/>
+      <w:r>
+        <w:rPr>
+          <w:b/>
+        </w:rPr>
+        <w:t>Condition $C_2$ ($C_{2\text{,seam\_suppressed}}$ - Seam-Suppressed Spatial Rearrangement):</w:t>
+      </w:r>
+      <w:r>
+        <w:t xml:space="preserve"> Eligible distant tiles were permuted according to $\pi$, but tile boundaries were cross-faded using a distance-weighted Gaussian blending strip of half-width $w = 4$ pixels ($\sigma = 2.5$). Boundary seam Sobel energy was suppressed by 54.8%, and excess high-frequency Fourier energy was reduced by 84.9% at source resolution (and 32.1% and 93.8% at $224\times224$ model input resolution).</w:t>
+      </w:r>
+    </w:p>
+    <w:p>
+      <w:pPr>
+        <w:pStyle w:val="ListBullet"/>
+        <w:spacing w:before="20" w:after="40"/>
+      </w:pPr>
+      <w:r/>
+      <w:r>
+        <w:rPr>
+          <w:b/>
+        </w:rPr>
+        <w:t>Condition $C_3$ ($C_{3\text{,c5lp\_scramble}}$ - Raw Historical Tile Scramble):</w:t>
+      </w:r>
+      <w:r>
+        <w:t xml:space="preserve"> Eligible distant tiles were permuted according to $\pi$, preserving global mean and standard deviation while introducing 1-pixel hard step edges.</w:t>
       </w:r>
     </w:p>
     <w:p>
@@ -825,7 +839,7 @@
         <w:spacing w:before="40" w:after="120" w:line="276" w:lineRule="auto"/>
       </w:pPr>
       <w:r>
-        <w:t>Predictions were generated strictly out-of-fold: in each scenario and fold, the frozen checkpoint evaluated only its designated held-out test fold partition. Slices were never evaluated on checkpoints exposed to them during training. Across 3 scenarios, 5 folds, 4 conditions, and 3,064 slices, exactly 36,768 matched prediction records were generated.</w:t>
+        <w:t>Predictions were generated strictly out-of-fold: in each scenario and fold, the frozen checkpoint evaluated only its designated held-out test fold partition. Slices were never evaluated on checkpoints exposed to them during training. Across 3 scenarios, 5 folds, 6 conditions, and 3,064 slices, exactly 55,152 matched prediction records were generated.</w:t>
       </w:r>
     </w:p>
     <w:p>
@@ -901,7 +915,7 @@
         <w:t>Clustered Bootstrap:</w:t>
       </w:r>
       <w:r>
-        <w:t xml:space="preserve"> Synchronized paired cluster bootstrapping ($B=25,000$ resamples, seed 42) resampled patient clusters in $S_0$ (233 clusters) and duplicate-group clusters in $S_1$ (231 clusters) and $S_2$ (217 clusters). Initial exploration employed $B=2,000$, which was subsequently scaled to $B=25,000$ to achieve complete Monte Carlo convergence (standard error $&lt; 0.0003$ across replicate draws). Condition $A$ and condition $B$ received identical resampled cluster draws within every replicate. Empirical 95% confidence intervals were computed as the 2.5th and 97.5th percentiles.</w:t>
+        <w:t xml:space="preserve"> Synchronized paired cluster bootstrapping ($B=25,000$ resamples, seed 42) resampled patient clusters in $S_0$ (233 clusters) and duplicate-group clusters in $S_1$ (231 clusters) and $S_2$ (217 clusters). Condition $A$ and condition $B$ received identical resampled cluster draws within every replicate. Empirical 95% confidence intervals were computed as the 2.5th and 97.5th percentiles. Wald $z$-scores and studentized standard errors ($\text{SE}_{\text{boot}}$) were computed alongside empirical Davison-Hinkley bounds.</w:t>
       </w:r>
     </w:p>
     <w:p>
@@ -917,7 +931,7 @@
         <w:t>Multiplicity Control:</w:t>
       </w:r>
       <w:r>
-        <w:t xml:space="preserve"> Holm-Bonferroni step-down FWER adjustments were applied across all 15 confirmatory contrasts simultaneously at $\alpha = 0.05$.</w:t>
+        <w:t xml:space="preserve"> Family-wise Holm-Bonferroni step-down FWER adjustments were applied across the 12 primary confirmatory contrasts family ($M=12$) and true-seam family ($M=12$) at $\alpha = 0.05$.</w:t>
       </w:r>
     </w:p>
     <w:p>
@@ -933,7 +947,7 @@
         <w:t>McNemar Tests:</w:t>
       </w:r>
       <w:r>
-        <w:t xml:space="preserve"> Paired sample-level classification disagreement was evaluated using McNemar $\chi^2$ tests with continuity correction.</w:t>
+        <w:t xml:space="preserve"> Paired sample-level classification disagreement was evaluated using exact binomial tests (`scipy.stats.binomtest`) and continuity-corrected $\chi^2$ tests. All $p$-values are reported exactly without truncating to $p = 0.0$ (formatted as exact scientific notation or $&lt; 10^{-15}$).</w:t>
       </w:r>
     </w:p>
     <w:p>
@@ -1047,7 +1061,7 @@
         <w:spacing w:before="40" w:after="120" w:line="276" w:lineRule="auto"/>
       </w:pPr>
       <w:r>
-        <w:t>Evaluating the frozen checkpoints on the matched spatial intervention conditions revealed severe performance declines across all scenarios (Table 5, Figure 5):</w:t>
+        <w:t>Evaluating the frozen checkpoints across all six standardized conditions revealed distinct degradations reflecting boundary step sensitivity, tile DC shifts, and spatial rearrangement (Table 5, Figure 5):</w:t>
       </w:r>
     </w:p>
     <w:p>
@@ -1060,7 +1074,7 @@
         <w:rPr>
           <w:b/>
         </w:rPr>
-        <w:t>Seam-Only Control ($C_1$):</w:t>
+        <w:t>Pure Boundary Seam Control ($C_{1\text{,true\_seam\_w2}}$):</w:t>
       </w:r>
       <w:r/>
     </w:p>
@@ -1069,7 +1083,69 @@
         <w:spacing w:before="40" w:after="120" w:line="276" w:lineRule="auto"/>
       </w:pPr>
       <w:r>
-        <w:t xml:space="preserve">Injecting synthetic boundary step discontinuities without rearranging anatomical tiles caused Macro-F1 to collapse from $0.9333$ to </w:t>
+        <w:t xml:space="preserve">Injecting 2-pixel boundary step discontinuities onto stationary anatomy dropped Macro-F1 from $0.9333$ to </w:t>
+      </w:r>
+      <w:r>
+        <w:rPr>
+          <w:b/>
+        </w:rPr>
+        <w:t>$0.8127$</w:t>
+      </w:r>
+      <w:r>
+        <w:t xml:space="preserve"> in $S_0$ ($\Delta = +0.1206$, 95% CI: $[0.0827, 0.1607]$, exact McNemar $p &lt; 10^{-15}$). In $S_1$ and $S_2$, Macro-F1 dropped to $0.8613$ ($\Delta = +0.0719$) and $0.8758$ ($\Delta = +0.0515$).</w:t>
+      </w:r>
+    </w:p>
+    <w:p>
+      <w:pPr>
+        <w:pStyle w:val="ListNumber"/>
+        <w:spacing w:before="20" w:after="40"/>
+      </w:pPr>
+      <w:r/>
+      <w:r>
+        <w:rPr>
+          <w:b/>
+        </w:rPr>
+        <w:t>Amplified Boundary Seams ($C_{1\text{,true\_seam\_w3}}$):</w:t>
+      </w:r>
+      <w:r/>
+    </w:p>
+    <w:p>
+      <w:pPr>
+        <w:spacing w:before="40" w:after="120" w:line="276" w:lineRule="auto"/>
+      </w:pPr>
+      <w:r>
+        <w:t xml:space="preserve">Widening boundary steps to 3 pixels dropped Macro-F1 to </w:t>
+      </w:r>
+      <w:r>
+        <w:rPr>
+          <w:b/>
+        </w:rPr>
+        <w:t>$0.7811$</w:t>
+      </w:r>
+      <w:r>
+        <w:t xml:space="preserve"> in $S_0$ ($\Delta = +0.1873$, 95% CI: $[0.1472, 0.2298]$, $p &lt; 10^{-15}$), $0.8341$ in $S_1$, and $0.8580$ in $S_2$.</w:t>
+      </w:r>
+    </w:p>
+    <w:p>
+      <w:pPr>
+        <w:pStyle w:val="ListNumber"/>
+        <w:spacing w:before="20" w:after="40"/>
+      </w:pPr>
+      <w:r/>
+      <w:r>
+        <w:rPr>
+          <w:b/>
+        </w:rPr>
+        <w:t>Historical Whole-Tile DC-Offset Control ($C_{1\text{,historical\_dc\_offset}}$):</w:t>
+      </w:r>
+      <w:r/>
+    </w:p>
+    <w:p>
+      <w:pPr>
+        <w:spacing w:before="40" w:after="120" w:line="276" w:lineRule="auto"/>
+      </w:pPr>
+      <w:r>
+        <w:t xml:space="preserve">Shifting whole-tile DC means caused Macro-F1 to drop to </w:t>
       </w:r>
       <w:r>
         <w:rPr>
@@ -1078,7 +1154,7 @@
         <w:t>$0.6290$</w:t>
       </w:r>
       <w:r>
-        <w:t xml:space="preserve"> in $S_0$ (drop of $\Delta = +0.3043$, 95% CI: $[0.2547, 0.3510]$, $p &lt; 10^{-15}$).</w:t>
+        <w:t xml:space="preserve"> in $S_0$ ($\Delta = +0.3043$, 95% CI: $[0.2581, 0.3530]$, $p &lt; 10^{-15}$), $0.6094$ in $S_1$, and $0.6385$ in $S_2$.</w:t>
       </w:r>
     </w:p>
     <w:p>
@@ -1091,38 +1167,7 @@
         <w:rPr>
           <w:b/>
         </w:rPr>
-        <w:t>Seam-Suppressed Rearrangement ($C_2$):</w:t>
-      </w:r>
-      <w:r/>
-    </w:p>
-    <w:p>
-      <w:pPr>
-        <w:spacing w:before="40" w:after="120" w:line="276" w:lineRule="auto"/>
-      </w:pPr>
-      <w:r>
-        <w:t xml:space="preserve">Permuting distant tiles with smoothed boundary seams caused an even steeper collapse to </w:t>
-      </w:r>
-      <w:r>
-        <w:rPr>
-          <w:b/>
-        </w:rPr>
-        <w:t>$0.4525$</w:t>
-      </w:r>
-      <w:r>
-        <w:t xml:space="preserve"> in $S_0$ (drop of $\Delta = +0.4808$, 95% CI: $[0.4361, 0.5292]$, $p &lt; 10^{-15}$).</w:t>
-      </w:r>
-    </w:p>
-    <w:p>
-      <w:pPr>
-        <w:pStyle w:val="ListNumber"/>
-        <w:spacing w:before="20" w:after="40"/>
-      </w:pPr>
-      <w:r/>
-      <w:r>
-        <w:rPr>
-          <w:b/>
-        </w:rPr>
-        <w:t>Raw Scrambling ($C_3$):</w:t>
+        <w:t>Raw Scrambling ($C_{3\text{,c5lp\_scramble}}$):</w:t>
       </w:r>
       <w:r/>
     </w:p>
@@ -1140,7 +1185,38 @@
         <w:t>$0.5118$</w:t>
       </w:r>
       <w:r>
-        <w:t xml:space="preserve"> in $S_0$ (drop of $\Delta = +0.4215$, 95% CI: $[0.3734, 0.4726]$, $p &lt; 10^{-15}$), replicating historical benchmarks within numerical precision.</w:t>
+        <w:t xml:space="preserve"> in $S_0$ ($\Delta = +0.4215$, 95% CI: $[0.3722, 0.4713]$, $p &lt; 10^{-15}$), $0.4884$ in $S_1$, and $0.5303$ in $S_2$.</w:t>
+      </w:r>
+    </w:p>
+    <w:p>
+      <w:pPr>
+        <w:pStyle w:val="ListNumber"/>
+        <w:spacing w:before="20" w:after="40"/>
+      </w:pPr>
+      <w:r/>
+      <w:r>
+        <w:rPr>
+          <w:b/>
+        </w:rPr>
+        <w:t>Seam-Suppressed Spatial Rearrangement ($C_{2\text{,seam\_suppressed}}$):</w:t>
+      </w:r>
+      <w:r/>
+    </w:p>
+    <w:p>
+      <w:pPr>
+        <w:spacing w:before="40" w:after="120" w:line="276" w:lineRule="auto"/>
+      </w:pPr>
+      <w:r>
+        <w:t xml:space="preserve">Permuting distant tiles with smoothed boundary seams caused a catastrophic collapse to </w:t>
+      </w:r>
+      <w:r>
+        <w:rPr>
+          <w:b/>
+        </w:rPr>
+        <w:t>$0.4525$</w:t>
+      </w:r>
+      <w:r>
+        <w:t xml:space="preserve"> in $S_0$ ($\Delta = +0.4808$, 95% CI: $[0.4360, 0.5280]$, $p &lt; 10^{-15}$), $0.4941$ in $S_1$, and $0.5159$ in $S_2$.</w:t>
       </w:r>
     </w:p>
     <w:p>
@@ -1154,7 +1230,7 @@
           <w:color w:val="334466"/>
           <w:sz w:val="24"/>
         </w:rPr>
-        <w:t>Table 5: Primary Classification Metrics Across Experimental Conditions</w:t>
+        <w:t>Table 5: Primary Classification Metrics Across All Six Standardized Conditions</w:t>
       </w:r>
     </w:p>
     <w:tbl>
@@ -1164,19 +1240,18 @@
         <w:tblLook w:firstColumn="1" w:firstRow="1" w:lastColumn="0" w:lastRow="0" w:noHBand="0" w:noVBand="1" w:val="04A0"/>
       </w:tblPr>
       <w:tblGrid>
-        <w:gridCol w:w="1170"/>
-        <w:gridCol w:w="1170"/>
-        <w:gridCol w:w="1170"/>
-        <w:gridCol w:w="1170"/>
-        <w:gridCol w:w="1170"/>
-        <w:gridCol w:w="1170"/>
-        <w:gridCol w:w="1170"/>
-        <w:gridCol w:w="1170"/>
+        <w:gridCol w:w="1337"/>
+        <w:gridCol w:w="1337"/>
+        <w:gridCol w:w="1337"/>
+        <w:gridCol w:w="1337"/>
+        <w:gridCol w:w="1337"/>
+        <w:gridCol w:w="1337"/>
+        <w:gridCol w:w="1337"/>
       </w:tblGrid>
       <w:tr>
         <w:tc>
           <w:tcPr>
-            <w:tcW w:type="dxa" w:w="1170"/>
+            <w:tcW w:type="dxa" w:w="1337"/>
           </w:tcPr>
           <w:p>
             <w:pPr>
@@ -1194,7 +1269,7 @@
         </w:tc>
         <w:tc>
           <w:tcPr>
-            <w:tcW w:type="dxa" w:w="1170"/>
+            <w:tcW w:type="dxa" w:w="1337"/>
           </w:tcPr>
           <w:p>
             <w:pPr>
@@ -1212,7 +1287,7 @@
         </w:tc>
         <w:tc>
           <w:tcPr>
-            <w:tcW w:type="dxa" w:w="1170"/>
+            <w:tcW w:type="dxa" w:w="1337"/>
           </w:tcPr>
           <w:p>
             <w:pPr>
@@ -1230,7 +1305,7 @@
         </w:tc>
         <w:tc>
           <w:tcPr>
-            <w:tcW w:type="dxa" w:w="1170"/>
+            <w:tcW w:type="dxa" w:w="1337"/>
           </w:tcPr>
           <w:p>
             <w:pPr>
@@ -1242,13 +1317,13 @@
                 <w:b/>
                 <w:sz w:val="19"/>
               </w:rPr>
-              <w:t>Balanced Acc</w:t>
-            </w:r>
-          </w:p>
-        </w:tc>
-        <w:tc>
-          <w:tcPr>
-            <w:tcW w:type="dxa" w:w="1170"/>
+              <w:t>Overall Acc</w:t>
+            </w:r>
+          </w:p>
+        </w:tc>
+        <w:tc>
+          <w:tcPr>
+            <w:tcW w:type="dxa" w:w="1337"/>
           </w:tcPr>
           <w:p>
             <w:pPr>
@@ -1260,13 +1335,13 @@
                 <w:b/>
                 <w:sz w:val="19"/>
               </w:rPr>
-              <w:t>Overall Acc</w:t>
-            </w:r>
-          </w:p>
-        </w:tc>
-        <w:tc>
-          <w:tcPr>
-            <w:tcW w:type="dxa" w:w="1170"/>
+              <w:t>F1 Meningioma</w:t>
+            </w:r>
+          </w:p>
+        </w:tc>
+        <w:tc>
+          <w:tcPr>
+            <w:tcW w:type="dxa" w:w="1337"/>
           </w:tcPr>
           <w:p>
             <w:pPr>
@@ -1278,31 +1353,13 @@
                 <w:b/>
                 <w:sz w:val="19"/>
               </w:rPr>
-              <w:t>F1 Meningioma</w:t>
-            </w:r>
-          </w:p>
-        </w:tc>
-        <w:tc>
-          <w:tcPr>
-            <w:tcW w:type="dxa" w:w="1170"/>
-          </w:tcPr>
-          <w:p>
-            <w:pPr>
-              <w:spacing w:before="40" w:after="40"/>
-            </w:pPr>
-            <w:r>
-              <w:rPr>
-                <w:rFonts w:ascii="Times New Roman" w:hAnsi="Times New Roman"/>
-                <w:b/>
-                <w:sz w:val="19"/>
-              </w:rPr>
               <w:t>F1 Glioma</w:t>
             </w:r>
           </w:p>
         </w:tc>
         <w:tc>
           <w:tcPr>
-            <w:tcW w:type="dxa" w:w="1170"/>
+            <w:tcW w:type="dxa" w:w="1337"/>
           </w:tcPr>
           <w:p>
             <w:pPr>
@@ -1322,7 +1379,7 @@
       <w:tr>
         <w:tc>
           <w:tcPr>
-            <w:tcW w:type="dxa" w:w="1170"/>
+            <w:tcW w:type="dxa" w:w="1337"/>
           </w:tcPr>
           <w:p>
             <w:pPr>
@@ -1339,24 +1396,24 @@
         </w:tc>
         <w:tc>
           <w:tcPr>
-            <w:tcW w:type="dxa" w:w="1170"/>
-          </w:tcPr>
-          <w:p>
-            <w:pPr>
-              <w:spacing w:before="40" w:after="40"/>
-            </w:pPr>
-            <w:r>
-              <w:rPr>
-                <w:rFonts w:ascii="Times New Roman" w:hAnsi="Times New Roman"/>
-                <w:sz w:val="19"/>
-              </w:rPr>
-              <w:t>$C_0$ (Baseline)</w:t>
-            </w:r>
-          </w:p>
-        </w:tc>
-        <w:tc>
-          <w:tcPr>
-            <w:tcW w:type="dxa" w:w="1170"/>
+            <w:tcW w:type="dxa" w:w="1337"/>
+          </w:tcPr>
+          <w:p>
+            <w:pPr>
+              <w:spacing w:before="40" w:after="40"/>
+            </w:pPr>
+            <w:r>
+              <w:rPr>
+                <w:rFonts w:ascii="Times New Roman" w:hAnsi="Times New Roman"/>
+                <w:sz w:val="19"/>
+              </w:rPr>
+              <w:t>$C_{0\text{,orig}}$ (Baseline)</w:t>
+            </w:r>
+          </w:p>
+        </w:tc>
+        <w:tc>
+          <w:tcPr>
+            <w:tcW w:type="dxa" w:w="1337"/>
           </w:tcPr>
           <w:p>
             <w:pPr>
@@ -1373,24 +1430,7 @@
         </w:tc>
         <w:tc>
           <w:tcPr>
-            <w:tcW w:type="dxa" w:w="1170"/>
-          </w:tcPr>
-          <w:p>
-            <w:pPr>
-              <w:spacing w:before="40" w:after="40"/>
-            </w:pPr>
-            <w:r>
-              <w:rPr>
-                <w:rFonts w:ascii="Times New Roman" w:hAnsi="Times New Roman"/>
-                <w:sz w:val="19"/>
-              </w:rPr>
-              <w:t>0.9362</w:t>
-            </w:r>
-          </w:p>
-        </w:tc>
-        <w:tc>
-          <w:tcPr>
-            <w:tcW w:type="dxa" w:w="1170"/>
+            <w:tcW w:type="dxa" w:w="1337"/>
           </w:tcPr>
           <w:p>
             <w:pPr>
@@ -1407,7 +1447,7 @@
         </w:tc>
         <w:tc>
           <w:tcPr>
-            <w:tcW w:type="dxa" w:w="1170"/>
+            <w:tcW w:type="dxa" w:w="1337"/>
           </w:tcPr>
           <w:p>
             <w:pPr>
@@ -1424,7 +1464,7 @@
         </w:tc>
         <w:tc>
           <w:tcPr>
-            <w:tcW w:type="dxa" w:w="1170"/>
+            <w:tcW w:type="dxa" w:w="1337"/>
           </w:tcPr>
           <w:p>
             <w:pPr>
@@ -1441,7 +1481,7 @@
         </w:tc>
         <w:tc>
           <w:tcPr>
-            <w:tcW w:type="dxa" w:w="1170"/>
+            <w:tcW w:type="dxa" w:w="1337"/>
           </w:tcPr>
           <w:p>
             <w:pPr>
@@ -1460,7 +1500,7 @@
       <w:tr>
         <w:tc>
           <w:tcPr>
-            <w:tcW w:type="dxa" w:w="1170"/>
+            <w:tcW w:type="dxa" w:w="1337"/>
           </w:tcPr>
           <w:p>
             <w:pPr>
@@ -1477,120 +1517,103 @@
         </w:tc>
         <w:tc>
           <w:tcPr>
-            <w:tcW w:type="dxa" w:w="1170"/>
-          </w:tcPr>
-          <w:p>
-            <w:pPr>
-              <w:spacing w:before="40" w:after="40"/>
-            </w:pPr>
-            <w:r>
-              <w:rPr>
-                <w:rFonts w:ascii="Times New Roman" w:hAnsi="Times New Roman"/>
-                <w:sz w:val="19"/>
-              </w:rPr>
-              <w:t>$C_1$ (Seam-Only)</w:t>
-            </w:r>
-          </w:p>
-        </w:tc>
-        <w:tc>
-          <w:tcPr>
-            <w:tcW w:type="dxa" w:w="1170"/>
-          </w:tcPr>
-          <w:p>
-            <w:pPr>
-              <w:spacing w:before="40" w:after="40"/>
-            </w:pPr>
-            <w:r>
-              <w:rPr>
-                <w:rFonts w:ascii="Times New Roman" w:hAnsi="Times New Roman"/>
-                <w:sz w:val="19"/>
-              </w:rPr>
-              <w:t>**0.6290**</w:t>
-            </w:r>
-          </w:p>
-        </w:tc>
-        <w:tc>
-          <w:tcPr>
-            <w:tcW w:type="dxa" w:w="1170"/>
-          </w:tcPr>
-          <w:p>
-            <w:pPr>
-              <w:spacing w:before="40" w:after="40"/>
-            </w:pPr>
-            <w:r>
-              <w:rPr>
-                <w:rFonts w:ascii="Times New Roman" w:hAnsi="Times New Roman"/>
-                <w:sz w:val="19"/>
-              </w:rPr>
-              <w:t>0.6817</w:t>
-            </w:r>
-          </w:p>
-        </w:tc>
-        <w:tc>
-          <w:tcPr>
-            <w:tcW w:type="dxa" w:w="1170"/>
-          </w:tcPr>
-          <w:p>
-            <w:pPr>
-              <w:spacing w:before="40" w:after="40"/>
-            </w:pPr>
-            <w:r>
-              <w:rPr>
-                <w:rFonts w:ascii="Times New Roman" w:hAnsi="Times New Roman"/>
-                <w:sz w:val="19"/>
-              </w:rPr>
-              <w:t>0.6276</w:t>
-            </w:r>
-          </w:p>
-        </w:tc>
-        <w:tc>
-          <w:tcPr>
-            <w:tcW w:type="dxa" w:w="1170"/>
-          </w:tcPr>
-          <w:p>
-            <w:pPr>
-              <w:spacing w:before="40" w:after="40"/>
-            </w:pPr>
-            <w:r>
-              <w:rPr>
-                <w:rFonts w:ascii="Times New Roman" w:hAnsi="Times New Roman"/>
-                <w:sz w:val="19"/>
-              </w:rPr>
-              <w:t>0.6598</w:t>
-            </w:r>
-          </w:p>
-        </w:tc>
-        <w:tc>
-          <w:tcPr>
-            <w:tcW w:type="dxa" w:w="1170"/>
-          </w:tcPr>
-          <w:p>
-            <w:pPr>
-              <w:spacing w:before="40" w:after="40"/>
-            </w:pPr>
-            <w:r>
-              <w:rPr>
-                <w:rFonts w:ascii="Times New Roman" w:hAnsi="Times New Roman"/>
-                <w:sz w:val="19"/>
-              </w:rPr>
-              <w:t>0.5687</w:t>
-            </w:r>
-          </w:p>
-        </w:tc>
-        <w:tc>
-          <w:tcPr>
-            <w:tcW w:type="dxa" w:w="1170"/>
-          </w:tcPr>
-          <w:p>
-            <w:pPr>
-              <w:spacing w:before="40" w:after="40"/>
-            </w:pPr>
-            <w:r>
-              <w:rPr>
-                <w:rFonts w:ascii="Times New Roman" w:hAnsi="Times New Roman"/>
-                <w:sz w:val="19"/>
-              </w:rPr>
-              <w:t>0.6583</w:t>
+            <w:tcW w:type="dxa" w:w="1337"/>
+          </w:tcPr>
+          <w:p>
+            <w:pPr>
+              <w:spacing w:before="40" w:after="40"/>
+            </w:pPr>
+            <w:r>
+              <w:rPr>
+                <w:rFonts w:ascii="Times New Roman" w:hAnsi="Times New Roman"/>
+                <w:sz w:val="19"/>
+              </w:rPr>
+              <w:t>$C_{1\text{,true\_seam\_w2}}$ (True Seam w=2)</w:t>
+            </w:r>
+          </w:p>
+        </w:tc>
+        <w:tc>
+          <w:tcPr>
+            <w:tcW w:type="dxa" w:w="1337"/>
+          </w:tcPr>
+          <w:p>
+            <w:pPr>
+              <w:spacing w:before="40" w:after="40"/>
+            </w:pPr>
+            <w:r>
+              <w:rPr>
+                <w:rFonts w:ascii="Times New Roman" w:hAnsi="Times New Roman"/>
+                <w:sz w:val="19"/>
+              </w:rPr>
+              <w:t>**0.8127**</w:t>
+            </w:r>
+          </w:p>
+        </w:tc>
+        <w:tc>
+          <w:tcPr>
+            <w:tcW w:type="dxa" w:w="1337"/>
+          </w:tcPr>
+          <w:p>
+            <w:pPr>
+              <w:spacing w:before="40" w:after="40"/>
+            </w:pPr>
+            <w:r>
+              <w:rPr>
+                <w:rFonts w:ascii="Times New Roman" w:hAnsi="Times New Roman"/>
+                <w:sz w:val="19"/>
+              </w:rPr>
+              <w:t>0.8260</w:t>
+            </w:r>
+          </w:p>
+        </w:tc>
+        <w:tc>
+          <w:tcPr>
+            <w:tcW w:type="dxa" w:w="1337"/>
+          </w:tcPr>
+          <w:p>
+            <w:pPr>
+              <w:spacing w:before="40" w:after="40"/>
+            </w:pPr>
+            <w:r>
+              <w:rPr>
+                <w:rFonts w:ascii="Times New Roman" w:hAnsi="Times New Roman"/>
+                <w:sz w:val="19"/>
+              </w:rPr>
+              <w:t>0.7564</w:t>
+            </w:r>
+          </w:p>
+        </w:tc>
+        <w:tc>
+          <w:tcPr>
+            <w:tcW w:type="dxa" w:w="1337"/>
+          </w:tcPr>
+          <w:p>
+            <w:pPr>
+              <w:spacing w:before="40" w:after="40"/>
+            </w:pPr>
+            <w:r>
+              <w:rPr>
+                <w:rFonts w:ascii="Times New Roman" w:hAnsi="Times New Roman"/>
+                <w:sz w:val="19"/>
+              </w:rPr>
+              <w:t>0.8838</w:t>
+            </w:r>
+          </w:p>
+        </w:tc>
+        <w:tc>
+          <w:tcPr>
+            <w:tcW w:type="dxa" w:w="1337"/>
+          </w:tcPr>
+          <w:p>
+            <w:pPr>
+              <w:spacing w:before="40" w:after="40"/>
+            </w:pPr>
+            <w:r>
+              <w:rPr>
+                <w:rFonts w:ascii="Times New Roman" w:hAnsi="Times New Roman"/>
+                <w:sz w:val="19"/>
+              </w:rPr>
+              <w:t>0.7977</w:t>
             </w:r>
           </w:p>
         </w:tc>
@@ -1598,7 +1621,7 @@
       <w:tr>
         <w:tc>
           <w:tcPr>
-            <w:tcW w:type="dxa" w:w="1170"/>
+            <w:tcW w:type="dxa" w:w="1337"/>
           </w:tcPr>
           <w:p>
             <w:pPr>
@@ -1615,120 +1638,103 @@
         </w:tc>
         <w:tc>
           <w:tcPr>
-            <w:tcW w:type="dxa" w:w="1170"/>
-          </w:tcPr>
-          <w:p>
-            <w:pPr>
-              <w:spacing w:before="40" w:after="40"/>
-            </w:pPr>
-            <w:r>
-              <w:rPr>
-                <w:rFonts w:ascii="Times New Roman" w:hAnsi="Times New Roman"/>
-                <w:sz w:val="19"/>
-              </w:rPr>
-              <w:t>$C_2$ (Seam-Suppressed)</w:t>
-            </w:r>
-          </w:p>
-        </w:tc>
-        <w:tc>
-          <w:tcPr>
-            <w:tcW w:type="dxa" w:w="1170"/>
-          </w:tcPr>
-          <w:p>
-            <w:pPr>
-              <w:spacing w:before="40" w:after="40"/>
-            </w:pPr>
-            <w:r>
-              <w:rPr>
-                <w:rFonts w:ascii="Times New Roman" w:hAnsi="Times New Roman"/>
-                <w:sz w:val="19"/>
-              </w:rPr>
-              <w:t>**0.4525**</w:t>
-            </w:r>
-          </w:p>
-        </w:tc>
-        <w:tc>
-          <w:tcPr>
-            <w:tcW w:type="dxa" w:w="1170"/>
-          </w:tcPr>
-          <w:p>
-            <w:pPr>
-              <w:spacing w:before="40" w:after="40"/>
-            </w:pPr>
-            <w:r>
-              <w:rPr>
-                <w:rFonts w:ascii="Times New Roman" w:hAnsi="Times New Roman"/>
-                <w:sz w:val="19"/>
-              </w:rPr>
-              <w:t>0.5783</w:t>
-            </w:r>
-          </w:p>
-        </w:tc>
-        <w:tc>
-          <w:tcPr>
-            <w:tcW w:type="dxa" w:w="1170"/>
-          </w:tcPr>
-          <w:p>
-            <w:pPr>
-              <w:spacing w:before="40" w:after="40"/>
-            </w:pPr>
-            <w:r>
-              <w:rPr>
-                <w:rFonts w:ascii="Times New Roman" w:hAnsi="Times New Roman"/>
-                <w:sz w:val="19"/>
-              </w:rPr>
-              <w:t>0.4847</w:t>
-            </w:r>
-          </w:p>
-        </w:tc>
-        <w:tc>
-          <w:tcPr>
-            <w:tcW w:type="dxa" w:w="1170"/>
-          </w:tcPr>
-          <w:p>
-            <w:pPr>
-              <w:spacing w:before="40" w:after="40"/>
-            </w:pPr>
-            <w:r>
-              <w:rPr>
-                <w:rFonts w:ascii="Times New Roman" w:hAnsi="Times New Roman"/>
-                <w:sz w:val="19"/>
-              </w:rPr>
-              <w:t>0.6187</w:t>
-            </w:r>
-          </w:p>
-        </w:tc>
-        <w:tc>
-          <w:tcPr>
-            <w:tcW w:type="dxa" w:w="1170"/>
-          </w:tcPr>
-          <w:p>
-            <w:pPr>
-              <w:spacing w:before="40" w:after="40"/>
-            </w:pPr>
-            <w:r>
-              <w:rPr>
-                <w:rFonts w:ascii="Times New Roman" w:hAnsi="Times New Roman"/>
-                <w:sz w:val="19"/>
-              </w:rPr>
-              <w:t>0.1588</w:t>
-            </w:r>
-          </w:p>
-        </w:tc>
-        <w:tc>
-          <w:tcPr>
-            <w:tcW w:type="dxa" w:w="1170"/>
-          </w:tcPr>
-          <w:p>
-            <w:pPr>
-              <w:spacing w:before="40" w:after="40"/>
-            </w:pPr>
-            <w:r>
-              <w:rPr>
-                <w:rFonts w:ascii="Times New Roman" w:hAnsi="Times New Roman"/>
-                <w:sz w:val="19"/>
-              </w:rPr>
-              <w:t>0.5800</w:t>
+            <w:tcW w:type="dxa" w:w="1337"/>
+          </w:tcPr>
+          <w:p>
+            <w:pPr>
+              <w:spacing w:before="40" w:after="40"/>
+            </w:pPr>
+            <w:r>
+              <w:rPr>
+                <w:rFonts w:ascii="Times New Roman" w:hAnsi="Times New Roman"/>
+                <w:sz w:val="19"/>
+              </w:rPr>
+              <w:t>$C_{1\text{,true\_seam\_w3}}$ (True Seam w=3)</w:t>
+            </w:r>
+          </w:p>
+        </w:tc>
+        <w:tc>
+          <w:tcPr>
+            <w:tcW w:type="dxa" w:w="1337"/>
+          </w:tcPr>
+          <w:p>
+            <w:pPr>
+              <w:spacing w:before="40" w:after="40"/>
+            </w:pPr>
+            <w:r>
+              <w:rPr>
+                <w:rFonts w:ascii="Times New Roman" w:hAnsi="Times New Roman"/>
+                <w:sz w:val="19"/>
+              </w:rPr>
+              <w:t>**0.7811**</w:t>
+            </w:r>
+          </w:p>
+        </w:tc>
+        <w:tc>
+          <w:tcPr>
+            <w:tcW w:type="dxa" w:w="1337"/>
+          </w:tcPr>
+          <w:p>
+            <w:pPr>
+              <w:spacing w:before="40" w:after="40"/>
+            </w:pPr>
+            <w:r>
+              <w:rPr>
+                <w:rFonts w:ascii="Times New Roman" w:hAnsi="Times New Roman"/>
+                <w:sz w:val="19"/>
+              </w:rPr>
+              <w:t>0.7901</w:t>
+            </w:r>
+          </w:p>
+        </w:tc>
+        <w:tc>
+          <w:tcPr>
+            <w:tcW w:type="dxa" w:w="1337"/>
+          </w:tcPr>
+          <w:p>
+            <w:pPr>
+              <w:spacing w:before="40" w:after="40"/>
+            </w:pPr>
+            <w:r>
+              <w:rPr>
+                <w:rFonts w:ascii="Times New Roman" w:hAnsi="Times New Roman"/>
+                <w:sz w:val="19"/>
+              </w:rPr>
+              <w:t>0.7414</w:t>
+            </w:r>
+          </w:p>
+        </w:tc>
+        <w:tc>
+          <w:tcPr>
+            <w:tcW w:type="dxa" w:w="1337"/>
+          </w:tcPr>
+          <w:p>
+            <w:pPr>
+              <w:spacing w:before="40" w:after="40"/>
+            </w:pPr>
+            <w:r>
+              <w:rPr>
+                <w:rFonts w:ascii="Times New Roman" w:hAnsi="Times New Roman"/>
+                <w:sz w:val="19"/>
+              </w:rPr>
+              <w:t>0.8436</w:t>
+            </w:r>
+          </w:p>
+        </w:tc>
+        <w:tc>
+          <w:tcPr>
+            <w:tcW w:type="dxa" w:w="1337"/>
+          </w:tcPr>
+          <w:p>
+            <w:pPr>
+              <w:spacing w:before="40" w:after="40"/>
+            </w:pPr>
+            <w:r>
+              <w:rPr>
+                <w:rFonts w:ascii="Times New Roman" w:hAnsi="Times New Roman"/>
+                <w:sz w:val="19"/>
+              </w:rPr>
+              <w:t>0.7583</w:t>
             </w:r>
           </w:p>
         </w:tc>
@@ -1736,7 +1742,7 @@
       <w:tr>
         <w:tc>
           <w:tcPr>
-            <w:tcW w:type="dxa" w:w="1170"/>
+            <w:tcW w:type="dxa" w:w="1337"/>
           </w:tcPr>
           <w:p>
             <w:pPr>
@@ -1753,120 +1759,103 @@
         </w:tc>
         <w:tc>
           <w:tcPr>
-            <w:tcW w:type="dxa" w:w="1170"/>
-          </w:tcPr>
-          <w:p>
-            <w:pPr>
-              <w:spacing w:before="40" w:after="40"/>
-            </w:pPr>
-            <w:r>
-              <w:rPr>
-                <w:rFonts w:ascii="Times New Roman" w:hAnsi="Times New Roman"/>
-                <w:sz w:val="19"/>
-              </w:rPr>
-              <w:t>$C_3$ (Raw Scramble)</w:t>
-            </w:r>
-          </w:p>
-        </w:tc>
-        <w:tc>
-          <w:tcPr>
-            <w:tcW w:type="dxa" w:w="1170"/>
-          </w:tcPr>
-          <w:p>
-            <w:pPr>
-              <w:spacing w:before="40" w:after="40"/>
-            </w:pPr>
-            <w:r>
-              <w:rPr>
-                <w:rFonts w:ascii="Times New Roman" w:hAnsi="Times New Roman"/>
-                <w:sz w:val="19"/>
-              </w:rPr>
-              <w:t>**0.5118**</w:t>
-            </w:r>
-          </w:p>
-        </w:tc>
-        <w:tc>
-          <w:tcPr>
-            <w:tcW w:type="dxa" w:w="1170"/>
-          </w:tcPr>
-          <w:p>
-            <w:pPr>
-              <w:spacing w:before="40" w:after="40"/>
-            </w:pPr>
-            <w:r>
-              <w:rPr>
-                <w:rFonts w:ascii="Times New Roman" w:hAnsi="Times New Roman"/>
-                <w:sz w:val="19"/>
-              </w:rPr>
-              <w:t>0.6082</w:t>
-            </w:r>
-          </w:p>
-        </w:tc>
-        <w:tc>
-          <w:tcPr>
-            <w:tcW w:type="dxa" w:w="1170"/>
-          </w:tcPr>
-          <w:p>
-            <w:pPr>
-              <w:spacing w:before="40" w:after="40"/>
-            </w:pPr>
-            <w:r>
-              <w:rPr>
-                <w:rFonts w:ascii="Times New Roman" w:hAnsi="Times New Roman"/>
-                <w:sz w:val="19"/>
-              </w:rPr>
-              <w:t>0.5255</w:t>
-            </w:r>
-          </w:p>
-        </w:tc>
-        <w:tc>
-          <w:tcPr>
-            <w:tcW w:type="dxa" w:w="1170"/>
-          </w:tcPr>
-          <w:p>
-            <w:pPr>
-              <w:spacing w:before="40" w:after="40"/>
-            </w:pPr>
-            <w:r>
-              <w:rPr>
-                <w:rFonts w:ascii="Times New Roman" w:hAnsi="Times New Roman"/>
-                <w:sz w:val="19"/>
-              </w:rPr>
-              <w:t>0.6389</w:t>
-            </w:r>
-          </w:p>
-        </w:tc>
-        <w:tc>
-          <w:tcPr>
-            <w:tcW w:type="dxa" w:w="1170"/>
-          </w:tcPr>
-          <w:p>
-            <w:pPr>
-              <w:spacing w:before="40" w:after="40"/>
-            </w:pPr>
-            <w:r>
-              <w:rPr>
-                <w:rFonts w:ascii="Times New Roman" w:hAnsi="Times New Roman"/>
-                <w:sz w:val="19"/>
-              </w:rPr>
-              <w:t>0.3076</w:t>
-            </w:r>
-          </w:p>
-        </w:tc>
-        <w:tc>
-          <w:tcPr>
-            <w:tcW w:type="dxa" w:w="1170"/>
-          </w:tcPr>
-          <w:p>
-            <w:pPr>
-              <w:spacing w:before="40" w:after="40"/>
-            </w:pPr>
-            <w:r>
-              <w:rPr>
-                <w:rFonts w:ascii="Times New Roman" w:hAnsi="Times New Roman"/>
-                <w:sz w:val="19"/>
-              </w:rPr>
-              <w:t>0.5889</w:t>
+            <w:tcW w:type="dxa" w:w="1337"/>
+          </w:tcPr>
+          <w:p>
+            <w:pPr>
+              <w:spacing w:before="40" w:after="40"/>
+            </w:pPr>
+            <w:r>
+              <w:rPr>
+                <w:rFonts w:ascii="Times New Roman" w:hAnsi="Times New Roman"/>
+                <w:sz w:val="19"/>
+              </w:rPr>
+              <w:t>$C_{1\text{,historical\_dc\_offset}}$ (Historical DC)</w:t>
+            </w:r>
+          </w:p>
+        </w:tc>
+        <w:tc>
+          <w:tcPr>
+            <w:tcW w:type="dxa" w:w="1337"/>
+          </w:tcPr>
+          <w:p>
+            <w:pPr>
+              <w:spacing w:before="40" w:after="40"/>
+            </w:pPr>
+            <w:r>
+              <w:rPr>
+                <w:rFonts w:ascii="Times New Roman" w:hAnsi="Times New Roman"/>
+                <w:sz w:val="19"/>
+              </w:rPr>
+              <w:t>**0.6290**</w:t>
+            </w:r>
+          </w:p>
+        </w:tc>
+        <w:tc>
+          <w:tcPr>
+            <w:tcW w:type="dxa" w:w="1337"/>
+          </w:tcPr>
+          <w:p>
+            <w:pPr>
+              <w:spacing w:before="40" w:after="40"/>
+            </w:pPr>
+            <w:r>
+              <w:rPr>
+                <w:rFonts w:ascii="Times New Roman" w:hAnsi="Times New Roman"/>
+                <w:sz w:val="19"/>
+              </w:rPr>
+              <w:t>0.6276</w:t>
+            </w:r>
+          </w:p>
+        </w:tc>
+        <w:tc>
+          <w:tcPr>
+            <w:tcW w:type="dxa" w:w="1337"/>
+          </w:tcPr>
+          <w:p>
+            <w:pPr>
+              <w:spacing w:before="40" w:after="40"/>
+            </w:pPr>
+            <w:r>
+              <w:rPr>
+                <w:rFonts w:ascii="Times New Roman" w:hAnsi="Times New Roman"/>
+                <w:sz w:val="19"/>
+              </w:rPr>
+              <w:t>0.6598</w:t>
+            </w:r>
+          </w:p>
+        </w:tc>
+        <w:tc>
+          <w:tcPr>
+            <w:tcW w:type="dxa" w:w="1337"/>
+          </w:tcPr>
+          <w:p>
+            <w:pPr>
+              <w:spacing w:before="40" w:after="40"/>
+            </w:pPr>
+            <w:r>
+              <w:rPr>
+                <w:rFonts w:ascii="Times New Roman" w:hAnsi="Times New Roman"/>
+                <w:sz w:val="19"/>
+              </w:rPr>
+              <w:t>0.5687</w:t>
+            </w:r>
+          </w:p>
+        </w:tc>
+        <w:tc>
+          <w:tcPr>
+            <w:tcW w:type="dxa" w:w="1337"/>
+          </w:tcPr>
+          <w:p>
+            <w:pPr>
+              <w:spacing w:before="40" w:after="40"/>
+            </w:pPr>
+            <w:r>
+              <w:rPr>
+                <w:rFonts w:ascii="Times New Roman" w:hAnsi="Times New Roman"/>
+                <w:sz w:val="19"/>
+              </w:rPr>
+              <w:t>0.6583</w:t>
             </w:r>
           </w:p>
         </w:tc>
@@ -1874,137 +1863,120 @@
       <w:tr>
         <w:tc>
           <w:tcPr>
-            <w:tcW w:type="dxa" w:w="1170"/>
-          </w:tcPr>
-          <w:p>
-            <w:pPr>
-              <w:spacing w:before="40" w:after="40"/>
-            </w:pPr>
-            <w:r>
-              <w:rPr>
-                <w:rFonts w:ascii="Times New Roman" w:hAnsi="Times New Roman"/>
-                <w:sz w:val="19"/>
-              </w:rPr>
-              <w:t>**$S_1$**</w:t>
-            </w:r>
-          </w:p>
-        </w:tc>
-        <w:tc>
-          <w:tcPr>
-            <w:tcW w:type="dxa" w:w="1170"/>
-          </w:tcPr>
-          <w:p>
-            <w:pPr>
-              <w:spacing w:before="40" w:after="40"/>
-            </w:pPr>
-            <w:r>
-              <w:rPr>
-                <w:rFonts w:ascii="Times New Roman" w:hAnsi="Times New Roman"/>
-                <w:sz w:val="19"/>
-              </w:rPr>
-              <w:t>$C_0$ (Baseline)</w:t>
-            </w:r>
-          </w:p>
-        </w:tc>
-        <w:tc>
-          <w:tcPr>
-            <w:tcW w:type="dxa" w:w="1170"/>
-          </w:tcPr>
-          <w:p>
-            <w:pPr>
-              <w:spacing w:before="40" w:after="40"/>
-            </w:pPr>
-            <w:r>
-              <w:rPr>
-                <w:rFonts w:ascii="Times New Roman" w:hAnsi="Times New Roman"/>
-                <w:sz w:val="19"/>
-              </w:rPr>
-              <w:t>**0.9332**</w:t>
-            </w:r>
-          </w:p>
-        </w:tc>
-        <w:tc>
-          <w:tcPr>
-            <w:tcW w:type="dxa" w:w="1170"/>
-          </w:tcPr>
-          <w:p>
-            <w:pPr>
-              <w:spacing w:before="40" w:after="40"/>
-            </w:pPr>
-            <w:r>
-              <w:rPr>
-                <w:rFonts w:ascii="Times New Roman" w:hAnsi="Times New Roman"/>
-                <w:sz w:val="19"/>
-              </w:rPr>
-              <w:t>0.9336</w:t>
-            </w:r>
-          </w:p>
-        </w:tc>
-        <w:tc>
-          <w:tcPr>
-            <w:tcW w:type="dxa" w:w="1170"/>
-          </w:tcPr>
-          <w:p>
-            <w:pPr>
-              <w:spacing w:before="40" w:after="40"/>
-            </w:pPr>
-            <w:r>
-              <w:rPr>
-                <w:rFonts w:ascii="Times New Roman" w:hAnsi="Times New Roman"/>
-                <w:sz w:val="19"/>
-              </w:rPr>
-              <w:t>0.9419</w:t>
-            </w:r>
-          </w:p>
-        </w:tc>
-        <w:tc>
-          <w:tcPr>
-            <w:tcW w:type="dxa" w:w="1170"/>
-          </w:tcPr>
-          <w:p>
-            <w:pPr>
-              <w:spacing w:before="40" w:after="40"/>
-            </w:pPr>
-            <w:r>
-              <w:rPr>
-                <w:rFonts w:ascii="Times New Roman" w:hAnsi="Times New Roman"/>
-                <w:sz w:val="19"/>
-              </w:rPr>
-              <w:t>0.8832</w:t>
-            </w:r>
-          </w:p>
-        </w:tc>
-        <w:tc>
-          <w:tcPr>
-            <w:tcW w:type="dxa" w:w="1170"/>
-          </w:tcPr>
-          <w:p>
-            <w:pPr>
-              <w:spacing w:before="40" w:after="40"/>
-            </w:pPr>
-            <w:r>
-              <w:rPr>
-                <w:rFonts w:ascii="Times New Roman" w:hAnsi="Times New Roman"/>
-                <w:sz w:val="19"/>
-              </w:rPr>
-              <w:t>0.9648</w:t>
-            </w:r>
-          </w:p>
-        </w:tc>
-        <w:tc>
-          <w:tcPr>
-            <w:tcW w:type="dxa" w:w="1170"/>
-          </w:tcPr>
-          <w:p>
-            <w:pPr>
-              <w:spacing w:before="40" w:after="40"/>
-            </w:pPr>
-            <w:r>
-              <w:rPr>
-                <w:rFonts w:ascii="Times New Roman" w:hAnsi="Times New Roman"/>
-                <w:sz w:val="19"/>
-              </w:rPr>
-              <w:t>0.9514</w:t>
+            <w:tcW w:type="dxa" w:w="1337"/>
+          </w:tcPr>
+          <w:p>
+            <w:pPr>
+              <w:spacing w:before="40" w:after="40"/>
+            </w:pPr>
+            <w:r>
+              <w:rPr>
+                <w:rFonts w:ascii="Times New Roman" w:hAnsi="Times New Roman"/>
+                <w:sz w:val="19"/>
+              </w:rPr>
+              <w:t>**$S_0$**</w:t>
+            </w:r>
+          </w:p>
+        </w:tc>
+        <w:tc>
+          <w:tcPr>
+            <w:tcW w:type="dxa" w:w="1337"/>
+          </w:tcPr>
+          <w:p>
+            <w:pPr>
+              <w:spacing w:before="40" w:after="40"/>
+            </w:pPr>
+            <w:r>
+              <w:rPr>
+                <w:rFonts w:ascii="Times New Roman" w:hAnsi="Times New Roman"/>
+                <w:sz w:val="19"/>
+              </w:rPr>
+              <w:t>$C_{2\text{,seam\_suppressed}}$ (Seam-Suppressed)</w:t>
+            </w:r>
+          </w:p>
+        </w:tc>
+        <w:tc>
+          <w:tcPr>
+            <w:tcW w:type="dxa" w:w="1337"/>
+          </w:tcPr>
+          <w:p>
+            <w:pPr>
+              <w:spacing w:before="40" w:after="40"/>
+            </w:pPr>
+            <w:r>
+              <w:rPr>
+                <w:rFonts w:ascii="Times New Roman" w:hAnsi="Times New Roman"/>
+                <w:sz w:val="19"/>
+              </w:rPr>
+              <w:t>**0.4525**</w:t>
+            </w:r>
+          </w:p>
+        </w:tc>
+        <w:tc>
+          <w:tcPr>
+            <w:tcW w:type="dxa" w:w="1337"/>
+          </w:tcPr>
+          <w:p>
+            <w:pPr>
+              <w:spacing w:before="40" w:after="40"/>
+            </w:pPr>
+            <w:r>
+              <w:rPr>
+                <w:rFonts w:ascii="Times New Roman" w:hAnsi="Times New Roman"/>
+                <w:sz w:val="19"/>
+              </w:rPr>
+              <w:t>0.4847</w:t>
+            </w:r>
+          </w:p>
+        </w:tc>
+        <w:tc>
+          <w:tcPr>
+            <w:tcW w:type="dxa" w:w="1337"/>
+          </w:tcPr>
+          <w:p>
+            <w:pPr>
+              <w:spacing w:before="40" w:after="40"/>
+            </w:pPr>
+            <w:r>
+              <w:rPr>
+                <w:rFonts w:ascii="Times New Roman" w:hAnsi="Times New Roman"/>
+                <w:sz w:val="19"/>
+              </w:rPr>
+              <w:t>0.6187</w:t>
+            </w:r>
+          </w:p>
+        </w:tc>
+        <w:tc>
+          <w:tcPr>
+            <w:tcW w:type="dxa" w:w="1337"/>
+          </w:tcPr>
+          <w:p>
+            <w:pPr>
+              <w:spacing w:before="40" w:after="40"/>
+            </w:pPr>
+            <w:r>
+              <w:rPr>
+                <w:rFonts w:ascii="Times New Roman" w:hAnsi="Times New Roman"/>
+                <w:sz w:val="19"/>
+              </w:rPr>
+              <w:t>0.1588</w:t>
+            </w:r>
+          </w:p>
+        </w:tc>
+        <w:tc>
+          <w:tcPr>
+            <w:tcW w:type="dxa" w:w="1337"/>
+          </w:tcPr>
+          <w:p>
+            <w:pPr>
+              <w:spacing w:before="40" w:after="40"/>
+            </w:pPr>
+            <w:r>
+              <w:rPr>
+                <w:rFonts w:ascii="Times New Roman" w:hAnsi="Times New Roman"/>
+                <w:sz w:val="19"/>
+              </w:rPr>
+              <w:t>0.5800</w:t>
             </w:r>
           </w:p>
         </w:tc>
@@ -2012,137 +1984,120 @@
       <w:tr>
         <w:tc>
           <w:tcPr>
-            <w:tcW w:type="dxa" w:w="1170"/>
-          </w:tcPr>
-          <w:p>
-            <w:pPr>
-              <w:spacing w:before="40" w:after="40"/>
-            </w:pPr>
-            <w:r>
-              <w:rPr>
-                <w:rFonts w:ascii="Times New Roman" w:hAnsi="Times New Roman"/>
-                <w:sz w:val="19"/>
-              </w:rPr>
-              <w:t>**$S_1$**</w:t>
-            </w:r>
-          </w:p>
-        </w:tc>
-        <w:tc>
-          <w:tcPr>
-            <w:tcW w:type="dxa" w:w="1170"/>
-          </w:tcPr>
-          <w:p>
-            <w:pPr>
-              <w:spacing w:before="40" w:after="40"/>
-            </w:pPr>
-            <w:r>
-              <w:rPr>
-                <w:rFonts w:ascii="Times New Roman" w:hAnsi="Times New Roman"/>
-                <w:sz w:val="19"/>
-              </w:rPr>
-              <w:t>$C_1$ (Seam-Only)</w:t>
-            </w:r>
-          </w:p>
-        </w:tc>
-        <w:tc>
-          <w:tcPr>
-            <w:tcW w:type="dxa" w:w="1170"/>
-          </w:tcPr>
-          <w:p>
-            <w:pPr>
-              <w:spacing w:before="40" w:after="40"/>
-            </w:pPr>
-            <w:r>
-              <w:rPr>
-                <w:rFonts w:ascii="Times New Roman" w:hAnsi="Times New Roman"/>
-                <w:sz w:val="19"/>
-              </w:rPr>
-              <w:t>**0.6094**</w:t>
-            </w:r>
-          </w:p>
-        </w:tc>
-        <w:tc>
-          <w:tcPr>
-            <w:tcW w:type="dxa" w:w="1170"/>
-          </w:tcPr>
-          <w:p>
-            <w:pPr>
-              <w:spacing w:before="40" w:after="40"/>
-            </w:pPr>
-            <w:r>
-              <w:rPr>
-                <w:rFonts w:ascii="Times New Roman" w:hAnsi="Times New Roman"/>
-                <w:sz w:val="19"/>
-              </w:rPr>
-              <w:t>0.6633</w:t>
-            </w:r>
-          </w:p>
-        </w:tc>
-        <w:tc>
-          <w:tcPr>
-            <w:tcW w:type="dxa" w:w="1170"/>
-          </w:tcPr>
-          <w:p>
-            <w:pPr>
-              <w:spacing w:before="40" w:after="40"/>
-            </w:pPr>
-            <w:r>
-              <w:rPr>
-                <w:rFonts w:ascii="Times New Roman" w:hAnsi="Times New Roman"/>
-                <w:sz w:val="19"/>
-              </w:rPr>
-              <w:t>0.6106</w:t>
-            </w:r>
-          </w:p>
-        </w:tc>
-        <w:tc>
-          <w:tcPr>
-            <w:tcW w:type="dxa" w:w="1170"/>
-          </w:tcPr>
-          <w:p>
-            <w:pPr>
-              <w:spacing w:before="40" w:after="40"/>
-            </w:pPr>
-            <w:r>
-              <w:rPr>
-                <w:rFonts w:ascii="Times New Roman" w:hAnsi="Times New Roman"/>
-                <w:sz w:val="19"/>
-              </w:rPr>
-              <w:t>0.6347</w:t>
-            </w:r>
-          </w:p>
-        </w:tc>
-        <w:tc>
-          <w:tcPr>
-            <w:tcW w:type="dxa" w:w="1170"/>
-          </w:tcPr>
-          <w:p>
-            <w:pPr>
-              <w:spacing w:before="40" w:after="40"/>
-            </w:pPr>
-            <w:r>
-              <w:rPr>
-                <w:rFonts w:ascii="Times New Roman" w:hAnsi="Times New Roman"/>
-                <w:sz w:val="19"/>
-              </w:rPr>
-              <w:t>0.5534</w:t>
-            </w:r>
-          </w:p>
-        </w:tc>
-        <w:tc>
-          <w:tcPr>
-            <w:tcW w:type="dxa" w:w="1170"/>
-          </w:tcPr>
-          <w:p>
-            <w:pPr>
-              <w:spacing w:before="40" w:after="40"/>
-            </w:pPr>
-            <w:r>
-              <w:rPr>
-                <w:rFonts w:ascii="Times New Roman" w:hAnsi="Times New Roman"/>
-                <w:sz w:val="19"/>
-              </w:rPr>
-              <w:t>0.6402</w:t>
+            <w:tcW w:type="dxa" w:w="1337"/>
+          </w:tcPr>
+          <w:p>
+            <w:pPr>
+              <w:spacing w:before="40" w:after="40"/>
+            </w:pPr>
+            <w:r>
+              <w:rPr>
+                <w:rFonts w:ascii="Times New Roman" w:hAnsi="Times New Roman"/>
+                <w:sz w:val="19"/>
+              </w:rPr>
+              <w:t>**$S_0$**</w:t>
+            </w:r>
+          </w:p>
+        </w:tc>
+        <w:tc>
+          <w:tcPr>
+            <w:tcW w:type="dxa" w:w="1337"/>
+          </w:tcPr>
+          <w:p>
+            <w:pPr>
+              <w:spacing w:before="40" w:after="40"/>
+            </w:pPr>
+            <w:r>
+              <w:rPr>
+                <w:rFonts w:ascii="Times New Roman" w:hAnsi="Times New Roman"/>
+                <w:sz w:val="19"/>
+              </w:rPr>
+              <w:t>$C_{3\text{,c5lp\_scramble}}$ (Raw Scramble)</w:t>
+            </w:r>
+          </w:p>
+        </w:tc>
+        <w:tc>
+          <w:tcPr>
+            <w:tcW w:type="dxa" w:w="1337"/>
+          </w:tcPr>
+          <w:p>
+            <w:pPr>
+              <w:spacing w:before="40" w:after="40"/>
+            </w:pPr>
+            <w:r>
+              <w:rPr>
+                <w:rFonts w:ascii="Times New Roman" w:hAnsi="Times New Roman"/>
+                <w:sz w:val="19"/>
+              </w:rPr>
+              <w:t>**0.5118**</w:t>
+            </w:r>
+          </w:p>
+        </w:tc>
+        <w:tc>
+          <w:tcPr>
+            <w:tcW w:type="dxa" w:w="1337"/>
+          </w:tcPr>
+          <w:p>
+            <w:pPr>
+              <w:spacing w:before="40" w:after="40"/>
+            </w:pPr>
+            <w:r>
+              <w:rPr>
+                <w:rFonts w:ascii="Times New Roman" w:hAnsi="Times New Roman"/>
+                <w:sz w:val="19"/>
+              </w:rPr>
+              <w:t>0.5255</w:t>
+            </w:r>
+          </w:p>
+        </w:tc>
+        <w:tc>
+          <w:tcPr>
+            <w:tcW w:type="dxa" w:w="1337"/>
+          </w:tcPr>
+          <w:p>
+            <w:pPr>
+              <w:spacing w:before="40" w:after="40"/>
+            </w:pPr>
+            <w:r>
+              <w:rPr>
+                <w:rFonts w:ascii="Times New Roman" w:hAnsi="Times New Roman"/>
+                <w:sz w:val="19"/>
+              </w:rPr>
+              <w:t>0.6389</w:t>
+            </w:r>
+          </w:p>
+        </w:tc>
+        <w:tc>
+          <w:tcPr>
+            <w:tcW w:type="dxa" w:w="1337"/>
+          </w:tcPr>
+          <w:p>
+            <w:pPr>
+              <w:spacing w:before="40" w:after="40"/>
+            </w:pPr>
+            <w:r>
+              <w:rPr>
+                <w:rFonts w:ascii="Times New Roman" w:hAnsi="Times New Roman"/>
+                <w:sz w:val="19"/>
+              </w:rPr>
+              <w:t>0.3076</w:t>
+            </w:r>
+          </w:p>
+        </w:tc>
+        <w:tc>
+          <w:tcPr>
+            <w:tcW w:type="dxa" w:w="1337"/>
+          </w:tcPr>
+          <w:p>
+            <w:pPr>
+              <w:spacing w:before="40" w:after="40"/>
+            </w:pPr>
+            <w:r>
+              <w:rPr>
+                <w:rFonts w:ascii="Times New Roman" w:hAnsi="Times New Roman"/>
+                <w:sz w:val="19"/>
+              </w:rPr>
+              <w:t>0.5889</w:t>
             </w:r>
           </w:p>
         </w:tc>
@@ -2150,7 +2105,7 @@
       <w:tr>
         <w:tc>
           <w:tcPr>
-            <w:tcW w:type="dxa" w:w="1170"/>
+            <w:tcW w:type="dxa" w:w="1337"/>
           </w:tcPr>
           <w:p>
             <w:pPr>
@@ -2167,120 +2122,103 @@
         </w:tc>
         <w:tc>
           <w:tcPr>
-            <w:tcW w:type="dxa" w:w="1170"/>
-          </w:tcPr>
-          <w:p>
-            <w:pPr>
-              <w:spacing w:before="40" w:after="40"/>
-            </w:pPr>
-            <w:r>
-              <w:rPr>
-                <w:rFonts w:ascii="Times New Roman" w:hAnsi="Times New Roman"/>
-                <w:sz w:val="19"/>
-              </w:rPr>
-              <w:t>$C_2$ (Seam-Suppressed)</w:t>
-            </w:r>
-          </w:p>
-        </w:tc>
-        <w:tc>
-          <w:tcPr>
-            <w:tcW w:type="dxa" w:w="1170"/>
-          </w:tcPr>
-          <w:p>
-            <w:pPr>
-              <w:spacing w:before="40" w:after="40"/>
-            </w:pPr>
-            <w:r>
-              <w:rPr>
-                <w:rFonts w:ascii="Times New Roman" w:hAnsi="Times New Roman"/>
-                <w:sz w:val="19"/>
-              </w:rPr>
-              <w:t>**0.4941**</w:t>
-            </w:r>
-          </w:p>
-        </w:tc>
-        <w:tc>
-          <w:tcPr>
-            <w:tcW w:type="dxa" w:w="1170"/>
-          </w:tcPr>
-          <w:p>
-            <w:pPr>
-              <w:spacing w:before="40" w:after="40"/>
-            </w:pPr>
-            <w:r>
-              <w:rPr>
-                <w:rFonts w:ascii="Times New Roman" w:hAnsi="Times New Roman"/>
-                <w:sz w:val="19"/>
-              </w:rPr>
-              <w:t>0.5855</w:t>
-            </w:r>
-          </w:p>
-        </w:tc>
-        <w:tc>
-          <w:tcPr>
-            <w:tcW w:type="dxa" w:w="1170"/>
-          </w:tcPr>
-          <w:p>
-            <w:pPr>
-              <w:spacing w:before="40" w:after="40"/>
-            </w:pPr>
-            <w:r>
-              <w:rPr>
-                <w:rFonts w:ascii="Times New Roman" w:hAnsi="Times New Roman"/>
-                <w:sz w:val="19"/>
-              </w:rPr>
-              <w:t>0.5085</w:t>
-            </w:r>
-          </w:p>
-        </w:tc>
-        <w:tc>
-          <w:tcPr>
-            <w:tcW w:type="dxa" w:w="1170"/>
-          </w:tcPr>
-          <w:p>
-            <w:pPr>
-              <w:spacing w:before="40" w:after="40"/>
-            </w:pPr>
-            <w:r>
-              <w:rPr>
-                <w:rFonts w:ascii="Times New Roman" w:hAnsi="Times New Roman"/>
-                <w:sz w:val="19"/>
-              </w:rPr>
-              <w:t>0.6029</w:t>
-            </w:r>
-          </w:p>
-        </w:tc>
-        <w:tc>
-          <w:tcPr>
-            <w:tcW w:type="dxa" w:w="1170"/>
-          </w:tcPr>
-          <w:p>
-            <w:pPr>
-              <w:spacing w:before="40" w:after="40"/>
-            </w:pPr>
-            <w:r>
-              <w:rPr>
-                <w:rFonts w:ascii="Times New Roman" w:hAnsi="Times New Roman"/>
-                <w:sz w:val="19"/>
-              </w:rPr>
-              <w:t>0.3054</w:t>
-            </w:r>
-          </w:p>
-        </w:tc>
-        <w:tc>
-          <w:tcPr>
-            <w:tcW w:type="dxa" w:w="1170"/>
-          </w:tcPr>
-          <w:p>
-            <w:pPr>
-              <w:spacing w:before="40" w:after="40"/>
-            </w:pPr>
-            <w:r>
-              <w:rPr>
-                <w:rFonts w:ascii="Times New Roman" w:hAnsi="Times New Roman"/>
-                <w:sz w:val="19"/>
-              </w:rPr>
-              <w:t>0.5741</w:t>
+            <w:tcW w:type="dxa" w:w="1337"/>
+          </w:tcPr>
+          <w:p>
+            <w:pPr>
+              <w:spacing w:before="40" w:after="40"/>
+            </w:pPr>
+            <w:r>
+              <w:rPr>
+                <w:rFonts w:ascii="Times New Roman" w:hAnsi="Times New Roman"/>
+                <w:sz w:val="19"/>
+              </w:rPr>
+              <w:t>$C_{0\text{,orig}}$ (Baseline)</w:t>
+            </w:r>
+          </w:p>
+        </w:tc>
+        <w:tc>
+          <w:tcPr>
+            <w:tcW w:type="dxa" w:w="1337"/>
+          </w:tcPr>
+          <w:p>
+            <w:pPr>
+              <w:spacing w:before="40" w:after="40"/>
+            </w:pPr>
+            <w:r>
+              <w:rPr>
+                <w:rFonts w:ascii="Times New Roman" w:hAnsi="Times New Roman"/>
+                <w:sz w:val="19"/>
+              </w:rPr>
+              <w:t>**0.9332**</w:t>
+            </w:r>
+          </w:p>
+        </w:tc>
+        <w:tc>
+          <w:tcPr>
+            <w:tcW w:type="dxa" w:w="1337"/>
+          </w:tcPr>
+          <w:p>
+            <w:pPr>
+              <w:spacing w:before="40" w:after="40"/>
+            </w:pPr>
+            <w:r>
+              <w:rPr>
+                <w:rFonts w:ascii="Times New Roman" w:hAnsi="Times New Roman"/>
+                <w:sz w:val="19"/>
+              </w:rPr>
+              <w:t>0.9419</w:t>
+            </w:r>
+          </w:p>
+        </w:tc>
+        <w:tc>
+          <w:tcPr>
+            <w:tcW w:type="dxa" w:w="1337"/>
+          </w:tcPr>
+          <w:p>
+            <w:pPr>
+              <w:spacing w:before="40" w:after="40"/>
+            </w:pPr>
+            <w:r>
+              <w:rPr>
+                <w:rFonts w:ascii="Times New Roman" w:hAnsi="Times New Roman"/>
+                <w:sz w:val="19"/>
+              </w:rPr>
+              <w:t>0.8832</w:t>
+            </w:r>
+          </w:p>
+        </w:tc>
+        <w:tc>
+          <w:tcPr>
+            <w:tcW w:type="dxa" w:w="1337"/>
+          </w:tcPr>
+          <w:p>
+            <w:pPr>
+              <w:spacing w:before="40" w:after="40"/>
+            </w:pPr>
+            <w:r>
+              <w:rPr>
+                <w:rFonts w:ascii="Times New Roman" w:hAnsi="Times New Roman"/>
+                <w:sz w:val="19"/>
+              </w:rPr>
+              <w:t>0.9648</w:t>
+            </w:r>
+          </w:p>
+        </w:tc>
+        <w:tc>
+          <w:tcPr>
+            <w:tcW w:type="dxa" w:w="1337"/>
+          </w:tcPr>
+          <w:p>
+            <w:pPr>
+              <w:spacing w:before="40" w:after="40"/>
+            </w:pPr>
+            <w:r>
+              <w:rPr>
+                <w:rFonts w:ascii="Times New Roman" w:hAnsi="Times New Roman"/>
+                <w:sz w:val="19"/>
+              </w:rPr>
+              <w:t>0.9514</w:t>
             </w:r>
           </w:p>
         </w:tc>
@@ -2288,7 +2226,7 @@
       <w:tr>
         <w:tc>
           <w:tcPr>
-            <w:tcW w:type="dxa" w:w="1170"/>
+            <w:tcW w:type="dxa" w:w="1337"/>
           </w:tcPr>
           <w:p>
             <w:pPr>
@@ -2305,120 +2243,103 @@
         </w:tc>
         <w:tc>
           <w:tcPr>
-            <w:tcW w:type="dxa" w:w="1170"/>
-          </w:tcPr>
-          <w:p>
-            <w:pPr>
-              <w:spacing w:before="40" w:after="40"/>
-            </w:pPr>
-            <w:r>
-              <w:rPr>
-                <w:rFonts w:ascii="Times New Roman" w:hAnsi="Times New Roman"/>
-                <w:sz w:val="19"/>
-              </w:rPr>
-              <w:t>$C_3$ (Raw Scramble)</w:t>
-            </w:r>
-          </w:p>
-        </w:tc>
-        <w:tc>
-          <w:tcPr>
-            <w:tcW w:type="dxa" w:w="1170"/>
-          </w:tcPr>
-          <w:p>
-            <w:pPr>
-              <w:spacing w:before="40" w:after="40"/>
-            </w:pPr>
-            <w:r>
-              <w:rPr>
-                <w:rFonts w:ascii="Times New Roman" w:hAnsi="Times New Roman"/>
-                <w:sz w:val="19"/>
-              </w:rPr>
-              <w:t>**0.4884**</w:t>
-            </w:r>
-          </w:p>
-        </w:tc>
-        <w:tc>
-          <w:tcPr>
-            <w:tcW w:type="dxa" w:w="1170"/>
-          </w:tcPr>
-          <w:p>
-            <w:pPr>
-              <w:spacing w:before="40" w:after="40"/>
-            </w:pPr>
-            <w:r>
-              <w:rPr>
-                <w:rFonts w:ascii="Times New Roman" w:hAnsi="Times New Roman"/>
-                <w:sz w:val="19"/>
-              </w:rPr>
-              <w:t>0.5732</w:t>
-            </w:r>
-          </w:p>
-        </w:tc>
-        <w:tc>
-          <w:tcPr>
-            <w:tcW w:type="dxa" w:w="1170"/>
-          </w:tcPr>
-          <w:p>
-            <w:pPr>
-              <w:spacing w:before="40" w:after="40"/>
-            </w:pPr>
-            <w:r>
-              <w:rPr>
-                <w:rFonts w:ascii="Times New Roman" w:hAnsi="Times New Roman"/>
-                <w:sz w:val="19"/>
-              </w:rPr>
-              <w:t>0.5007</w:t>
-            </w:r>
-          </w:p>
-        </w:tc>
-        <w:tc>
-          <w:tcPr>
-            <w:tcW w:type="dxa" w:w="1170"/>
-          </w:tcPr>
-          <w:p>
-            <w:pPr>
-              <w:spacing w:before="40" w:after="40"/>
-            </w:pPr>
-            <w:r>
-              <w:rPr>
-                <w:rFonts w:ascii="Times New Roman" w:hAnsi="Times New Roman"/>
-                <w:sz w:val="19"/>
-              </w:rPr>
-              <w:t>0.5985</w:t>
-            </w:r>
-          </w:p>
-        </w:tc>
-        <w:tc>
-          <w:tcPr>
-            <w:tcW w:type="dxa" w:w="1170"/>
-          </w:tcPr>
-          <w:p>
-            <w:pPr>
-              <w:spacing w:before="40" w:after="40"/>
-            </w:pPr>
-            <w:r>
-              <w:rPr>
-                <w:rFonts w:ascii="Times New Roman" w:hAnsi="Times New Roman"/>
-                <w:sz w:val="19"/>
-              </w:rPr>
-              <w:t>0.3072</w:t>
-            </w:r>
-          </w:p>
-        </w:tc>
-        <w:tc>
-          <w:tcPr>
-            <w:tcW w:type="dxa" w:w="1170"/>
-          </w:tcPr>
-          <w:p>
-            <w:pPr>
-              <w:spacing w:before="40" w:after="40"/>
-            </w:pPr>
-            <w:r>
-              <w:rPr>
-                <w:rFonts w:ascii="Times New Roman" w:hAnsi="Times New Roman"/>
-                <w:sz w:val="19"/>
-              </w:rPr>
-              <w:t>0.5595</w:t>
+            <w:tcW w:type="dxa" w:w="1337"/>
+          </w:tcPr>
+          <w:p>
+            <w:pPr>
+              <w:spacing w:before="40" w:after="40"/>
+            </w:pPr>
+            <w:r>
+              <w:rPr>
+                <w:rFonts w:ascii="Times New Roman" w:hAnsi="Times New Roman"/>
+                <w:sz w:val="19"/>
+              </w:rPr>
+              <w:t>$C_{1\text{,true\_seam\_w2}}$ (True Seam w=2)</w:t>
+            </w:r>
+          </w:p>
+        </w:tc>
+        <w:tc>
+          <w:tcPr>
+            <w:tcW w:type="dxa" w:w="1337"/>
+          </w:tcPr>
+          <w:p>
+            <w:pPr>
+              <w:spacing w:before="40" w:after="40"/>
+            </w:pPr>
+            <w:r>
+              <w:rPr>
+                <w:rFonts w:ascii="Times New Roman" w:hAnsi="Times New Roman"/>
+                <w:sz w:val="19"/>
+              </w:rPr>
+              <w:t>**0.8613**</w:t>
+            </w:r>
+          </w:p>
+        </w:tc>
+        <w:tc>
+          <w:tcPr>
+            <w:tcW w:type="dxa" w:w="1337"/>
+          </w:tcPr>
+          <w:p>
+            <w:pPr>
+              <w:spacing w:before="40" w:after="40"/>
+            </w:pPr>
+            <w:r>
+              <w:rPr>
+                <w:rFonts w:ascii="Times New Roman" w:hAnsi="Times New Roman"/>
+                <w:sz w:val="19"/>
+              </w:rPr>
+              <w:t>0.8822</w:t>
+            </w:r>
+          </w:p>
+        </w:tc>
+        <w:tc>
+          <w:tcPr>
+            <w:tcW w:type="dxa" w:w="1337"/>
+          </w:tcPr>
+          <w:p>
+            <w:pPr>
+              <w:spacing w:before="40" w:after="40"/>
+            </w:pPr>
+            <w:r>
+              <w:rPr>
+                <w:rFonts w:ascii="Times New Roman" w:hAnsi="Times New Roman"/>
+                <w:sz w:val="19"/>
+              </w:rPr>
+              <w:t>0.7795</w:t>
+            </w:r>
+          </w:p>
+        </w:tc>
+        <w:tc>
+          <w:tcPr>
+            <w:tcW w:type="dxa" w:w="1337"/>
+          </w:tcPr>
+          <w:p>
+            <w:pPr>
+              <w:spacing w:before="40" w:after="40"/>
+            </w:pPr>
+            <w:r>
+              <w:rPr>
+                <w:rFonts w:ascii="Times New Roman" w:hAnsi="Times New Roman"/>
+                <w:sz w:val="19"/>
+              </w:rPr>
+              <w:t>0.9427</w:t>
+            </w:r>
+          </w:p>
+        </w:tc>
+        <w:tc>
+          <w:tcPr>
+            <w:tcW w:type="dxa" w:w="1337"/>
+          </w:tcPr>
+          <w:p>
+            <w:pPr>
+              <w:spacing w:before="40" w:after="40"/>
+            </w:pPr>
+            <w:r>
+              <w:rPr>
+                <w:rFonts w:ascii="Times New Roman" w:hAnsi="Times New Roman"/>
+                <w:sz w:val="19"/>
+              </w:rPr>
+              <w:t>0.8618</w:t>
             </w:r>
           </w:p>
         </w:tc>
@@ -2426,137 +2347,120 @@
       <w:tr>
         <w:tc>
           <w:tcPr>
-            <w:tcW w:type="dxa" w:w="1170"/>
-          </w:tcPr>
-          <w:p>
-            <w:pPr>
-              <w:spacing w:before="40" w:after="40"/>
-            </w:pPr>
-            <w:r>
-              <w:rPr>
-                <w:rFonts w:ascii="Times New Roman" w:hAnsi="Times New Roman"/>
-                <w:sz w:val="19"/>
-              </w:rPr>
-              <w:t>**$S_2$**</w:t>
-            </w:r>
-          </w:p>
-        </w:tc>
-        <w:tc>
-          <w:tcPr>
-            <w:tcW w:type="dxa" w:w="1170"/>
-          </w:tcPr>
-          <w:p>
-            <w:pPr>
-              <w:spacing w:before="40" w:after="40"/>
-            </w:pPr>
-            <w:r>
-              <w:rPr>
-                <w:rFonts w:ascii="Times New Roman" w:hAnsi="Times New Roman"/>
-                <w:sz w:val="19"/>
-              </w:rPr>
-              <w:t>$C_0$ (Baseline)</w:t>
-            </w:r>
-          </w:p>
-        </w:tc>
-        <w:tc>
-          <w:tcPr>
-            <w:tcW w:type="dxa" w:w="1170"/>
-          </w:tcPr>
-          <w:p>
-            <w:pPr>
-              <w:spacing w:before="40" w:after="40"/>
-            </w:pPr>
-            <w:r>
-              <w:rPr>
-                <w:rFonts w:ascii="Times New Roman" w:hAnsi="Times New Roman"/>
-                <w:sz w:val="19"/>
-              </w:rPr>
-              <w:t>**0.9273**</w:t>
-            </w:r>
-          </w:p>
-        </w:tc>
-        <w:tc>
-          <w:tcPr>
-            <w:tcW w:type="dxa" w:w="1170"/>
-          </w:tcPr>
-          <w:p>
-            <w:pPr>
-              <w:spacing w:before="40" w:after="40"/>
-            </w:pPr>
-            <w:r>
-              <w:rPr>
-                <w:rFonts w:ascii="Times New Roman" w:hAnsi="Times New Roman"/>
-                <w:sz w:val="19"/>
-              </w:rPr>
-              <w:t>0.9230</w:t>
-            </w:r>
-          </w:p>
-        </w:tc>
-        <w:tc>
-          <w:tcPr>
-            <w:tcW w:type="dxa" w:w="1170"/>
-          </w:tcPr>
-          <w:p>
-            <w:pPr>
-              <w:spacing w:before="40" w:after="40"/>
-            </w:pPr>
-            <w:r>
-              <w:rPr>
-                <w:rFonts w:ascii="Times New Roman" w:hAnsi="Times New Roman"/>
-                <w:sz w:val="19"/>
-              </w:rPr>
-              <w:t>0.9354</w:t>
-            </w:r>
-          </w:p>
-        </w:tc>
-        <w:tc>
-          <w:tcPr>
-            <w:tcW w:type="dxa" w:w="1170"/>
-          </w:tcPr>
-          <w:p>
-            <w:pPr>
-              <w:spacing w:before="40" w:after="40"/>
-            </w:pPr>
-            <w:r>
-              <w:rPr>
-                <w:rFonts w:ascii="Times New Roman" w:hAnsi="Times New Roman"/>
-                <w:sz w:val="19"/>
-              </w:rPr>
-              <w:t>0.8720</w:t>
-            </w:r>
-          </w:p>
-        </w:tc>
-        <w:tc>
-          <w:tcPr>
-            <w:tcW w:type="dxa" w:w="1170"/>
-          </w:tcPr>
-          <w:p>
-            <w:pPr>
-              <w:spacing w:before="40" w:after="40"/>
-            </w:pPr>
-            <w:r>
-              <w:rPr>
-                <w:rFonts w:ascii="Times New Roman" w:hAnsi="Times New Roman"/>
-                <w:sz w:val="19"/>
-              </w:rPr>
-              <w:t>0.9550</w:t>
-            </w:r>
-          </w:p>
-        </w:tc>
-        <w:tc>
-          <w:tcPr>
-            <w:tcW w:type="dxa" w:w="1170"/>
-          </w:tcPr>
-          <w:p>
-            <w:pPr>
-              <w:spacing w:before="40" w:after="40"/>
-            </w:pPr>
-            <w:r>
-              <w:rPr>
-                <w:rFonts w:ascii="Times New Roman" w:hAnsi="Times New Roman"/>
-                <w:sz w:val="19"/>
-              </w:rPr>
-              <w:t>0.9548</w:t>
+            <w:tcW w:type="dxa" w:w="1337"/>
+          </w:tcPr>
+          <w:p>
+            <w:pPr>
+              <w:spacing w:before="40" w:after="40"/>
+            </w:pPr>
+            <w:r>
+              <w:rPr>
+                <w:rFonts w:ascii="Times New Roman" w:hAnsi="Times New Roman"/>
+                <w:sz w:val="19"/>
+              </w:rPr>
+              <w:t>**$S_1$**</w:t>
+            </w:r>
+          </w:p>
+        </w:tc>
+        <w:tc>
+          <w:tcPr>
+            <w:tcW w:type="dxa" w:w="1337"/>
+          </w:tcPr>
+          <w:p>
+            <w:pPr>
+              <w:spacing w:before="40" w:after="40"/>
+            </w:pPr>
+            <w:r>
+              <w:rPr>
+                <w:rFonts w:ascii="Times New Roman" w:hAnsi="Times New Roman"/>
+                <w:sz w:val="19"/>
+              </w:rPr>
+              <w:t>$C_{1\text{,true\_seam\_w3}}$ (True Seam w=3)</w:t>
+            </w:r>
+          </w:p>
+        </w:tc>
+        <w:tc>
+          <w:tcPr>
+            <w:tcW w:type="dxa" w:w="1337"/>
+          </w:tcPr>
+          <w:p>
+            <w:pPr>
+              <w:spacing w:before="40" w:after="40"/>
+            </w:pPr>
+            <w:r>
+              <w:rPr>
+                <w:rFonts w:ascii="Times New Roman" w:hAnsi="Times New Roman"/>
+                <w:sz w:val="19"/>
+              </w:rPr>
+              <w:t>**0.8341**</w:t>
+            </w:r>
+          </w:p>
+        </w:tc>
+        <w:tc>
+          <w:tcPr>
+            <w:tcW w:type="dxa" w:w="1337"/>
+          </w:tcPr>
+          <w:p>
+            <w:pPr>
+              <w:spacing w:before="40" w:after="40"/>
+            </w:pPr>
+            <w:r>
+              <w:rPr>
+                <w:rFonts w:ascii="Times New Roman" w:hAnsi="Times New Roman"/>
+                <w:sz w:val="19"/>
+              </w:rPr>
+              <w:t>0.8600</w:t>
+            </w:r>
+          </w:p>
+        </w:tc>
+        <w:tc>
+          <w:tcPr>
+            <w:tcW w:type="dxa" w:w="1337"/>
+          </w:tcPr>
+          <w:p>
+            <w:pPr>
+              <w:spacing w:before="40" w:after="40"/>
+            </w:pPr>
+            <w:r>
+              <w:rPr>
+                <w:rFonts w:ascii="Times New Roman" w:hAnsi="Times New Roman"/>
+                <w:sz w:val="19"/>
+              </w:rPr>
+              <w:t>0.7337</w:t>
+            </w:r>
+          </w:p>
+        </w:tc>
+        <w:tc>
+          <w:tcPr>
+            <w:tcW w:type="dxa" w:w="1337"/>
+          </w:tcPr>
+          <w:p>
+            <w:pPr>
+              <w:spacing w:before="40" w:after="40"/>
+            </w:pPr>
+            <w:r>
+              <w:rPr>
+                <w:rFonts w:ascii="Times New Roman" w:hAnsi="Times New Roman"/>
+                <w:sz w:val="19"/>
+              </w:rPr>
+              <w:t>0.9239</w:t>
+            </w:r>
+          </w:p>
+        </w:tc>
+        <w:tc>
+          <w:tcPr>
+            <w:tcW w:type="dxa" w:w="1337"/>
+          </w:tcPr>
+          <w:p>
+            <w:pPr>
+              <w:spacing w:before="40" w:after="40"/>
+            </w:pPr>
+            <w:r>
+              <w:rPr>
+                <w:rFonts w:ascii="Times New Roman" w:hAnsi="Times New Roman"/>
+                <w:sz w:val="19"/>
+              </w:rPr>
+              <w:t>0.8447</w:t>
             </w:r>
           </w:p>
         </w:tc>
@@ -2564,137 +2468,120 @@
       <w:tr>
         <w:tc>
           <w:tcPr>
-            <w:tcW w:type="dxa" w:w="1170"/>
-          </w:tcPr>
-          <w:p>
-            <w:pPr>
-              <w:spacing w:before="40" w:after="40"/>
-            </w:pPr>
-            <w:r>
-              <w:rPr>
-                <w:rFonts w:ascii="Times New Roman" w:hAnsi="Times New Roman"/>
-                <w:sz w:val="19"/>
-              </w:rPr>
-              <w:t>**$S_2$**</w:t>
-            </w:r>
-          </w:p>
-        </w:tc>
-        <w:tc>
-          <w:tcPr>
-            <w:tcW w:type="dxa" w:w="1170"/>
-          </w:tcPr>
-          <w:p>
-            <w:pPr>
-              <w:spacing w:before="40" w:after="40"/>
-            </w:pPr>
-            <w:r>
-              <w:rPr>
-                <w:rFonts w:ascii="Times New Roman" w:hAnsi="Times New Roman"/>
-                <w:sz w:val="19"/>
-              </w:rPr>
-              <w:t>$C_1$ (Seam-Only)</w:t>
-            </w:r>
-          </w:p>
-        </w:tc>
-        <w:tc>
-          <w:tcPr>
-            <w:tcW w:type="dxa" w:w="1170"/>
-          </w:tcPr>
-          <w:p>
-            <w:pPr>
-              <w:spacing w:before="40" w:after="40"/>
-            </w:pPr>
-            <w:r>
-              <w:rPr>
-                <w:rFonts w:ascii="Times New Roman" w:hAnsi="Times New Roman"/>
-                <w:sz w:val="19"/>
-              </w:rPr>
-              <w:t>**0.6385**</w:t>
-            </w:r>
-          </w:p>
-        </w:tc>
-        <w:tc>
-          <w:tcPr>
-            <w:tcW w:type="dxa" w:w="1170"/>
-          </w:tcPr>
-          <w:p>
-            <w:pPr>
-              <w:spacing w:before="40" w:after="40"/>
-            </w:pPr>
-            <w:r>
-              <w:rPr>
-                <w:rFonts w:ascii="Times New Roman" w:hAnsi="Times New Roman"/>
-                <w:sz w:val="19"/>
-              </w:rPr>
-              <w:t>0.7135</w:t>
-            </w:r>
-          </w:p>
-        </w:tc>
-        <w:tc>
-          <w:tcPr>
-            <w:tcW w:type="dxa" w:w="1170"/>
-          </w:tcPr>
-          <w:p>
-            <w:pPr>
-              <w:spacing w:before="40" w:after="40"/>
-            </w:pPr>
-            <w:r>
-              <w:rPr>
-                <w:rFonts w:ascii="Times New Roman" w:hAnsi="Times New Roman"/>
-                <w:sz w:val="19"/>
-              </w:rPr>
-              <w:t>0.6439</w:t>
-            </w:r>
-          </w:p>
-        </w:tc>
-        <w:tc>
-          <w:tcPr>
-            <w:tcW w:type="dxa" w:w="1170"/>
-          </w:tcPr>
-          <w:p>
-            <w:pPr>
-              <w:spacing w:before="40" w:after="40"/>
-            </w:pPr>
-            <w:r>
-              <w:rPr>
-                <w:rFonts w:ascii="Times New Roman" w:hAnsi="Times New Roman"/>
-                <w:sz w:val="19"/>
-              </w:rPr>
-              <w:t>0.6620</w:t>
-            </w:r>
-          </w:p>
-        </w:tc>
-        <w:tc>
-          <w:tcPr>
-            <w:tcW w:type="dxa" w:w="1170"/>
-          </w:tcPr>
-          <w:p>
-            <w:pPr>
-              <w:spacing w:before="40" w:after="40"/>
-            </w:pPr>
-            <w:r>
-              <w:rPr>
-                <w:rFonts w:ascii="Times New Roman" w:hAnsi="Times New Roman"/>
-                <w:sz w:val="19"/>
-              </w:rPr>
-              <w:t>0.5248</w:t>
-            </w:r>
-          </w:p>
-        </w:tc>
-        <w:tc>
-          <w:tcPr>
-            <w:tcW w:type="dxa" w:w="1170"/>
-          </w:tcPr>
-          <w:p>
-            <w:pPr>
-              <w:spacing w:before="40" w:after="40"/>
-            </w:pPr>
-            <w:r>
-              <w:rPr>
-                <w:rFonts w:ascii="Times New Roman" w:hAnsi="Times New Roman"/>
-                <w:sz w:val="19"/>
-              </w:rPr>
-              <w:t>0.7288</w:t>
+            <w:tcW w:type="dxa" w:w="1337"/>
+          </w:tcPr>
+          <w:p>
+            <w:pPr>
+              <w:spacing w:before="40" w:after="40"/>
+            </w:pPr>
+            <w:r>
+              <w:rPr>
+                <w:rFonts w:ascii="Times New Roman" w:hAnsi="Times New Roman"/>
+                <w:sz w:val="19"/>
+              </w:rPr>
+              <w:t>**$S_1$**</w:t>
+            </w:r>
+          </w:p>
+        </w:tc>
+        <w:tc>
+          <w:tcPr>
+            <w:tcW w:type="dxa" w:w="1337"/>
+          </w:tcPr>
+          <w:p>
+            <w:pPr>
+              <w:spacing w:before="40" w:after="40"/>
+            </w:pPr>
+            <w:r>
+              <w:rPr>
+                <w:rFonts w:ascii="Times New Roman" w:hAnsi="Times New Roman"/>
+                <w:sz w:val="19"/>
+              </w:rPr>
+              <w:t>$C_{1\text{,historical\_dc\_offset}}$ (Historical DC)</w:t>
+            </w:r>
+          </w:p>
+        </w:tc>
+        <w:tc>
+          <w:tcPr>
+            <w:tcW w:type="dxa" w:w="1337"/>
+          </w:tcPr>
+          <w:p>
+            <w:pPr>
+              <w:spacing w:before="40" w:after="40"/>
+            </w:pPr>
+            <w:r>
+              <w:rPr>
+                <w:rFonts w:ascii="Times New Roman" w:hAnsi="Times New Roman"/>
+                <w:sz w:val="19"/>
+              </w:rPr>
+              <w:t>**0.6094**</w:t>
+            </w:r>
+          </w:p>
+        </w:tc>
+        <w:tc>
+          <w:tcPr>
+            <w:tcW w:type="dxa" w:w="1337"/>
+          </w:tcPr>
+          <w:p>
+            <w:pPr>
+              <w:spacing w:before="40" w:after="40"/>
+            </w:pPr>
+            <w:r>
+              <w:rPr>
+                <w:rFonts w:ascii="Times New Roman" w:hAnsi="Times New Roman"/>
+                <w:sz w:val="19"/>
+              </w:rPr>
+              <w:t>0.6106</w:t>
+            </w:r>
+          </w:p>
+        </w:tc>
+        <w:tc>
+          <w:tcPr>
+            <w:tcW w:type="dxa" w:w="1337"/>
+          </w:tcPr>
+          <w:p>
+            <w:pPr>
+              <w:spacing w:before="40" w:after="40"/>
+            </w:pPr>
+            <w:r>
+              <w:rPr>
+                <w:rFonts w:ascii="Times New Roman" w:hAnsi="Times New Roman"/>
+                <w:sz w:val="19"/>
+              </w:rPr>
+              <w:t>0.6347</w:t>
+            </w:r>
+          </w:p>
+        </w:tc>
+        <w:tc>
+          <w:tcPr>
+            <w:tcW w:type="dxa" w:w="1337"/>
+          </w:tcPr>
+          <w:p>
+            <w:pPr>
+              <w:spacing w:before="40" w:after="40"/>
+            </w:pPr>
+            <w:r>
+              <w:rPr>
+                <w:rFonts w:ascii="Times New Roman" w:hAnsi="Times New Roman"/>
+                <w:sz w:val="19"/>
+              </w:rPr>
+              <w:t>0.5534</w:t>
+            </w:r>
+          </w:p>
+        </w:tc>
+        <w:tc>
+          <w:tcPr>
+            <w:tcW w:type="dxa" w:w="1337"/>
+          </w:tcPr>
+          <w:p>
+            <w:pPr>
+              <w:spacing w:before="40" w:after="40"/>
+            </w:pPr>
+            <w:r>
+              <w:rPr>
+                <w:rFonts w:ascii="Times New Roman" w:hAnsi="Times New Roman"/>
+                <w:sz w:val="19"/>
+              </w:rPr>
+              <w:t>0.6402</w:t>
             </w:r>
           </w:p>
         </w:tc>
@@ -2702,137 +2589,120 @@
       <w:tr>
         <w:tc>
           <w:tcPr>
-            <w:tcW w:type="dxa" w:w="1170"/>
-          </w:tcPr>
-          <w:p>
-            <w:pPr>
-              <w:spacing w:before="40" w:after="40"/>
-            </w:pPr>
-            <w:r>
-              <w:rPr>
-                <w:rFonts w:ascii="Times New Roman" w:hAnsi="Times New Roman"/>
-                <w:sz w:val="19"/>
-              </w:rPr>
-              <w:t>**$S_2$**</w:t>
-            </w:r>
-          </w:p>
-        </w:tc>
-        <w:tc>
-          <w:tcPr>
-            <w:tcW w:type="dxa" w:w="1170"/>
-          </w:tcPr>
-          <w:p>
-            <w:pPr>
-              <w:spacing w:before="40" w:after="40"/>
-            </w:pPr>
-            <w:r>
-              <w:rPr>
-                <w:rFonts w:ascii="Times New Roman" w:hAnsi="Times New Roman"/>
-                <w:sz w:val="19"/>
-              </w:rPr>
-              <w:t>$C_2$ (Seam-Suppressed)</w:t>
-            </w:r>
-          </w:p>
-        </w:tc>
-        <w:tc>
-          <w:tcPr>
-            <w:tcW w:type="dxa" w:w="1170"/>
-          </w:tcPr>
-          <w:p>
-            <w:pPr>
-              <w:spacing w:before="40" w:after="40"/>
-            </w:pPr>
-            <w:r>
-              <w:rPr>
-                <w:rFonts w:ascii="Times New Roman" w:hAnsi="Times New Roman"/>
-                <w:sz w:val="19"/>
-              </w:rPr>
-              <w:t>**0.5159**</w:t>
-            </w:r>
-          </w:p>
-        </w:tc>
-        <w:tc>
-          <w:tcPr>
-            <w:tcW w:type="dxa" w:w="1170"/>
-          </w:tcPr>
-          <w:p>
-            <w:pPr>
-              <w:spacing w:before="40" w:after="40"/>
-            </w:pPr>
-            <w:r>
-              <w:rPr>
-                <w:rFonts w:ascii="Times New Roman" w:hAnsi="Times New Roman"/>
-                <w:sz w:val="19"/>
-              </w:rPr>
-              <w:t>0.6255</w:t>
-            </w:r>
-          </w:p>
-        </w:tc>
-        <w:tc>
-          <w:tcPr>
-            <w:tcW w:type="dxa" w:w="1170"/>
-          </w:tcPr>
-          <w:p>
-            <w:pPr>
-              <w:spacing w:before="40" w:after="40"/>
-            </w:pPr>
-            <w:r>
-              <w:rPr>
-                <w:rFonts w:ascii="Times New Roman" w:hAnsi="Times New Roman"/>
-                <w:sz w:val="19"/>
-              </w:rPr>
-              <w:t>0.5385</w:t>
-            </w:r>
-          </w:p>
-        </w:tc>
-        <w:tc>
-          <w:tcPr>
-            <w:tcW w:type="dxa" w:w="1170"/>
-          </w:tcPr>
-          <w:p>
-            <w:pPr>
-              <w:spacing w:before="40" w:after="40"/>
-            </w:pPr>
-            <w:r>
-              <w:rPr>
-                <w:rFonts w:ascii="Times New Roman" w:hAnsi="Times New Roman"/>
-                <w:sz w:val="19"/>
-              </w:rPr>
-              <w:t>0.6387</w:t>
-            </w:r>
-          </w:p>
-        </w:tc>
-        <w:tc>
-          <w:tcPr>
-            <w:tcW w:type="dxa" w:w="1170"/>
-          </w:tcPr>
-          <w:p>
-            <w:pPr>
-              <w:spacing w:before="40" w:after="40"/>
-            </w:pPr>
-            <w:r>
-              <w:rPr>
-                <w:rFonts w:ascii="Times New Roman" w:hAnsi="Times New Roman"/>
-                <w:sz w:val="19"/>
-              </w:rPr>
-              <w:t>0.2745</w:t>
-            </w:r>
-          </w:p>
-        </w:tc>
-        <w:tc>
-          <w:tcPr>
-            <w:tcW w:type="dxa" w:w="1170"/>
-          </w:tcPr>
-          <w:p>
-            <w:pPr>
-              <w:spacing w:before="40" w:after="40"/>
-            </w:pPr>
-            <w:r>
-              <w:rPr>
-                <w:rFonts w:ascii="Times New Roman" w:hAnsi="Times New Roman"/>
-                <w:sz w:val="19"/>
-              </w:rPr>
-              <w:t>0.6345</w:t>
+            <w:tcW w:type="dxa" w:w="1337"/>
+          </w:tcPr>
+          <w:p>
+            <w:pPr>
+              <w:spacing w:before="40" w:after="40"/>
+            </w:pPr>
+            <w:r>
+              <w:rPr>
+                <w:rFonts w:ascii="Times New Roman" w:hAnsi="Times New Roman"/>
+                <w:sz w:val="19"/>
+              </w:rPr>
+              <w:t>**$S_1$**</w:t>
+            </w:r>
+          </w:p>
+        </w:tc>
+        <w:tc>
+          <w:tcPr>
+            <w:tcW w:type="dxa" w:w="1337"/>
+          </w:tcPr>
+          <w:p>
+            <w:pPr>
+              <w:spacing w:before="40" w:after="40"/>
+            </w:pPr>
+            <w:r>
+              <w:rPr>
+                <w:rFonts w:ascii="Times New Roman" w:hAnsi="Times New Roman"/>
+                <w:sz w:val="19"/>
+              </w:rPr>
+              <w:t>$C_{2\text{,seam\_suppressed}}$ (Seam-Suppressed)</w:t>
+            </w:r>
+          </w:p>
+        </w:tc>
+        <w:tc>
+          <w:tcPr>
+            <w:tcW w:type="dxa" w:w="1337"/>
+          </w:tcPr>
+          <w:p>
+            <w:pPr>
+              <w:spacing w:before="40" w:after="40"/>
+            </w:pPr>
+            <w:r>
+              <w:rPr>
+                <w:rFonts w:ascii="Times New Roman" w:hAnsi="Times New Roman"/>
+                <w:sz w:val="19"/>
+              </w:rPr>
+              <w:t>**0.4941**</w:t>
+            </w:r>
+          </w:p>
+        </w:tc>
+        <w:tc>
+          <w:tcPr>
+            <w:tcW w:type="dxa" w:w="1337"/>
+          </w:tcPr>
+          <w:p>
+            <w:pPr>
+              <w:spacing w:before="40" w:after="40"/>
+            </w:pPr>
+            <w:r>
+              <w:rPr>
+                <w:rFonts w:ascii="Times New Roman" w:hAnsi="Times New Roman"/>
+                <w:sz w:val="19"/>
+              </w:rPr>
+              <w:t>0.5085</w:t>
+            </w:r>
+          </w:p>
+        </w:tc>
+        <w:tc>
+          <w:tcPr>
+            <w:tcW w:type="dxa" w:w="1337"/>
+          </w:tcPr>
+          <w:p>
+            <w:pPr>
+              <w:spacing w:before="40" w:after="40"/>
+            </w:pPr>
+            <w:r>
+              <w:rPr>
+                <w:rFonts w:ascii="Times New Roman" w:hAnsi="Times New Roman"/>
+                <w:sz w:val="19"/>
+              </w:rPr>
+              <w:t>0.6029</w:t>
+            </w:r>
+          </w:p>
+        </w:tc>
+        <w:tc>
+          <w:tcPr>
+            <w:tcW w:type="dxa" w:w="1337"/>
+          </w:tcPr>
+          <w:p>
+            <w:pPr>
+              <w:spacing w:before="40" w:after="40"/>
+            </w:pPr>
+            <w:r>
+              <w:rPr>
+                <w:rFonts w:ascii="Times New Roman" w:hAnsi="Times New Roman"/>
+                <w:sz w:val="19"/>
+              </w:rPr>
+              <w:t>0.3054</w:t>
+            </w:r>
+          </w:p>
+        </w:tc>
+        <w:tc>
+          <w:tcPr>
+            <w:tcW w:type="dxa" w:w="1337"/>
+          </w:tcPr>
+          <w:p>
+            <w:pPr>
+              <w:spacing w:before="40" w:after="40"/>
+            </w:pPr>
+            <w:r>
+              <w:rPr>
+                <w:rFonts w:ascii="Times New Roman" w:hAnsi="Times New Roman"/>
+                <w:sz w:val="19"/>
+              </w:rPr>
+              <w:t>0.5741</w:t>
             </w:r>
           </w:p>
         </w:tc>
@@ -2840,7 +2710,128 @@
       <w:tr>
         <w:tc>
           <w:tcPr>
-            <w:tcW w:type="dxa" w:w="1170"/>
+            <w:tcW w:type="dxa" w:w="1337"/>
+          </w:tcPr>
+          <w:p>
+            <w:pPr>
+              <w:spacing w:before="40" w:after="40"/>
+            </w:pPr>
+            <w:r>
+              <w:rPr>
+                <w:rFonts w:ascii="Times New Roman" w:hAnsi="Times New Roman"/>
+                <w:sz w:val="19"/>
+              </w:rPr>
+              <w:t>**$S_1$**</w:t>
+            </w:r>
+          </w:p>
+        </w:tc>
+        <w:tc>
+          <w:tcPr>
+            <w:tcW w:type="dxa" w:w="1337"/>
+          </w:tcPr>
+          <w:p>
+            <w:pPr>
+              <w:spacing w:before="40" w:after="40"/>
+            </w:pPr>
+            <w:r>
+              <w:rPr>
+                <w:rFonts w:ascii="Times New Roman" w:hAnsi="Times New Roman"/>
+                <w:sz w:val="19"/>
+              </w:rPr>
+              <w:t>$C_{3\text{,c5lp\_scramble}}$ (Raw Scramble)</w:t>
+            </w:r>
+          </w:p>
+        </w:tc>
+        <w:tc>
+          <w:tcPr>
+            <w:tcW w:type="dxa" w:w="1337"/>
+          </w:tcPr>
+          <w:p>
+            <w:pPr>
+              <w:spacing w:before="40" w:after="40"/>
+            </w:pPr>
+            <w:r>
+              <w:rPr>
+                <w:rFonts w:ascii="Times New Roman" w:hAnsi="Times New Roman"/>
+                <w:sz w:val="19"/>
+              </w:rPr>
+              <w:t>**0.4884**</w:t>
+            </w:r>
+          </w:p>
+        </w:tc>
+        <w:tc>
+          <w:tcPr>
+            <w:tcW w:type="dxa" w:w="1337"/>
+          </w:tcPr>
+          <w:p>
+            <w:pPr>
+              <w:spacing w:before="40" w:after="40"/>
+            </w:pPr>
+            <w:r>
+              <w:rPr>
+                <w:rFonts w:ascii="Times New Roman" w:hAnsi="Times New Roman"/>
+                <w:sz w:val="19"/>
+              </w:rPr>
+              <w:t>0.5007</w:t>
+            </w:r>
+          </w:p>
+        </w:tc>
+        <w:tc>
+          <w:tcPr>
+            <w:tcW w:type="dxa" w:w="1337"/>
+          </w:tcPr>
+          <w:p>
+            <w:pPr>
+              <w:spacing w:before="40" w:after="40"/>
+            </w:pPr>
+            <w:r>
+              <w:rPr>
+                <w:rFonts w:ascii="Times New Roman" w:hAnsi="Times New Roman"/>
+                <w:sz w:val="19"/>
+              </w:rPr>
+              <w:t>0.5985</w:t>
+            </w:r>
+          </w:p>
+        </w:tc>
+        <w:tc>
+          <w:tcPr>
+            <w:tcW w:type="dxa" w:w="1337"/>
+          </w:tcPr>
+          <w:p>
+            <w:pPr>
+              <w:spacing w:before="40" w:after="40"/>
+            </w:pPr>
+            <w:r>
+              <w:rPr>
+                <w:rFonts w:ascii="Times New Roman" w:hAnsi="Times New Roman"/>
+                <w:sz w:val="19"/>
+              </w:rPr>
+              <w:t>0.3072</w:t>
+            </w:r>
+          </w:p>
+        </w:tc>
+        <w:tc>
+          <w:tcPr>
+            <w:tcW w:type="dxa" w:w="1337"/>
+          </w:tcPr>
+          <w:p>
+            <w:pPr>
+              <w:spacing w:before="40" w:after="40"/>
+            </w:pPr>
+            <w:r>
+              <w:rPr>
+                <w:rFonts w:ascii="Times New Roman" w:hAnsi="Times New Roman"/>
+                <w:sz w:val="19"/>
+              </w:rPr>
+              <w:t>0.5595</w:t>
+            </w:r>
+          </w:p>
+        </w:tc>
+      </w:tr>
+      <w:tr>
+        <w:tc>
+          <w:tcPr>
+            <w:tcW w:type="dxa" w:w="1337"/>
           </w:tcPr>
           <w:p>
             <w:pPr>
@@ -2857,24 +2848,629 @@
         </w:tc>
         <w:tc>
           <w:tcPr>
-            <w:tcW w:type="dxa" w:w="1170"/>
-          </w:tcPr>
-          <w:p>
-            <w:pPr>
-              <w:spacing w:before="40" w:after="40"/>
-            </w:pPr>
-            <w:r>
-              <w:rPr>
-                <w:rFonts w:ascii="Times New Roman" w:hAnsi="Times New Roman"/>
-                <w:sz w:val="19"/>
-              </w:rPr>
-              <w:t>$C_3$ (Raw Scramble)</w:t>
-            </w:r>
-          </w:p>
-        </w:tc>
-        <w:tc>
-          <w:tcPr>
-            <w:tcW w:type="dxa" w:w="1170"/>
+            <w:tcW w:type="dxa" w:w="1337"/>
+          </w:tcPr>
+          <w:p>
+            <w:pPr>
+              <w:spacing w:before="40" w:after="40"/>
+            </w:pPr>
+            <w:r>
+              <w:rPr>
+                <w:rFonts w:ascii="Times New Roman" w:hAnsi="Times New Roman"/>
+                <w:sz w:val="19"/>
+              </w:rPr>
+              <w:t>$C_{0\text{,orig}}$ (Baseline)</w:t>
+            </w:r>
+          </w:p>
+        </w:tc>
+        <w:tc>
+          <w:tcPr>
+            <w:tcW w:type="dxa" w:w="1337"/>
+          </w:tcPr>
+          <w:p>
+            <w:pPr>
+              <w:spacing w:before="40" w:after="40"/>
+            </w:pPr>
+            <w:r>
+              <w:rPr>
+                <w:rFonts w:ascii="Times New Roman" w:hAnsi="Times New Roman"/>
+                <w:sz w:val="19"/>
+              </w:rPr>
+              <w:t>**0.9273**</w:t>
+            </w:r>
+          </w:p>
+        </w:tc>
+        <w:tc>
+          <w:tcPr>
+            <w:tcW w:type="dxa" w:w="1337"/>
+          </w:tcPr>
+          <w:p>
+            <w:pPr>
+              <w:spacing w:before="40" w:after="40"/>
+            </w:pPr>
+            <w:r>
+              <w:rPr>
+                <w:rFonts w:ascii="Times New Roman" w:hAnsi="Times New Roman"/>
+                <w:sz w:val="19"/>
+              </w:rPr>
+              <w:t>0.9354</w:t>
+            </w:r>
+          </w:p>
+        </w:tc>
+        <w:tc>
+          <w:tcPr>
+            <w:tcW w:type="dxa" w:w="1337"/>
+          </w:tcPr>
+          <w:p>
+            <w:pPr>
+              <w:spacing w:before="40" w:after="40"/>
+            </w:pPr>
+            <w:r>
+              <w:rPr>
+                <w:rFonts w:ascii="Times New Roman" w:hAnsi="Times New Roman"/>
+                <w:sz w:val="19"/>
+              </w:rPr>
+              <w:t>0.8720</w:t>
+            </w:r>
+          </w:p>
+        </w:tc>
+        <w:tc>
+          <w:tcPr>
+            <w:tcW w:type="dxa" w:w="1337"/>
+          </w:tcPr>
+          <w:p>
+            <w:pPr>
+              <w:spacing w:before="40" w:after="40"/>
+            </w:pPr>
+            <w:r>
+              <w:rPr>
+                <w:rFonts w:ascii="Times New Roman" w:hAnsi="Times New Roman"/>
+                <w:sz w:val="19"/>
+              </w:rPr>
+              <w:t>0.9550</w:t>
+            </w:r>
+          </w:p>
+        </w:tc>
+        <w:tc>
+          <w:tcPr>
+            <w:tcW w:type="dxa" w:w="1337"/>
+          </w:tcPr>
+          <w:p>
+            <w:pPr>
+              <w:spacing w:before="40" w:after="40"/>
+            </w:pPr>
+            <w:r>
+              <w:rPr>
+                <w:rFonts w:ascii="Times New Roman" w:hAnsi="Times New Roman"/>
+                <w:sz w:val="19"/>
+              </w:rPr>
+              <w:t>0.9548</w:t>
+            </w:r>
+          </w:p>
+        </w:tc>
+      </w:tr>
+      <w:tr>
+        <w:tc>
+          <w:tcPr>
+            <w:tcW w:type="dxa" w:w="1337"/>
+          </w:tcPr>
+          <w:p>
+            <w:pPr>
+              <w:spacing w:before="40" w:after="40"/>
+            </w:pPr>
+            <w:r>
+              <w:rPr>
+                <w:rFonts w:ascii="Times New Roman" w:hAnsi="Times New Roman"/>
+                <w:sz w:val="19"/>
+              </w:rPr>
+              <w:t>**$S_2$**</w:t>
+            </w:r>
+          </w:p>
+        </w:tc>
+        <w:tc>
+          <w:tcPr>
+            <w:tcW w:type="dxa" w:w="1337"/>
+          </w:tcPr>
+          <w:p>
+            <w:pPr>
+              <w:spacing w:before="40" w:after="40"/>
+            </w:pPr>
+            <w:r>
+              <w:rPr>
+                <w:rFonts w:ascii="Times New Roman" w:hAnsi="Times New Roman"/>
+                <w:sz w:val="19"/>
+              </w:rPr>
+              <w:t>$C_{1\text{,true\_seam\_w2}}$ (True Seam w=2)</w:t>
+            </w:r>
+          </w:p>
+        </w:tc>
+        <w:tc>
+          <w:tcPr>
+            <w:tcW w:type="dxa" w:w="1337"/>
+          </w:tcPr>
+          <w:p>
+            <w:pPr>
+              <w:spacing w:before="40" w:after="40"/>
+            </w:pPr>
+            <w:r>
+              <w:rPr>
+                <w:rFonts w:ascii="Times New Roman" w:hAnsi="Times New Roman"/>
+                <w:sz w:val="19"/>
+              </w:rPr>
+              <w:t>**0.8758**</w:t>
+            </w:r>
+          </w:p>
+        </w:tc>
+        <w:tc>
+          <w:tcPr>
+            <w:tcW w:type="dxa" w:w="1337"/>
+          </w:tcPr>
+          <w:p>
+            <w:pPr>
+              <w:spacing w:before="40" w:after="40"/>
+            </w:pPr>
+            <w:r>
+              <w:rPr>
+                <w:rFonts w:ascii="Times New Roman" w:hAnsi="Times New Roman"/>
+                <w:sz w:val="19"/>
+              </w:rPr>
+              <w:t>0.8900</w:t>
+            </w:r>
+          </w:p>
+        </w:tc>
+        <w:tc>
+          <w:tcPr>
+            <w:tcW w:type="dxa" w:w="1337"/>
+          </w:tcPr>
+          <w:p>
+            <w:pPr>
+              <w:spacing w:before="40" w:after="40"/>
+            </w:pPr>
+            <w:r>
+              <w:rPr>
+                <w:rFonts w:ascii="Times New Roman" w:hAnsi="Times New Roman"/>
+                <w:sz w:val="19"/>
+              </w:rPr>
+              <w:t>0.8150</w:t>
+            </w:r>
+          </w:p>
+        </w:tc>
+        <w:tc>
+          <w:tcPr>
+            <w:tcW w:type="dxa" w:w="1337"/>
+          </w:tcPr>
+          <w:p>
+            <w:pPr>
+              <w:spacing w:before="40" w:after="40"/>
+            </w:pPr>
+            <w:r>
+              <w:rPr>
+                <w:rFonts w:ascii="Times New Roman" w:hAnsi="Times New Roman"/>
+                <w:sz w:val="19"/>
+              </w:rPr>
+              <w:t>0.9340</w:t>
+            </w:r>
+          </w:p>
+        </w:tc>
+        <w:tc>
+          <w:tcPr>
+            <w:tcW w:type="dxa" w:w="1337"/>
+          </w:tcPr>
+          <w:p>
+            <w:pPr>
+              <w:spacing w:before="40" w:after="40"/>
+            </w:pPr>
+            <w:r>
+              <w:rPr>
+                <w:rFonts w:ascii="Times New Roman" w:hAnsi="Times New Roman"/>
+                <w:sz w:val="19"/>
+              </w:rPr>
+              <w:t>0.8783</w:t>
+            </w:r>
+          </w:p>
+        </w:tc>
+      </w:tr>
+      <w:tr>
+        <w:tc>
+          <w:tcPr>
+            <w:tcW w:type="dxa" w:w="1337"/>
+          </w:tcPr>
+          <w:p>
+            <w:pPr>
+              <w:spacing w:before="40" w:after="40"/>
+            </w:pPr>
+            <w:r>
+              <w:rPr>
+                <w:rFonts w:ascii="Times New Roman" w:hAnsi="Times New Roman"/>
+                <w:sz w:val="19"/>
+              </w:rPr>
+              <w:t>**$S_2$**</w:t>
+            </w:r>
+          </w:p>
+        </w:tc>
+        <w:tc>
+          <w:tcPr>
+            <w:tcW w:type="dxa" w:w="1337"/>
+          </w:tcPr>
+          <w:p>
+            <w:pPr>
+              <w:spacing w:before="40" w:after="40"/>
+            </w:pPr>
+            <w:r>
+              <w:rPr>
+                <w:rFonts w:ascii="Times New Roman" w:hAnsi="Times New Roman"/>
+                <w:sz w:val="19"/>
+              </w:rPr>
+              <w:t>$C_{1\text{,true\_seam\_w3}}$ (True Seam w=3)</w:t>
+            </w:r>
+          </w:p>
+        </w:tc>
+        <w:tc>
+          <w:tcPr>
+            <w:tcW w:type="dxa" w:w="1337"/>
+          </w:tcPr>
+          <w:p>
+            <w:pPr>
+              <w:spacing w:before="40" w:after="40"/>
+            </w:pPr>
+            <w:r>
+              <w:rPr>
+                <w:rFonts w:ascii="Times New Roman" w:hAnsi="Times New Roman"/>
+                <w:sz w:val="19"/>
+              </w:rPr>
+              <w:t>**0.8580**</w:t>
+            </w:r>
+          </w:p>
+        </w:tc>
+        <w:tc>
+          <w:tcPr>
+            <w:tcW w:type="dxa" w:w="1337"/>
+          </w:tcPr>
+          <w:p>
+            <w:pPr>
+              <w:spacing w:before="40" w:after="40"/>
+            </w:pPr>
+            <w:r>
+              <w:rPr>
+                <w:rFonts w:ascii="Times New Roman" w:hAnsi="Times New Roman"/>
+                <w:sz w:val="19"/>
+              </w:rPr>
+              <w:t>0.8724</w:t>
+            </w:r>
+          </w:p>
+        </w:tc>
+        <w:tc>
+          <w:tcPr>
+            <w:tcW w:type="dxa" w:w="1337"/>
+          </w:tcPr>
+          <w:p>
+            <w:pPr>
+              <w:spacing w:before="40" w:after="40"/>
+            </w:pPr>
+            <w:r>
+              <w:rPr>
+                <w:rFonts w:ascii="Times New Roman" w:hAnsi="Times New Roman"/>
+                <w:sz w:val="19"/>
+              </w:rPr>
+              <w:t>0.7997</w:t>
+            </w:r>
+          </w:p>
+        </w:tc>
+        <w:tc>
+          <w:tcPr>
+            <w:tcW w:type="dxa" w:w="1337"/>
+          </w:tcPr>
+          <w:p>
+            <w:pPr>
+              <w:spacing w:before="40" w:after="40"/>
+            </w:pPr>
+            <w:r>
+              <w:rPr>
+                <w:rFonts w:ascii="Times New Roman" w:hAnsi="Times New Roman"/>
+                <w:sz w:val="19"/>
+              </w:rPr>
+              <w:t>0.9173</w:t>
+            </w:r>
+          </w:p>
+        </w:tc>
+        <w:tc>
+          <w:tcPr>
+            <w:tcW w:type="dxa" w:w="1337"/>
+          </w:tcPr>
+          <w:p>
+            <w:pPr>
+              <w:spacing w:before="40" w:after="40"/>
+            </w:pPr>
+            <w:r>
+              <w:rPr>
+                <w:rFonts w:ascii="Times New Roman" w:hAnsi="Times New Roman"/>
+                <w:sz w:val="19"/>
+              </w:rPr>
+              <w:t>0.8570</w:t>
+            </w:r>
+          </w:p>
+        </w:tc>
+      </w:tr>
+      <w:tr>
+        <w:tc>
+          <w:tcPr>
+            <w:tcW w:type="dxa" w:w="1337"/>
+          </w:tcPr>
+          <w:p>
+            <w:pPr>
+              <w:spacing w:before="40" w:after="40"/>
+            </w:pPr>
+            <w:r>
+              <w:rPr>
+                <w:rFonts w:ascii="Times New Roman" w:hAnsi="Times New Roman"/>
+                <w:sz w:val="19"/>
+              </w:rPr>
+              <w:t>**$S_2$**</w:t>
+            </w:r>
+          </w:p>
+        </w:tc>
+        <w:tc>
+          <w:tcPr>
+            <w:tcW w:type="dxa" w:w="1337"/>
+          </w:tcPr>
+          <w:p>
+            <w:pPr>
+              <w:spacing w:before="40" w:after="40"/>
+            </w:pPr>
+            <w:r>
+              <w:rPr>
+                <w:rFonts w:ascii="Times New Roman" w:hAnsi="Times New Roman"/>
+                <w:sz w:val="19"/>
+              </w:rPr>
+              <w:t>$C_{1\text{,historical\_dc\_offset}}$ (Historical DC)</w:t>
+            </w:r>
+          </w:p>
+        </w:tc>
+        <w:tc>
+          <w:tcPr>
+            <w:tcW w:type="dxa" w:w="1337"/>
+          </w:tcPr>
+          <w:p>
+            <w:pPr>
+              <w:spacing w:before="40" w:after="40"/>
+            </w:pPr>
+            <w:r>
+              <w:rPr>
+                <w:rFonts w:ascii="Times New Roman" w:hAnsi="Times New Roman"/>
+                <w:sz w:val="19"/>
+              </w:rPr>
+              <w:t>**0.6385**</w:t>
+            </w:r>
+          </w:p>
+        </w:tc>
+        <w:tc>
+          <w:tcPr>
+            <w:tcW w:type="dxa" w:w="1337"/>
+          </w:tcPr>
+          <w:p>
+            <w:pPr>
+              <w:spacing w:before="40" w:after="40"/>
+            </w:pPr>
+            <w:r>
+              <w:rPr>
+                <w:rFonts w:ascii="Times New Roman" w:hAnsi="Times New Roman"/>
+                <w:sz w:val="19"/>
+              </w:rPr>
+              <w:t>0.6439</w:t>
+            </w:r>
+          </w:p>
+        </w:tc>
+        <w:tc>
+          <w:tcPr>
+            <w:tcW w:type="dxa" w:w="1337"/>
+          </w:tcPr>
+          <w:p>
+            <w:pPr>
+              <w:spacing w:before="40" w:after="40"/>
+            </w:pPr>
+            <w:r>
+              <w:rPr>
+                <w:rFonts w:ascii="Times New Roman" w:hAnsi="Times New Roman"/>
+                <w:sz w:val="19"/>
+              </w:rPr>
+              <w:t>0.6620</w:t>
+            </w:r>
+          </w:p>
+        </w:tc>
+        <w:tc>
+          <w:tcPr>
+            <w:tcW w:type="dxa" w:w="1337"/>
+          </w:tcPr>
+          <w:p>
+            <w:pPr>
+              <w:spacing w:before="40" w:after="40"/>
+            </w:pPr>
+            <w:r>
+              <w:rPr>
+                <w:rFonts w:ascii="Times New Roman" w:hAnsi="Times New Roman"/>
+                <w:sz w:val="19"/>
+              </w:rPr>
+              <w:t>0.5248</w:t>
+            </w:r>
+          </w:p>
+        </w:tc>
+        <w:tc>
+          <w:tcPr>
+            <w:tcW w:type="dxa" w:w="1337"/>
+          </w:tcPr>
+          <w:p>
+            <w:pPr>
+              <w:spacing w:before="40" w:after="40"/>
+            </w:pPr>
+            <w:r>
+              <w:rPr>
+                <w:rFonts w:ascii="Times New Roman" w:hAnsi="Times New Roman"/>
+                <w:sz w:val="19"/>
+              </w:rPr>
+              <w:t>0.7288</w:t>
+            </w:r>
+          </w:p>
+        </w:tc>
+      </w:tr>
+      <w:tr>
+        <w:tc>
+          <w:tcPr>
+            <w:tcW w:type="dxa" w:w="1337"/>
+          </w:tcPr>
+          <w:p>
+            <w:pPr>
+              <w:spacing w:before="40" w:after="40"/>
+            </w:pPr>
+            <w:r>
+              <w:rPr>
+                <w:rFonts w:ascii="Times New Roman" w:hAnsi="Times New Roman"/>
+                <w:sz w:val="19"/>
+              </w:rPr>
+              <w:t>**$S_2$**</w:t>
+            </w:r>
+          </w:p>
+        </w:tc>
+        <w:tc>
+          <w:tcPr>
+            <w:tcW w:type="dxa" w:w="1337"/>
+          </w:tcPr>
+          <w:p>
+            <w:pPr>
+              <w:spacing w:before="40" w:after="40"/>
+            </w:pPr>
+            <w:r>
+              <w:rPr>
+                <w:rFonts w:ascii="Times New Roman" w:hAnsi="Times New Roman"/>
+                <w:sz w:val="19"/>
+              </w:rPr>
+              <w:t>$C_{2\text{,seam\_suppressed}}$ (Seam-Suppressed)</w:t>
+            </w:r>
+          </w:p>
+        </w:tc>
+        <w:tc>
+          <w:tcPr>
+            <w:tcW w:type="dxa" w:w="1337"/>
+          </w:tcPr>
+          <w:p>
+            <w:pPr>
+              <w:spacing w:before="40" w:after="40"/>
+            </w:pPr>
+            <w:r>
+              <w:rPr>
+                <w:rFonts w:ascii="Times New Roman" w:hAnsi="Times New Roman"/>
+                <w:sz w:val="19"/>
+              </w:rPr>
+              <w:t>**0.5159**</w:t>
+            </w:r>
+          </w:p>
+        </w:tc>
+        <w:tc>
+          <w:tcPr>
+            <w:tcW w:type="dxa" w:w="1337"/>
+          </w:tcPr>
+          <w:p>
+            <w:pPr>
+              <w:spacing w:before="40" w:after="40"/>
+            </w:pPr>
+            <w:r>
+              <w:rPr>
+                <w:rFonts w:ascii="Times New Roman" w:hAnsi="Times New Roman"/>
+                <w:sz w:val="19"/>
+              </w:rPr>
+              <w:t>0.5385</w:t>
+            </w:r>
+          </w:p>
+        </w:tc>
+        <w:tc>
+          <w:tcPr>
+            <w:tcW w:type="dxa" w:w="1337"/>
+          </w:tcPr>
+          <w:p>
+            <w:pPr>
+              <w:spacing w:before="40" w:after="40"/>
+            </w:pPr>
+            <w:r>
+              <w:rPr>
+                <w:rFonts w:ascii="Times New Roman" w:hAnsi="Times New Roman"/>
+                <w:sz w:val="19"/>
+              </w:rPr>
+              <w:t>0.6387</w:t>
+            </w:r>
+          </w:p>
+        </w:tc>
+        <w:tc>
+          <w:tcPr>
+            <w:tcW w:type="dxa" w:w="1337"/>
+          </w:tcPr>
+          <w:p>
+            <w:pPr>
+              <w:spacing w:before="40" w:after="40"/>
+            </w:pPr>
+            <w:r>
+              <w:rPr>
+                <w:rFonts w:ascii="Times New Roman" w:hAnsi="Times New Roman"/>
+                <w:sz w:val="19"/>
+              </w:rPr>
+              <w:t>0.2745</w:t>
+            </w:r>
+          </w:p>
+        </w:tc>
+        <w:tc>
+          <w:tcPr>
+            <w:tcW w:type="dxa" w:w="1337"/>
+          </w:tcPr>
+          <w:p>
+            <w:pPr>
+              <w:spacing w:before="40" w:after="40"/>
+            </w:pPr>
+            <w:r>
+              <w:rPr>
+                <w:rFonts w:ascii="Times New Roman" w:hAnsi="Times New Roman"/>
+                <w:sz w:val="19"/>
+              </w:rPr>
+              <w:t>0.6345</w:t>
+            </w:r>
+          </w:p>
+        </w:tc>
+      </w:tr>
+      <w:tr>
+        <w:tc>
+          <w:tcPr>
+            <w:tcW w:type="dxa" w:w="1337"/>
+          </w:tcPr>
+          <w:p>
+            <w:pPr>
+              <w:spacing w:before="40" w:after="40"/>
+            </w:pPr>
+            <w:r>
+              <w:rPr>
+                <w:rFonts w:ascii="Times New Roman" w:hAnsi="Times New Roman"/>
+                <w:sz w:val="19"/>
+              </w:rPr>
+              <w:t>**$S_2$**</w:t>
+            </w:r>
+          </w:p>
+        </w:tc>
+        <w:tc>
+          <w:tcPr>
+            <w:tcW w:type="dxa" w:w="1337"/>
+          </w:tcPr>
+          <w:p>
+            <w:pPr>
+              <w:spacing w:before="40" w:after="40"/>
+            </w:pPr>
+            <w:r>
+              <w:rPr>
+                <w:rFonts w:ascii="Times New Roman" w:hAnsi="Times New Roman"/>
+                <w:sz w:val="19"/>
+              </w:rPr>
+              <w:t>$C_{3\text{,c5lp\_scramble}}$ (Raw Scramble)</w:t>
+            </w:r>
+          </w:p>
+        </w:tc>
+        <w:tc>
+          <w:tcPr>
+            <w:tcW w:type="dxa" w:w="1337"/>
           </w:tcPr>
           <w:p>
             <w:pPr>
@@ -2891,24 +3487,7 @@
         </w:tc>
         <w:tc>
           <w:tcPr>
-            <w:tcW w:type="dxa" w:w="1170"/>
-          </w:tcPr>
-          <w:p>
-            <w:pPr>
-              <w:spacing w:before="40" w:after="40"/>
-            </w:pPr>
-            <w:r>
-              <w:rPr>
-                <w:rFonts w:ascii="Times New Roman" w:hAnsi="Times New Roman"/>
-                <w:sz w:val="19"/>
-              </w:rPr>
-              <w:t>0.6281</w:t>
-            </w:r>
-          </w:p>
-        </w:tc>
-        <w:tc>
-          <w:tcPr>
-            <w:tcW w:type="dxa" w:w="1170"/>
+            <w:tcW w:type="dxa" w:w="1337"/>
           </w:tcPr>
           <w:p>
             <w:pPr>
@@ -2925,7 +3504,7 @@
         </w:tc>
         <w:tc>
           <w:tcPr>
-            <w:tcW w:type="dxa" w:w="1170"/>
+            <w:tcW w:type="dxa" w:w="1337"/>
           </w:tcPr>
           <w:p>
             <w:pPr>
@@ -2942,7 +3521,7 @@
         </w:tc>
         <w:tc>
           <w:tcPr>
-            <w:tcW w:type="dxa" w:w="1170"/>
+            <w:tcW w:type="dxa" w:w="1337"/>
           </w:tcPr>
           <w:p>
             <w:pPr>
@@ -2959,7 +3538,7 @@
         </w:tc>
         <w:tc>
           <w:tcPr>
-            <w:tcW w:type="dxa" w:w="1170"/>
+            <w:tcW w:type="dxa" w:w="1337"/>
           </w:tcPr>
           <w:p>
             <w:pPr>
@@ -3018,7 +3597,7 @@
         <w:spacing w:before="40" w:after="120" w:line="276" w:lineRule="auto"/>
       </w:pPr>
       <w:r>
-        <w:t>In $S_0$, $\Delta = +0.4215$ (95% CI: $[0.3722, 0.4713]$, McNemar $\chi^2 = 1145.1, p &lt; 10^{-15}$). Replicated in $S_1$ ($\Delta = +0.4447$, 95% CI: $[0.3977, 0.4942]$) and $S_2$ ($\Delta = +0.3969$, 95% CI: $[0.3424, 0.4560]$).</w:t>
+        <w:t>In $S_0$, $\Delta = +0.4215$ (95% CI: $[0.3722, 0.4713]$, exact McNemar $p &lt; 10^{-15}$). Replicated in $S_1$ ($\Delta = +0.4447$) and $S_2$ ($\Delta = +0.3969$).</w:t>
       </w:r>
     </w:p>
     <w:p>
@@ -3031,7 +3610,7 @@
         <w:rPr>
           <w:b/>
         </w:rPr>
-        <w:t>Seam-Only Degradation ($C_1 \text{ vs } C_0$):</w:t>
+        <w:t>Historical Whole-Tile DC-Offset Drop ($C_{1\text{,hist}} \text{ vs } C_0$):</w:t>
       </w:r>
       <w:r/>
     </w:p>
@@ -3040,15 +3619,30 @@
         <w:spacing w:before="40" w:after="120" w:line="276" w:lineRule="auto"/>
       </w:pPr>
       <w:r>
-        <w:t xml:space="preserve">In $S_0$, $\Delta = +0.3043$ (95% CI: $[0.2581, 0.3530]$, McNemar $\chi^2 = 824.1, p &lt; 10^{-15}$). Replicated in $S_1$ ($\Delta = +0.3237$, 95% CI: $[0.2778, 0.3735]$) and $S_2$ ($\Delta = +0.2887$, 95% CI: $[0.2287, 0.3552]$). </w:t>
+        <w:t>In $S_0$, $\Delta = +0.3043$ (95% CI: $[0.2581, 0.3530]$, exact McNemar $p &lt; 10^{-15}$).</w:t>
       </w:r>
+    </w:p>
+    <w:p>
+      <w:pPr>
+        <w:pStyle w:val="ListNumber"/>
+        <w:spacing w:before="20" w:after="40"/>
+      </w:pPr>
+      <w:r/>
       <w:r>
         <w:rPr>
           <w:b/>
         </w:rPr>
-        <w:t>Hypothesis $H_1$ is supported.</w:t>
+        <w:t>Pure Boundary Seam Drop ($C_{1\text{,true\_w2}} \text{ vs } C_0$):</w:t>
       </w:r>
       <w:r/>
+    </w:p>
+    <w:p>
+      <w:pPr>
+        <w:spacing w:before="40" w:after="120" w:line="276" w:lineRule="auto"/>
+      </w:pPr>
+      <w:r>
+        <w:t>In $S_0$, $\Delta = +0.1206$ (95% CI: $[0.0827, 0.1607]$, exact McNemar $p &lt; 10^{-15}$). Accounts for an empirical ratio of 28.6% of the raw scrambling drop (0.1206 / 0.4215).</w:t>
+      </w:r>
     </w:p>
     <w:p>
       <w:pPr>
@@ -3069,15 +3663,8 @@
         <w:spacing w:before="40" w:after="120" w:line="276" w:lineRule="auto"/>
       </w:pPr>
       <w:r>
-        <w:t xml:space="preserve">In $S_0$, $\Delta = +0.4808$ (95% CI: $[0.4360, 0.5280]$, McNemar $\chi^2 = 1273.9, p &lt; 10^{-15}$). Replicated in $S_1$ ($\Delta = +0.4390$, 95% CI: $[0.3924, 0.4879]$) and $S_2$ ($\Delta = +0.4114$, 95% CI: $[0.3569, 0.4684]$). In all scenarios, this drop substantially exceeds the preregistered threshold of $0.150$. </w:t>
+        <w:t>In $S_0$, $\Delta = +0.4808$ (95% CI: $[0.4360, 0.5280]$, exact McNemar $p &lt; 10^{-15}$). Replicated in $S_1$ ($\Delta = +0.4390$) and $S_2$ ($\Delta = +0.4114$). In all scenarios, this drop substantially exceeds the pre-defined threshold of $0.150$.</w:t>
       </w:r>
-      <w:r>
-        <w:rPr>
-          <w:b/>
-        </w:rPr>
-        <w:t>Hypothesis $H_2$ is supported.</w:t>
-      </w:r>
-      <w:r/>
     </w:p>
     <w:p>
       <w:pPr>
@@ -3089,7 +3676,7 @@
         <w:rPr>
           <w:b/>
         </w:rPr>
-        <w:t>Scrambling Beyond Seams Alone ($C_3 \text{ vs } C_1$):</w:t>
+        <w:t>Incremental Scrambling Beyond Pure Seams ($C_3 \text{ vs } C_{1\text{,true\_w2}}$):</w:t>
       </w:r>
       <w:r/>
     </w:p>
@@ -3098,15 +3685,8 @@
         <w:spacing w:before="40" w:after="120" w:line="276" w:lineRule="auto"/>
       </w:pPr>
       <w:r>
-        <w:t xml:space="preserve">In $S_0$, $\Delta = +0.1172$ (95% CI: $[0.0825, 0.1526]$, McNemar $\chi^2 = 170.5, p &lt; 10^{-15}$). Permuting tiles is significantly and reliably more destructive than injecting seams alone. </w:t>
+        <w:t>In $S_0$, $\Delta = +0.3009$ (95% CI: $[0.2506, 0.3496]$, exact McNemar $p &lt; 10^{-15}$). Scrambling is significantly worse than pure boundary seams alone.</w:t>
       </w:r>
-      <w:r>
-        <w:rPr>
-          <w:b/>
-        </w:rPr>
-        <w:t>Null hypothesis $H_0$ is decisively refuted.</w:t>
-      </w:r>
-      <w:r/>
     </w:p>
     <w:p>
       <w:pPr>
@@ -3127,7 +3707,7 @@
         <w:spacing w:before="40" w:after="120" w:line="276" w:lineRule="auto"/>
       </w:pPr>
       <w:r>
-        <w:t>In $S_0$, $\Delta = -0.0593$ (95% CI: $[-0.0832, -0.0358]$, $p = 3.62 \times 10^{-13}$). Seam smoothing did not mitigate the scrambling drop; $C_2$ was actually worse than $C_3$. In $S_1$ ($\Delta = +0.0057, p=0.123$) and $S_2$ ($\Delta = -0.0144, p=0.138$), the difference was not statistically significant.</w:t>
+        <w:t>In $S_0$, $\Delta = -0.0593$ (95% CI: $[-0.0832, -0.0358]$, exact McNemar $p = 1.53 \times 10^{-13}$). Seam smoothing did not recover performance; $C_2$ was actually worse than $C_3$. In $S_1$ ($p = 0.122$) and $S_2$ ($p = 0.137$), the difference was not statistically significant after Holm FWER control.</w:t>
       </w:r>
     </w:p>
     <w:p>
@@ -3141,7 +3721,7 @@
           <w:color w:val="334466"/>
           <w:sz w:val="24"/>
         </w:rPr>
-        <w:t>Table 6: Canonical Paired Statistical Contrasts</w:t>
+        <w:t>Table 6: Canonical Paired Statistical Contrasts ($B=25,000$ Cluster Resamples)</w:t>
       </w:r>
     </w:p>
     <w:tbl>
@@ -3305,7 +3885,7 @@
                 <w:b/>
                 <w:sz w:val="19"/>
               </w:rPr>
-              <w:t>Bootstrap 95% Cl</w:t>
+              <w:t>Bootstrap 95% CI</w:t>
             </w:r>
           </w:p>
         </w:tc>
@@ -3323,7 +3903,7 @@
                 <w:b/>
                 <w:sz w:val="19"/>
               </w:rPr>
-              <w:t>Fold Std</w:t>
+              <w:t>$\text{SE}_{\text{boot}}$</w:t>
             </w:r>
           </w:p>
         </w:tc>
@@ -3359,7 +3939,7 @@
                 <w:b/>
                 <w:sz w:val="19"/>
               </w:rPr>
-              <w:t>$p$-value</w:t>
+              <w:t>McNemar $p$-value</w:t>
             </w:r>
           </w:p>
         </w:tc>
@@ -3532,7 +4112,7 @@
                 <w:rFonts w:ascii="Times New Roman" w:hAnsi="Times New Roman"/>
                 <w:sz w:val="19"/>
               </w:rPr>
-              <w:t>0.0939</w:t>
+              <w:t>0.0252</w:t>
             </w:r>
           </w:p>
         </w:tc>
@@ -3619,7 +4199,7 @@
                 <w:rFonts w:ascii="Times New Roman" w:hAnsi="Times New Roman"/>
                 <w:sz w:val="19"/>
               </w:rPr>
-              <w:t>**C1 vs C0**</w:t>
+              <w:t>**C1_hist vs C0**</w:t>
             </w:r>
           </w:p>
         </w:tc>
@@ -3653,7 +4233,7 @@
                 <w:rFonts w:ascii="Times New Roman" w:hAnsi="Times New Roman"/>
                 <w:sz w:val="19"/>
               </w:rPr>
-              <w:t>$C_1$</w:t>
+              <w:t>$C_{1\text{,hist}}$</w:t>
             </w:r>
           </w:p>
         </w:tc>
@@ -3738,7 +4318,7 @@
                 <w:rFonts w:ascii="Times New Roman" w:hAnsi="Times New Roman"/>
                 <w:sz w:val="19"/>
               </w:rPr>
-              <w:t>0.0901</w:t>
+              <w:t>0.0241</w:t>
             </w:r>
           </w:p>
         </w:tc>
@@ -3944,7 +4524,7 @@
                 <w:rFonts w:ascii="Times New Roman" w:hAnsi="Times New Roman"/>
                 <w:sz w:val="19"/>
               </w:rPr>
-              <w:t>0.0390</w:t>
+              <w:t>0.0235</w:t>
             </w:r>
           </w:p>
         </w:tc>
@@ -4031,7 +4611,7 @@
                 <w:rFonts w:ascii="Times New Roman" w:hAnsi="Times New Roman"/>
                 <w:sz w:val="19"/>
               </w:rPr>
-              <w:t>**C3 vs C1**</w:t>
+              <w:t>**C3 vs C1_hist**</w:t>
             </w:r>
           </w:p>
         </w:tc>
@@ -4048,7 +4628,7 @@
                 <w:rFonts w:ascii="Times New Roman" w:hAnsi="Times New Roman"/>
                 <w:sz w:val="19"/>
               </w:rPr>
-              <w:t>$C_1$</w:t>
+              <w:t>$C_{1\text{,hist}}$</w:t>
             </w:r>
           </w:p>
         </w:tc>
@@ -4150,7 +4730,7 @@
                 <w:rFonts w:ascii="Times New Roman" w:hAnsi="Times New Roman"/>
                 <w:sz w:val="19"/>
               </w:rPr>
-              <w:t>0.0607</w:t>
+              <w:t>0.0180</w:t>
             </w:r>
           </w:p>
         </w:tc>
@@ -4237,7 +4817,7 @@
                 <w:rFonts w:ascii="Times New Roman" w:hAnsi="Times New Roman"/>
                 <w:sz w:val="19"/>
               </w:rPr>
-              <w:t>**C3 vs C2**</w:t>
+              <w:t>**C1_true_w2 vs C0**</w:t>
             </w:r>
           </w:p>
         </w:tc>
@@ -4254,7 +4834,7 @@
                 <w:rFonts w:ascii="Times New Roman" w:hAnsi="Times New Roman"/>
                 <w:sz w:val="19"/>
               </w:rPr>
-              <w:t>$C_2$</w:t>
+              <w:t>$C_0$</w:t>
             </w:r>
           </w:p>
         </w:tc>
@@ -4271,7 +4851,7 @@
                 <w:rFonts w:ascii="Times New Roman" w:hAnsi="Times New Roman"/>
                 <w:sz w:val="19"/>
               </w:rPr>
-              <w:t>$C_3$</w:t>
+              <w:t>$C_{1\text{,w2}}$</w:t>
             </w:r>
           </w:p>
         </w:tc>
@@ -4288,7 +4868,7 @@
                 <w:rFonts w:ascii="Times New Roman" w:hAnsi="Times New Roman"/>
                 <w:sz w:val="19"/>
               </w:rPr>
-              <w:t>0.4525</w:t>
+              <w:t>0.9333</w:t>
             </w:r>
           </w:p>
         </w:tc>
@@ -4305,7 +4885,7 @@
                 <w:rFonts w:ascii="Times New Roman" w:hAnsi="Times New Roman"/>
                 <w:sz w:val="19"/>
               </w:rPr>
-              <w:t>0.5118</w:t>
+              <w:t>0.8127</w:t>
             </w:r>
           </w:p>
         </w:tc>
@@ -4322,7 +4902,7 @@
                 <w:rFonts w:ascii="Times New Roman" w:hAnsi="Times New Roman"/>
                 <w:sz w:val="19"/>
               </w:rPr>
-              <w:t>**-0.0593**</w:t>
+              <w:t>**+0.1206**</w:t>
             </w:r>
           </w:p>
         </w:tc>
@@ -4339,7 +4919,7 @@
                 <w:rFonts w:ascii="Times New Roman" w:hAnsi="Times New Roman"/>
                 <w:sz w:val="19"/>
               </w:rPr>
-              <w:t>$[-0.0832, -0.0358]$</w:t>
+              <w:t>$[+0.0888, +0.1565]$</w:t>
             </w:r>
           </w:p>
         </w:tc>
@@ -4356,7 +4936,7 @@
                 <w:rFonts w:ascii="Times New Roman" w:hAnsi="Times New Roman"/>
                 <w:sz w:val="19"/>
               </w:rPr>
-              <w:t>0.0782</w:t>
+              <w:t>0.0172</w:t>
             </w:r>
           </w:p>
         </w:tc>
@@ -4373,7 +4953,7 @@
                 <w:rFonts w:ascii="Times New Roman" w:hAnsi="Times New Roman"/>
                 <w:sz w:val="19"/>
               </w:rPr>
-              <w:t>52.8</w:t>
+              <w:t>267.8</w:t>
             </w:r>
           </w:p>
         </w:tc>
@@ -4390,7 +4970,7 @@
                 <w:rFonts w:ascii="Times New Roman" w:hAnsi="Times New Roman"/>
                 <w:sz w:val="19"/>
               </w:rPr>
-              <w:t>$3.6 \times 10^{-13}$</w:t>
+              <w:t>$&lt; 10^{-15}$</w:t>
             </w:r>
           </w:p>
         </w:tc>
@@ -4426,7 +5006,7 @@
                 <w:rFonts w:ascii="Times New Roman" w:hAnsi="Times New Roman"/>
                 <w:sz w:val="19"/>
               </w:rPr>
-              <w:t>**$S_1$**</w:t>
+              <w:t>**$S_0$**</w:t>
             </w:r>
           </w:p>
         </w:tc>
@@ -4443,7 +5023,7 @@
                 <w:rFonts w:ascii="Times New Roman" w:hAnsi="Times New Roman"/>
                 <w:sz w:val="19"/>
               </w:rPr>
-              <w:t>**C3 vs C0**</w:t>
+              <w:t>**C3 vs C1_true_w2**</w:t>
             </w:r>
           </w:p>
         </w:tc>
@@ -4460,7 +5040,7 @@
                 <w:rFonts w:ascii="Times New Roman" w:hAnsi="Times New Roman"/>
                 <w:sz w:val="19"/>
               </w:rPr>
-              <w:t>$C_0$</w:t>
+              <w:t>$C_{1\text{,w2}}$</w:t>
             </w:r>
           </w:p>
         </w:tc>
@@ -4494,7 +5074,7 @@
                 <w:rFonts w:ascii="Times New Roman" w:hAnsi="Times New Roman"/>
                 <w:sz w:val="19"/>
               </w:rPr>
-              <w:t>0.9332</w:t>
+              <w:t>0.8127</w:t>
             </w:r>
           </w:p>
         </w:tc>
@@ -4511,7 +5091,7 @@
                 <w:rFonts w:ascii="Times New Roman" w:hAnsi="Times New Roman"/>
                 <w:sz w:val="19"/>
               </w:rPr>
-              <w:t>0.4884</w:t>
+              <w:t>0.5118</w:t>
             </w:r>
           </w:p>
         </w:tc>
@@ -4528,7 +5108,7 @@
                 <w:rFonts w:ascii="Times New Roman" w:hAnsi="Times New Roman"/>
                 <w:sz w:val="19"/>
               </w:rPr>
-              <w:t>**+0.4447**</w:t>
+              <w:t>**+0.3009**</w:t>
             </w:r>
           </w:p>
         </w:tc>
@@ -4545,7 +5125,7 @@
                 <w:rFonts w:ascii="Times New Roman" w:hAnsi="Times New Roman"/>
                 <w:sz w:val="19"/>
               </w:rPr>
-              <w:t>$[+0.3977, +0.4942]$</w:t>
+              <w:t>$[+0.2506, +0.3496]$</w:t>
             </w:r>
           </w:p>
         </w:tc>
@@ -4562,7 +5142,7 @@
                 <w:rFonts w:ascii="Times New Roman" w:hAnsi="Times New Roman"/>
                 <w:sz w:val="19"/>
               </w:rPr>
-              <w:t>0.0929</w:t>
+              <w:t>0.0252</w:t>
             </w:r>
           </w:p>
         </w:tc>
@@ -4579,7 +5159,7 @@
                 <w:rFonts w:ascii="Times New Roman" w:hAnsi="Times New Roman"/>
                 <w:sz w:val="19"/>
               </w:rPr>
-              <w:t>1262.2</w:t>
+              <w:t>669.1</w:t>
             </w:r>
           </w:p>
         </w:tc>
@@ -4632,7 +5212,7 @@
                 <w:rFonts w:ascii="Times New Roman" w:hAnsi="Times New Roman"/>
                 <w:sz w:val="19"/>
               </w:rPr>
-              <w:t>**$S_1$**</w:t>
+              <w:t>**$S_0$**</w:t>
             </w:r>
           </w:p>
         </w:tc>
@@ -4649,7 +5229,7 @@
                 <w:rFonts w:ascii="Times New Roman" w:hAnsi="Times New Roman"/>
                 <w:sz w:val="19"/>
               </w:rPr>
-              <w:t>**C1 vs C0**</w:t>
+              <w:t>**C3 vs C2**</w:t>
             </w:r>
           </w:p>
         </w:tc>
@@ -4666,7 +5246,7 @@
                 <w:rFonts w:ascii="Times New Roman" w:hAnsi="Times New Roman"/>
                 <w:sz w:val="19"/>
               </w:rPr>
-              <w:t>$C_0$</w:t>
+              <w:t>$C_2$</w:t>
             </w:r>
           </w:p>
         </w:tc>
@@ -4683,7 +5263,7 @@
                 <w:rFonts w:ascii="Times New Roman" w:hAnsi="Times New Roman"/>
                 <w:sz w:val="19"/>
               </w:rPr>
-              <w:t>$C_1$</w:t>
+              <w:t>$C_3$</w:t>
             </w:r>
           </w:p>
         </w:tc>
@@ -4700,7 +5280,7 @@
                 <w:rFonts w:ascii="Times New Roman" w:hAnsi="Times New Roman"/>
                 <w:sz w:val="19"/>
               </w:rPr>
-              <w:t>0.9332</w:t>
+              <w:t>0.4525</w:t>
             </w:r>
           </w:p>
         </w:tc>
@@ -4717,7 +5297,7 @@
                 <w:rFonts w:ascii="Times New Roman" w:hAnsi="Times New Roman"/>
                 <w:sz w:val="19"/>
               </w:rPr>
-              <w:t>0.6094</w:t>
+              <w:t>0.5118</w:t>
             </w:r>
           </w:p>
         </w:tc>
@@ -4734,7 +5314,7 @@
                 <w:rFonts w:ascii="Times New Roman" w:hAnsi="Times New Roman"/>
                 <w:sz w:val="19"/>
               </w:rPr>
-              <w:t>**+0.3237**</w:t>
+              <w:t>**-0.0593**</w:t>
             </w:r>
           </w:p>
         </w:tc>
@@ -4751,7 +5331,7 @@
                 <w:rFonts w:ascii="Times New Roman" w:hAnsi="Times New Roman"/>
                 <w:sz w:val="19"/>
               </w:rPr>
-              <w:t>$[+0.2778, +0.3735]$</w:t>
+              <w:t>$[-0.0832, -0.0358]$</w:t>
             </w:r>
           </w:p>
         </w:tc>
@@ -4768,7 +5348,7 @@
                 <w:rFonts w:ascii="Times New Roman" w:hAnsi="Times New Roman"/>
                 <w:sz w:val="19"/>
               </w:rPr>
-              <w:t>0.1570</w:t>
+              <w:t>0.0120</w:t>
             </w:r>
           </w:p>
         </w:tc>
@@ -4785,7 +5365,7 @@
                 <w:rFonts w:ascii="Times New Roman" w:hAnsi="Times New Roman"/>
                 <w:sz w:val="19"/>
               </w:rPr>
-              <w:t>920.5</w:t>
+              <w:t>52.8</w:t>
             </w:r>
           </w:p>
         </w:tc>
@@ -4802,7 +5382,7 @@
                 <w:rFonts w:ascii="Times New Roman" w:hAnsi="Times New Roman"/>
                 <w:sz w:val="19"/>
               </w:rPr>
-              <w:t>$&lt; 10^{-15}$</w:t>
+              <w:t>$1.5 \times 10^{-13}$</w:t>
             </w:r>
           </w:p>
         </w:tc>
@@ -4855,7 +5435,7 @@
                 <w:rFonts w:ascii="Times New Roman" w:hAnsi="Times New Roman"/>
                 <w:sz w:val="19"/>
               </w:rPr>
-              <w:t>**C2 vs C0**</w:t>
+              <w:t>**C3 vs C0**</w:t>
             </w:r>
           </w:p>
         </w:tc>
@@ -4889,7 +5469,7 @@
                 <w:rFonts w:ascii="Times New Roman" w:hAnsi="Times New Roman"/>
                 <w:sz w:val="19"/>
               </w:rPr>
-              <w:t>$C_2$</w:t>
+              <w:t>$C_3$</w:t>
             </w:r>
           </w:p>
         </w:tc>
@@ -4923,7 +5503,7 @@
                 <w:rFonts w:ascii="Times New Roman" w:hAnsi="Times New Roman"/>
                 <w:sz w:val="19"/>
               </w:rPr>
-              <w:t>0.4941</w:t>
+              <w:t>0.4884</w:t>
             </w:r>
           </w:p>
         </w:tc>
@@ -4940,7 +5520,7 @@
                 <w:rFonts w:ascii="Times New Roman" w:hAnsi="Times New Roman"/>
                 <w:sz w:val="19"/>
               </w:rPr>
-              <w:t>**+0.4390**</w:t>
+              <w:t>**+0.4447**</w:t>
             </w:r>
           </w:p>
         </w:tc>
@@ -4957,7 +5537,7 @@
                 <w:rFonts w:ascii="Times New Roman" w:hAnsi="Times New Roman"/>
                 <w:sz w:val="19"/>
               </w:rPr>
-              <w:t>$[+0.3924, +0.4879]$</w:t>
+              <w:t>$[+0.3977, +0.4942]$</w:t>
             </w:r>
           </w:p>
         </w:tc>
@@ -4974,7 +5554,7 @@
                 <w:rFonts w:ascii="Times New Roman" w:hAnsi="Times New Roman"/>
                 <w:sz w:val="19"/>
               </w:rPr>
-              <w:t>0.0617</w:t>
+              <w:t>0.0247</w:t>
             </w:r>
           </w:p>
         </w:tc>
@@ -4991,7 +5571,7 @@
                 <w:rFonts w:ascii="Times New Roman" w:hAnsi="Times New Roman"/>
                 <w:sz w:val="19"/>
               </w:rPr>
-              <w:t>1233.1</w:t>
+              <w:t>1262.2</w:t>
             </w:r>
           </w:p>
         </w:tc>
@@ -5061,7 +5641,7 @@
                 <w:rFonts w:ascii="Times New Roman" w:hAnsi="Times New Roman"/>
                 <w:sz w:val="19"/>
               </w:rPr>
-              <w:t>**C3 vs C1**</w:t>
+              <w:t>**C1_hist vs C0**</w:t>
             </w:r>
           </w:p>
         </w:tc>
@@ -5078,7 +5658,7 @@
                 <w:rFonts w:ascii="Times New Roman" w:hAnsi="Times New Roman"/>
                 <w:sz w:val="19"/>
               </w:rPr>
-              <w:t>$C_1$</w:t>
+              <w:t>$C_0$</w:t>
             </w:r>
           </w:p>
         </w:tc>
@@ -5095,7 +5675,7 @@
                 <w:rFonts w:ascii="Times New Roman" w:hAnsi="Times New Roman"/>
                 <w:sz w:val="19"/>
               </w:rPr>
-              <w:t>$C_3$</w:t>
+              <w:t>$C_{1\text{,hist}}$</w:t>
             </w:r>
           </w:p>
         </w:tc>
@@ -5112,6 +5692,23 @@
                 <w:rFonts w:ascii="Times New Roman" w:hAnsi="Times New Roman"/>
                 <w:sz w:val="19"/>
               </w:rPr>
+              <w:t>0.9332</w:t>
+            </w:r>
+          </w:p>
+        </w:tc>
+        <w:tc>
+          <w:tcPr>
+            <w:tcW w:type="dxa" w:w="780"/>
+          </w:tcPr>
+          <w:p>
+            <w:pPr>
+              <w:spacing w:before="40" w:after="40"/>
+            </w:pPr>
+            <w:r>
+              <w:rPr>
+                <w:rFonts w:ascii="Times New Roman" w:hAnsi="Times New Roman"/>
+                <w:sz w:val="19"/>
+              </w:rPr>
               <w:t>0.6094</w:t>
             </w:r>
           </w:p>
@@ -5129,7 +5726,7 @@
                 <w:rFonts w:ascii="Times New Roman" w:hAnsi="Times New Roman"/>
                 <w:sz w:val="19"/>
               </w:rPr>
-              <w:t>0.4884</w:t>
+              <w:t>**+0.3237**</w:t>
             </w:r>
           </w:p>
         </w:tc>
@@ -5146,7 +5743,7 @@
                 <w:rFonts w:ascii="Times New Roman" w:hAnsi="Times New Roman"/>
                 <w:sz w:val="19"/>
               </w:rPr>
-              <w:t>**+0.1210**</w:t>
+              <w:t>$[+0.2778, +0.3735]$</w:t>
             </w:r>
           </w:p>
         </w:tc>
@@ -5163,7 +5760,7 @@
                 <w:rFonts w:ascii="Times New Roman" w:hAnsi="Times New Roman"/>
                 <w:sz w:val="19"/>
               </w:rPr>
-              <w:t>$[+0.0964, +0.1460]$</w:t>
+              <w:t>0.0245</w:t>
             </w:r>
           </w:p>
         </w:tc>
@@ -5180,24 +5777,7 @@
                 <w:rFonts w:ascii="Times New Roman" w:hAnsi="Times New Roman"/>
                 <w:sz w:val="19"/>
               </w:rPr>
-              <w:t>0.0815</w:t>
-            </w:r>
-          </w:p>
-        </w:tc>
-        <w:tc>
-          <w:tcPr>
-            <w:tcW w:type="dxa" w:w="780"/>
-          </w:tcPr>
-          <w:p>
-            <w:pPr>
-              <w:spacing w:before="40" w:after="40"/>
-            </w:pPr>
-            <w:r>
-              <w:rPr>
-                <w:rFonts w:ascii="Times New Roman" w:hAnsi="Times New Roman"/>
-                <w:sz w:val="19"/>
-              </w:rPr>
-              <w:t>250.3</w:t>
+              <w:t>920.5</w:t>
             </w:r>
           </w:p>
         </w:tc>
@@ -5267,7 +5847,7 @@
                 <w:rFonts w:ascii="Times New Roman" w:hAnsi="Times New Roman"/>
                 <w:sz w:val="19"/>
               </w:rPr>
-              <w:t>**C3 vs C2**</w:t>
+              <w:t>**C2 vs C0**</w:t>
             </w:r>
           </w:p>
         </w:tc>
@@ -5284,6 +5864,23 @@
                 <w:rFonts w:ascii="Times New Roman" w:hAnsi="Times New Roman"/>
                 <w:sz w:val="19"/>
               </w:rPr>
+              <w:t>$C_0$</w:t>
+            </w:r>
+          </w:p>
+        </w:tc>
+        <w:tc>
+          <w:tcPr>
+            <w:tcW w:type="dxa" w:w="780"/>
+          </w:tcPr>
+          <w:p>
+            <w:pPr>
+              <w:spacing w:before="40" w:after="40"/>
+            </w:pPr>
+            <w:r>
+              <w:rPr>
+                <w:rFonts w:ascii="Times New Roman" w:hAnsi="Times New Roman"/>
+                <w:sz w:val="19"/>
+              </w:rPr>
               <w:t>$C_2$</w:t>
             </w:r>
           </w:p>
@@ -5301,7 +5898,7 @@
                 <w:rFonts w:ascii="Times New Roman" w:hAnsi="Times New Roman"/>
                 <w:sz w:val="19"/>
               </w:rPr>
-              <w:t>$C_3$</w:t>
+              <w:t>0.9332</w:t>
             </w:r>
           </w:p>
         </w:tc>
@@ -5335,7 +5932,7 @@
                 <w:rFonts w:ascii="Times New Roman" w:hAnsi="Times New Roman"/>
                 <w:sz w:val="19"/>
               </w:rPr>
-              <w:t>0.4884</w:t>
+              <w:t>**+0.4390**</w:t>
             </w:r>
           </w:p>
         </w:tc>
@@ -5352,7 +5949,7 @@
                 <w:rFonts w:ascii="Times New Roman" w:hAnsi="Times New Roman"/>
                 <w:sz w:val="19"/>
               </w:rPr>
-              <w:t>**+0.0057**</w:t>
+              <w:t>$[+0.3924, +0.4879]$</w:t>
             </w:r>
           </w:p>
         </w:tc>
@@ -5369,7 +5966,7 @@
                 <w:rFonts w:ascii="Times New Roman" w:hAnsi="Times New Roman"/>
                 <w:sz w:val="19"/>
               </w:rPr>
-              <w:t>$[-0.0099, +0.0218]$</w:t>
+              <w:t>0.0243</w:t>
             </w:r>
           </w:p>
         </w:tc>
@@ -5386,7 +5983,7 @@
                 <w:rFonts w:ascii="Times New Roman" w:hAnsi="Times New Roman"/>
                 <w:sz w:val="19"/>
               </w:rPr>
-              <w:t>0.0472</w:t>
+              <w:t>1233.1</w:t>
             </w:r>
           </w:p>
         </w:tc>
@@ -5403,7 +6000,7 @@
                 <w:rFonts w:ascii="Times New Roman" w:hAnsi="Times New Roman"/>
                 <w:sz w:val="19"/>
               </w:rPr>
-              <w:t>2.38</w:t>
+              <w:t>$&lt; 10^{-15}$</w:t>
             </w:r>
           </w:p>
         </w:tc>
@@ -5420,24 +6017,7 @@
                 <w:rFonts w:ascii="Times New Roman" w:hAnsi="Times New Roman"/>
                 <w:sz w:val="19"/>
               </w:rPr>
-              <w:t>0.123</w:t>
-            </w:r>
-          </w:p>
-        </w:tc>
-        <w:tc>
-          <w:tcPr>
-            <w:tcW w:type="dxa" w:w="780"/>
-          </w:tcPr>
-          <w:p>
-            <w:pPr>
-              <w:spacing w:before="40" w:after="40"/>
-            </w:pPr>
-            <w:r>
-              <w:rPr>
-                <w:rFonts w:ascii="Times New Roman" w:hAnsi="Times New Roman"/>
-                <w:sz w:val="19"/>
-              </w:rPr>
-              <w:t>FAIL TO REJECT</w:t>
+              <w:t>REJECT $H_0$</w:t>
             </w:r>
           </w:p>
         </w:tc>
@@ -5456,7 +6036,7 @@
                 <w:rFonts w:ascii="Times New Roman" w:hAnsi="Times New Roman"/>
                 <w:sz w:val="19"/>
               </w:rPr>
-              <w:t>**$S_2$**</w:t>
+              <w:t>**$S_1$**</w:t>
             </w:r>
           </w:p>
         </w:tc>
@@ -5473,7 +6053,7 @@
                 <w:rFonts w:ascii="Times New Roman" w:hAnsi="Times New Roman"/>
                 <w:sz w:val="19"/>
               </w:rPr>
-              <w:t>**C3 vs C0**</w:t>
+              <w:t>**C3 vs C1_hist**</w:t>
             </w:r>
           </w:p>
         </w:tc>
@@ -5490,7 +6070,7 @@
                 <w:rFonts w:ascii="Times New Roman" w:hAnsi="Times New Roman"/>
                 <w:sz w:val="19"/>
               </w:rPr>
-              <w:t>$C_0$</w:t>
+              <w:t>$C_{1\text{,hist}}$</w:t>
             </w:r>
           </w:p>
         </w:tc>
@@ -5524,7 +6104,7 @@
                 <w:rFonts w:ascii="Times New Roman" w:hAnsi="Times New Roman"/>
                 <w:sz w:val="19"/>
               </w:rPr>
-              <w:t>0.9273</w:t>
+              <w:t>0.6094</w:t>
             </w:r>
           </w:p>
         </w:tc>
@@ -5541,7 +6121,7 @@
                 <w:rFonts w:ascii="Times New Roman" w:hAnsi="Times New Roman"/>
                 <w:sz w:val="19"/>
               </w:rPr>
-              <w:t>0.5303</w:t>
+              <w:t>0.4884</w:t>
             </w:r>
           </w:p>
         </w:tc>
@@ -5558,7 +6138,7 @@
                 <w:rFonts w:ascii="Times New Roman" w:hAnsi="Times New Roman"/>
                 <w:sz w:val="19"/>
               </w:rPr>
-              <w:t>**+0.3969**</w:t>
+              <w:t>**+0.1210**</w:t>
             </w:r>
           </w:p>
         </w:tc>
@@ -5575,7 +6155,7 @@
                 <w:rFonts w:ascii="Times New Roman" w:hAnsi="Times New Roman"/>
                 <w:sz w:val="19"/>
               </w:rPr>
-              <w:t>$[+0.3424, +0.4560]$</w:t>
+              <w:t>$[+0.0964, +0.1460]$</w:t>
             </w:r>
           </w:p>
         </w:tc>
@@ -5592,7 +6172,7 @@
                 <w:rFonts w:ascii="Times New Roman" w:hAnsi="Times New Roman"/>
                 <w:sz w:val="19"/>
               </w:rPr>
-              <w:t>0.0524</w:t>
+              <w:t>0.0126</w:t>
             </w:r>
           </w:p>
         </w:tc>
@@ -5609,7 +6189,7 @@
                 <w:rFonts w:ascii="Times New Roman" w:hAnsi="Times New Roman"/>
                 <w:sz w:val="19"/>
               </w:rPr>
-              <w:t>1068.1</w:t>
+              <w:t>250.3</w:t>
             </w:r>
           </w:p>
         </w:tc>
@@ -5662,7 +6242,7 @@
                 <w:rFonts w:ascii="Times New Roman" w:hAnsi="Times New Roman"/>
                 <w:sz w:val="19"/>
               </w:rPr>
-              <w:t>**$S_2$**</w:t>
+              <w:t>**$S_1$**</w:t>
             </w:r>
           </w:p>
         </w:tc>
@@ -5679,7 +6259,7 @@
                 <w:rFonts w:ascii="Times New Roman" w:hAnsi="Times New Roman"/>
                 <w:sz w:val="19"/>
               </w:rPr>
-              <w:t>**C1 vs C0**</w:t>
+              <w:t>**C1_true_w2 vs C0**</w:t>
             </w:r>
           </w:p>
         </w:tc>
@@ -5713,7 +6293,7 @@
                 <w:rFonts w:ascii="Times New Roman" w:hAnsi="Times New Roman"/>
                 <w:sz w:val="19"/>
               </w:rPr>
-              <w:t>$C_1$</w:t>
+              <w:t>$C_{1\text{,w2}}$</w:t>
             </w:r>
           </w:p>
         </w:tc>
@@ -5730,7 +6310,7 @@
                 <w:rFonts w:ascii="Times New Roman" w:hAnsi="Times New Roman"/>
                 <w:sz w:val="19"/>
               </w:rPr>
-              <w:t>0.9273</w:t>
+              <w:t>0.9332</w:t>
             </w:r>
           </w:p>
         </w:tc>
@@ -5747,7 +6327,7 @@
                 <w:rFonts w:ascii="Times New Roman" w:hAnsi="Times New Roman"/>
                 <w:sz w:val="19"/>
               </w:rPr>
-              <w:t>0.6385</w:t>
+              <w:t>0.8613</w:t>
             </w:r>
           </w:p>
         </w:tc>
@@ -5764,7 +6344,7 @@
                 <w:rFonts w:ascii="Times New Roman" w:hAnsi="Times New Roman"/>
                 <w:sz w:val="19"/>
               </w:rPr>
-              <w:t>**+0.2887**</w:t>
+              <w:t>**+0.0718**</w:t>
             </w:r>
           </w:p>
         </w:tc>
@@ -5781,7 +6361,7 @@
                 <w:rFonts w:ascii="Times New Roman" w:hAnsi="Times New Roman"/>
                 <w:sz w:val="19"/>
               </w:rPr>
-              <w:t>$[+0.2287, +0.3552]$</w:t>
+              <w:t>$[+0.0461, +0.0994]$</w:t>
             </w:r>
           </w:p>
         </w:tc>
@@ -5798,7 +6378,7 @@
                 <w:rFonts w:ascii="Times New Roman" w:hAnsi="Times New Roman"/>
                 <w:sz w:val="19"/>
               </w:rPr>
-              <w:t>0.0994</w:t>
+              <w:t>0.0136</w:t>
             </w:r>
           </w:p>
         </w:tc>
@@ -5815,7 +6395,7 @@
                 <w:rFonts w:ascii="Times New Roman" w:hAnsi="Times New Roman"/>
                 <w:sz w:val="19"/>
               </w:rPr>
-              <w:t>744.3</w:t>
+              <w:t>113.1</w:t>
             </w:r>
           </w:p>
         </w:tc>
@@ -5868,7 +6448,7 @@
                 <w:rFonts w:ascii="Times New Roman" w:hAnsi="Times New Roman"/>
                 <w:sz w:val="19"/>
               </w:rPr>
-              <w:t>**$S_2$**</w:t>
+              <w:t>**$S_1$**</w:t>
             </w:r>
           </w:p>
         </w:tc>
@@ -5885,7 +6465,7 @@
                 <w:rFonts w:ascii="Times New Roman" w:hAnsi="Times New Roman"/>
                 <w:sz w:val="19"/>
               </w:rPr>
-              <w:t>**C2 vs C0**</w:t>
+              <w:t>**C3 vs C1_true_w2**</w:t>
             </w:r>
           </w:p>
         </w:tc>
@@ -5902,7 +6482,7 @@
                 <w:rFonts w:ascii="Times New Roman" w:hAnsi="Times New Roman"/>
                 <w:sz w:val="19"/>
               </w:rPr>
-              <w:t>$C_0$</w:t>
+              <w:t>$C_{1\text{,w2}}$</w:t>
             </w:r>
           </w:p>
         </w:tc>
@@ -5919,7 +6499,7 @@
                 <w:rFonts w:ascii="Times New Roman" w:hAnsi="Times New Roman"/>
                 <w:sz w:val="19"/>
               </w:rPr>
-              <w:t>$C_2$</w:t>
+              <w:t>$C_3$</w:t>
             </w:r>
           </w:p>
         </w:tc>
@@ -5936,7 +6516,7 @@
                 <w:rFonts w:ascii="Times New Roman" w:hAnsi="Times New Roman"/>
                 <w:sz w:val="19"/>
               </w:rPr>
-              <w:t>0.9273</w:t>
+              <w:t>0.8613</w:t>
             </w:r>
           </w:p>
         </w:tc>
@@ -5953,7 +6533,7 @@
                 <w:rFonts w:ascii="Times New Roman" w:hAnsi="Times New Roman"/>
                 <w:sz w:val="19"/>
               </w:rPr>
-              <w:t>0.5159</w:t>
+              <w:t>0.4884</w:t>
             </w:r>
           </w:p>
         </w:tc>
@@ -5970,7 +6550,7 @@
                 <w:rFonts w:ascii="Times New Roman" w:hAnsi="Times New Roman"/>
                 <w:sz w:val="19"/>
               </w:rPr>
-              <w:t>**+0.4114**</w:t>
+              <w:t>**+0.3729**</w:t>
             </w:r>
           </w:p>
         </w:tc>
@@ -5987,7 +6567,7 @@
                 <w:rFonts w:ascii="Times New Roman" w:hAnsi="Times New Roman"/>
                 <w:sz w:val="19"/>
               </w:rPr>
-              <w:t>$[+0.3569, +0.4684]$</w:t>
+              <w:t>$[+0.3261, +0.4202]$</w:t>
             </w:r>
           </w:p>
         </w:tc>
@@ -6004,7 +6584,7 @@
                 <w:rFonts w:ascii="Times New Roman" w:hAnsi="Times New Roman"/>
                 <w:sz w:val="19"/>
               </w:rPr>
-              <w:t>0.0703</w:t>
+              <w:t>0.0239</w:t>
             </w:r>
           </w:p>
         </w:tc>
@@ -6021,7 +6601,7 @@
                 <w:rFonts w:ascii="Times New Roman" w:hAnsi="Times New Roman"/>
                 <w:sz w:val="19"/>
               </w:rPr>
-              <w:t>1080.7</w:t>
+              <w:t>996.5</w:t>
             </w:r>
           </w:p>
         </w:tc>
@@ -6074,7 +6654,7 @@
                 <w:rFonts w:ascii="Times New Roman" w:hAnsi="Times New Roman"/>
                 <w:sz w:val="19"/>
               </w:rPr>
-              <w:t>**$S_2$**</w:t>
+              <w:t>**$S_1$**</w:t>
             </w:r>
           </w:p>
         </w:tc>
@@ -6091,7 +6671,7 @@
                 <w:rFonts w:ascii="Times New Roman" w:hAnsi="Times New Roman"/>
                 <w:sz w:val="19"/>
               </w:rPr>
-              <w:t>**C3 vs C1**</w:t>
+              <w:t>**C3 vs C2**</w:t>
             </w:r>
           </w:p>
         </w:tc>
@@ -6108,7 +6688,7 @@
                 <w:rFonts w:ascii="Times New Roman" w:hAnsi="Times New Roman"/>
                 <w:sz w:val="19"/>
               </w:rPr>
-              <w:t>$C_1$</w:t>
+              <w:t>$C_2$</w:t>
             </w:r>
           </w:p>
         </w:tc>
@@ -6142,7 +6722,7 @@
                 <w:rFonts w:ascii="Times New Roman" w:hAnsi="Times New Roman"/>
                 <w:sz w:val="19"/>
               </w:rPr>
-              <w:t>0.6385</w:t>
+              <w:t>0.4941</w:t>
             </w:r>
           </w:p>
         </w:tc>
@@ -6159,7 +6739,7 @@
                 <w:rFonts w:ascii="Times New Roman" w:hAnsi="Times New Roman"/>
                 <w:sz w:val="19"/>
               </w:rPr>
-              <w:t>0.5303</w:t>
+              <w:t>0.4884</w:t>
             </w:r>
           </w:p>
         </w:tc>
@@ -6176,7 +6756,7 @@
                 <w:rFonts w:ascii="Times New Roman" w:hAnsi="Times New Roman"/>
                 <w:sz w:val="19"/>
               </w:rPr>
-              <w:t>**+0.1082**</w:t>
+              <w:t>**+0.0057**</w:t>
             </w:r>
           </w:p>
         </w:tc>
@@ -6193,7 +6773,7 @@
                 <w:rFonts w:ascii="Times New Roman" w:hAnsi="Times New Roman"/>
                 <w:sz w:val="19"/>
               </w:rPr>
-              <w:t>$[+0.0828, +0.1348]$</w:t>
+              <w:t>$[-0.0099, +0.0218]$</w:t>
             </w:r>
           </w:p>
         </w:tc>
@@ -6210,7 +6790,7 @@
                 <w:rFonts w:ascii="Times New Roman" w:hAnsi="Times New Roman"/>
                 <w:sz w:val="19"/>
               </w:rPr>
-              <w:t>0.0879</w:t>
+              <w:t>0.0081</w:t>
             </w:r>
           </w:p>
         </w:tc>
@@ -6227,7 +6807,7 @@
                 <w:rFonts w:ascii="Times New Roman" w:hAnsi="Times New Roman"/>
                 <w:sz w:val="19"/>
               </w:rPr>
-              <w:t>196.0</w:t>
+              <w:t>2.38</w:t>
             </w:r>
           </w:p>
         </w:tc>
@@ -6244,7 +6824,7 @@
                 <w:rFonts w:ascii="Times New Roman" w:hAnsi="Times New Roman"/>
                 <w:sz w:val="19"/>
               </w:rPr>
-              <w:t>$&lt; 10^{-15}$</w:t>
+              <w:t>0.122</w:t>
             </w:r>
           </w:p>
         </w:tc>
@@ -6261,7 +6841,7 @@
                 <w:rFonts w:ascii="Times New Roman" w:hAnsi="Times New Roman"/>
                 <w:sz w:val="19"/>
               </w:rPr>
-              <w:t>REJECT $H_0$</w:t>
+              <w:t>FAIL TO REJECT</w:t>
             </w:r>
           </w:p>
         </w:tc>
@@ -6297,6 +6877,1242 @@
                 <w:rFonts w:ascii="Times New Roman" w:hAnsi="Times New Roman"/>
                 <w:sz w:val="19"/>
               </w:rPr>
+              <w:t>**C3 vs C0**</w:t>
+            </w:r>
+          </w:p>
+        </w:tc>
+        <w:tc>
+          <w:tcPr>
+            <w:tcW w:type="dxa" w:w="780"/>
+          </w:tcPr>
+          <w:p>
+            <w:pPr>
+              <w:spacing w:before="40" w:after="40"/>
+            </w:pPr>
+            <w:r>
+              <w:rPr>
+                <w:rFonts w:ascii="Times New Roman" w:hAnsi="Times New Roman"/>
+                <w:sz w:val="19"/>
+              </w:rPr>
+              <w:t>$C_0$</w:t>
+            </w:r>
+          </w:p>
+        </w:tc>
+        <w:tc>
+          <w:tcPr>
+            <w:tcW w:type="dxa" w:w="780"/>
+          </w:tcPr>
+          <w:p>
+            <w:pPr>
+              <w:spacing w:before="40" w:after="40"/>
+            </w:pPr>
+            <w:r>
+              <w:rPr>
+                <w:rFonts w:ascii="Times New Roman" w:hAnsi="Times New Roman"/>
+                <w:sz w:val="19"/>
+              </w:rPr>
+              <w:t>$C_3$</w:t>
+            </w:r>
+          </w:p>
+        </w:tc>
+        <w:tc>
+          <w:tcPr>
+            <w:tcW w:type="dxa" w:w="780"/>
+          </w:tcPr>
+          <w:p>
+            <w:pPr>
+              <w:spacing w:before="40" w:after="40"/>
+            </w:pPr>
+            <w:r>
+              <w:rPr>
+                <w:rFonts w:ascii="Times New Roman" w:hAnsi="Times New Roman"/>
+                <w:sz w:val="19"/>
+              </w:rPr>
+              <w:t>0.9273</w:t>
+            </w:r>
+          </w:p>
+        </w:tc>
+        <w:tc>
+          <w:tcPr>
+            <w:tcW w:type="dxa" w:w="780"/>
+          </w:tcPr>
+          <w:p>
+            <w:pPr>
+              <w:spacing w:before="40" w:after="40"/>
+            </w:pPr>
+            <w:r>
+              <w:rPr>
+                <w:rFonts w:ascii="Times New Roman" w:hAnsi="Times New Roman"/>
+                <w:sz w:val="19"/>
+              </w:rPr>
+              <w:t>0.5303</w:t>
+            </w:r>
+          </w:p>
+        </w:tc>
+        <w:tc>
+          <w:tcPr>
+            <w:tcW w:type="dxa" w:w="780"/>
+          </w:tcPr>
+          <w:p>
+            <w:pPr>
+              <w:spacing w:before="40" w:after="40"/>
+            </w:pPr>
+            <w:r>
+              <w:rPr>
+                <w:rFonts w:ascii="Times New Roman" w:hAnsi="Times New Roman"/>
+                <w:sz w:val="19"/>
+              </w:rPr>
+              <w:t>**+0.3969**</w:t>
+            </w:r>
+          </w:p>
+        </w:tc>
+        <w:tc>
+          <w:tcPr>
+            <w:tcW w:type="dxa" w:w="780"/>
+          </w:tcPr>
+          <w:p>
+            <w:pPr>
+              <w:spacing w:before="40" w:after="40"/>
+            </w:pPr>
+            <w:r>
+              <w:rPr>
+                <w:rFonts w:ascii="Times New Roman" w:hAnsi="Times New Roman"/>
+                <w:sz w:val="19"/>
+              </w:rPr>
+              <w:t>$[+0.3424, +0.4560]$</w:t>
+            </w:r>
+          </w:p>
+        </w:tc>
+        <w:tc>
+          <w:tcPr>
+            <w:tcW w:type="dxa" w:w="780"/>
+          </w:tcPr>
+          <w:p>
+            <w:pPr>
+              <w:spacing w:before="40" w:after="40"/>
+            </w:pPr>
+            <w:r>
+              <w:rPr>
+                <w:rFonts w:ascii="Times New Roman" w:hAnsi="Times New Roman"/>
+                <w:sz w:val="19"/>
+              </w:rPr>
+              <w:t>0.0291</w:t>
+            </w:r>
+          </w:p>
+        </w:tc>
+        <w:tc>
+          <w:tcPr>
+            <w:tcW w:type="dxa" w:w="780"/>
+          </w:tcPr>
+          <w:p>
+            <w:pPr>
+              <w:spacing w:before="40" w:after="40"/>
+            </w:pPr>
+            <w:r>
+              <w:rPr>
+                <w:rFonts w:ascii="Times New Roman" w:hAnsi="Times New Roman"/>
+                <w:sz w:val="19"/>
+              </w:rPr>
+              <w:t>1068.1</w:t>
+            </w:r>
+          </w:p>
+        </w:tc>
+        <w:tc>
+          <w:tcPr>
+            <w:tcW w:type="dxa" w:w="780"/>
+          </w:tcPr>
+          <w:p>
+            <w:pPr>
+              <w:spacing w:before="40" w:after="40"/>
+            </w:pPr>
+            <w:r>
+              <w:rPr>
+                <w:rFonts w:ascii="Times New Roman" w:hAnsi="Times New Roman"/>
+                <w:sz w:val="19"/>
+              </w:rPr>
+              <w:t>$&lt; 10^{-15}$</w:t>
+            </w:r>
+          </w:p>
+        </w:tc>
+        <w:tc>
+          <w:tcPr>
+            <w:tcW w:type="dxa" w:w="780"/>
+          </w:tcPr>
+          <w:p>
+            <w:pPr>
+              <w:spacing w:before="40" w:after="40"/>
+            </w:pPr>
+            <w:r>
+              <w:rPr>
+                <w:rFonts w:ascii="Times New Roman" w:hAnsi="Times New Roman"/>
+                <w:sz w:val="19"/>
+              </w:rPr>
+              <w:t>REJECT $H_0$</w:t>
+            </w:r>
+          </w:p>
+        </w:tc>
+      </w:tr>
+      <w:tr>
+        <w:tc>
+          <w:tcPr>
+            <w:tcW w:type="dxa" w:w="780"/>
+          </w:tcPr>
+          <w:p>
+            <w:pPr>
+              <w:spacing w:before="40" w:after="40"/>
+            </w:pPr>
+            <w:r>
+              <w:rPr>
+                <w:rFonts w:ascii="Times New Roman" w:hAnsi="Times New Roman"/>
+                <w:sz w:val="19"/>
+              </w:rPr>
+              <w:t>**$S_2$**</w:t>
+            </w:r>
+          </w:p>
+        </w:tc>
+        <w:tc>
+          <w:tcPr>
+            <w:tcW w:type="dxa" w:w="780"/>
+          </w:tcPr>
+          <w:p>
+            <w:pPr>
+              <w:spacing w:before="40" w:after="40"/>
+            </w:pPr>
+            <w:r>
+              <w:rPr>
+                <w:rFonts w:ascii="Times New Roman" w:hAnsi="Times New Roman"/>
+                <w:sz w:val="19"/>
+              </w:rPr>
+              <w:t>**C1_hist vs C0**</w:t>
+            </w:r>
+          </w:p>
+        </w:tc>
+        <w:tc>
+          <w:tcPr>
+            <w:tcW w:type="dxa" w:w="780"/>
+          </w:tcPr>
+          <w:p>
+            <w:pPr>
+              <w:spacing w:before="40" w:after="40"/>
+            </w:pPr>
+            <w:r>
+              <w:rPr>
+                <w:rFonts w:ascii="Times New Roman" w:hAnsi="Times New Roman"/>
+                <w:sz w:val="19"/>
+              </w:rPr>
+              <w:t>$C_0$</w:t>
+            </w:r>
+          </w:p>
+        </w:tc>
+        <w:tc>
+          <w:tcPr>
+            <w:tcW w:type="dxa" w:w="780"/>
+          </w:tcPr>
+          <w:p>
+            <w:pPr>
+              <w:spacing w:before="40" w:after="40"/>
+            </w:pPr>
+            <w:r>
+              <w:rPr>
+                <w:rFonts w:ascii="Times New Roman" w:hAnsi="Times New Roman"/>
+                <w:sz w:val="19"/>
+              </w:rPr>
+              <w:t>$C_{1\text{,hist}}$</w:t>
+            </w:r>
+          </w:p>
+        </w:tc>
+        <w:tc>
+          <w:tcPr>
+            <w:tcW w:type="dxa" w:w="780"/>
+          </w:tcPr>
+          <w:p>
+            <w:pPr>
+              <w:spacing w:before="40" w:after="40"/>
+            </w:pPr>
+            <w:r>
+              <w:rPr>
+                <w:rFonts w:ascii="Times New Roman" w:hAnsi="Times New Roman"/>
+                <w:sz w:val="19"/>
+              </w:rPr>
+              <w:t>0.9273</w:t>
+            </w:r>
+          </w:p>
+        </w:tc>
+        <w:tc>
+          <w:tcPr>
+            <w:tcW w:type="dxa" w:w="780"/>
+          </w:tcPr>
+          <w:p>
+            <w:pPr>
+              <w:spacing w:before="40" w:after="40"/>
+            </w:pPr>
+            <w:r>
+              <w:rPr>
+                <w:rFonts w:ascii="Times New Roman" w:hAnsi="Times New Roman"/>
+                <w:sz w:val="19"/>
+              </w:rPr>
+              <w:t>0.6385</w:t>
+            </w:r>
+          </w:p>
+        </w:tc>
+        <w:tc>
+          <w:tcPr>
+            <w:tcW w:type="dxa" w:w="780"/>
+          </w:tcPr>
+          <w:p>
+            <w:pPr>
+              <w:spacing w:before="40" w:after="40"/>
+            </w:pPr>
+            <w:r>
+              <w:rPr>
+                <w:rFonts w:ascii="Times New Roman" w:hAnsi="Times New Roman"/>
+                <w:sz w:val="19"/>
+              </w:rPr>
+              <w:t>**+0.2887**</w:t>
+            </w:r>
+          </w:p>
+        </w:tc>
+        <w:tc>
+          <w:tcPr>
+            <w:tcW w:type="dxa" w:w="780"/>
+          </w:tcPr>
+          <w:p>
+            <w:pPr>
+              <w:spacing w:before="40" w:after="40"/>
+            </w:pPr>
+            <w:r>
+              <w:rPr>
+                <w:rFonts w:ascii="Times New Roman" w:hAnsi="Times New Roman"/>
+                <w:sz w:val="19"/>
+              </w:rPr>
+              <w:t>$[+0.2287, +0.3552]$</w:t>
+            </w:r>
+          </w:p>
+        </w:tc>
+        <w:tc>
+          <w:tcPr>
+            <w:tcW w:type="dxa" w:w="780"/>
+          </w:tcPr>
+          <w:p>
+            <w:pPr>
+              <w:spacing w:before="40" w:after="40"/>
+            </w:pPr>
+            <w:r>
+              <w:rPr>
+                <w:rFonts w:ascii="Times New Roman" w:hAnsi="Times New Roman"/>
+                <w:sz w:val="19"/>
+              </w:rPr>
+              <w:t>0.0326</w:t>
+            </w:r>
+          </w:p>
+        </w:tc>
+        <w:tc>
+          <w:tcPr>
+            <w:tcW w:type="dxa" w:w="780"/>
+          </w:tcPr>
+          <w:p>
+            <w:pPr>
+              <w:spacing w:before="40" w:after="40"/>
+            </w:pPr>
+            <w:r>
+              <w:rPr>
+                <w:rFonts w:ascii="Times New Roman" w:hAnsi="Times New Roman"/>
+                <w:sz w:val="19"/>
+              </w:rPr>
+              <w:t>744.3</w:t>
+            </w:r>
+          </w:p>
+        </w:tc>
+        <w:tc>
+          <w:tcPr>
+            <w:tcW w:type="dxa" w:w="780"/>
+          </w:tcPr>
+          <w:p>
+            <w:pPr>
+              <w:spacing w:before="40" w:after="40"/>
+            </w:pPr>
+            <w:r>
+              <w:rPr>
+                <w:rFonts w:ascii="Times New Roman" w:hAnsi="Times New Roman"/>
+                <w:sz w:val="19"/>
+              </w:rPr>
+              <w:t>$&lt; 10^{-15}$</w:t>
+            </w:r>
+          </w:p>
+        </w:tc>
+        <w:tc>
+          <w:tcPr>
+            <w:tcW w:type="dxa" w:w="780"/>
+          </w:tcPr>
+          <w:p>
+            <w:pPr>
+              <w:spacing w:before="40" w:after="40"/>
+            </w:pPr>
+            <w:r>
+              <w:rPr>
+                <w:rFonts w:ascii="Times New Roman" w:hAnsi="Times New Roman"/>
+                <w:sz w:val="19"/>
+              </w:rPr>
+              <w:t>REJECT $H_0$</w:t>
+            </w:r>
+          </w:p>
+        </w:tc>
+      </w:tr>
+      <w:tr>
+        <w:tc>
+          <w:tcPr>
+            <w:tcW w:type="dxa" w:w="780"/>
+          </w:tcPr>
+          <w:p>
+            <w:pPr>
+              <w:spacing w:before="40" w:after="40"/>
+            </w:pPr>
+            <w:r>
+              <w:rPr>
+                <w:rFonts w:ascii="Times New Roman" w:hAnsi="Times New Roman"/>
+                <w:sz w:val="19"/>
+              </w:rPr>
+              <w:t>**$S_2$**</w:t>
+            </w:r>
+          </w:p>
+        </w:tc>
+        <w:tc>
+          <w:tcPr>
+            <w:tcW w:type="dxa" w:w="780"/>
+          </w:tcPr>
+          <w:p>
+            <w:pPr>
+              <w:spacing w:before="40" w:after="40"/>
+            </w:pPr>
+            <w:r>
+              <w:rPr>
+                <w:rFonts w:ascii="Times New Roman" w:hAnsi="Times New Roman"/>
+                <w:sz w:val="19"/>
+              </w:rPr>
+              <w:t>**C2 vs C0**</w:t>
+            </w:r>
+          </w:p>
+        </w:tc>
+        <w:tc>
+          <w:tcPr>
+            <w:tcW w:type="dxa" w:w="780"/>
+          </w:tcPr>
+          <w:p>
+            <w:pPr>
+              <w:spacing w:before="40" w:after="40"/>
+            </w:pPr>
+            <w:r>
+              <w:rPr>
+                <w:rFonts w:ascii="Times New Roman" w:hAnsi="Times New Roman"/>
+                <w:sz w:val="19"/>
+              </w:rPr>
+              <w:t>$C_0$</w:t>
+            </w:r>
+          </w:p>
+        </w:tc>
+        <w:tc>
+          <w:tcPr>
+            <w:tcW w:type="dxa" w:w="780"/>
+          </w:tcPr>
+          <w:p>
+            <w:pPr>
+              <w:spacing w:before="40" w:after="40"/>
+            </w:pPr>
+            <w:r>
+              <w:rPr>
+                <w:rFonts w:ascii="Times New Roman" w:hAnsi="Times New Roman"/>
+                <w:sz w:val="19"/>
+              </w:rPr>
+              <w:t>$C_2$</w:t>
+            </w:r>
+          </w:p>
+        </w:tc>
+        <w:tc>
+          <w:tcPr>
+            <w:tcW w:type="dxa" w:w="780"/>
+          </w:tcPr>
+          <w:p>
+            <w:pPr>
+              <w:spacing w:before="40" w:after="40"/>
+            </w:pPr>
+            <w:r>
+              <w:rPr>
+                <w:rFonts w:ascii="Times New Roman" w:hAnsi="Times New Roman"/>
+                <w:sz w:val="19"/>
+              </w:rPr>
+              <w:t>0.9273</w:t>
+            </w:r>
+          </w:p>
+        </w:tc>
+        <w:tc>
+          <w:tcPr>
+            <w:tcW w:type="dxa" w:w="780"/>
+          </w:tcPr>
+          <w:p>
+            <w:pPr>
+              <w:spacing w:before="40" w:after="40"/>
+            </w:pPr>
+            <w:r>
+              <w:rPr>
+                <w:rFonts w:ascii="Times New Roman" w:hAnsi="Times New Roman"/>
+                <w:sz w:val="19"/>
+              </w:rPr>
+              <w:t>0.5159</w:t>
+            </w:r>
+          </w:p>
+        </w:tc>
+        <w:tc>
+          <w:tcPr>
+            <w:tcW w:type="dxa" w:w="780"/>
+          </w:tcPr>
+          <w:p>
+            <w:pPr>
+              <w:spacing w:before="40" w:after="40"/>
+            </w:pPr>
+            <w:r>
+              <w:rPr>
+                <w:rFonts w:ascii="Times New Roman" w:hAnsi="Times New Roman"/>
+                <w:sz w:val="19"/>
+              </w:rPr>
+              <w:t>**+0.4114**</w:t>
+            </w:r>
+          </w:p>
+        </w:tc>
+        <w:tc>
+          <w:tcPr>
+            <w:tcW w:type="dxa" w:w="780"/>
+          </w:tcPr>
+          <w:p>
+            <w:pPr>
+              <w:spacing w:before="40" w:after="40"/>
+            </w:pPr>
+            <w:r>
+              <w:rPr>
+                <w:rFonts w:ascii="Times New Roman" w:hAnsi="Times New Roman"/>
+                <w:sz w:val="19"/>
+              </w:rPr>
+              <w:t>$[+0.3569, +0.4684]$</w:t>
+            </w:r>
+          </w:p>
+        </w:tc>
+        <w:tc>
+          <w:tcPr>
+            <w:tcW w:type="dxa" w:w="780"/>
+          </w:tcPr>
+          <w:p>
+            <w:pPr>
+              <w:spacing w:before="40" w:after="40"/>
+            </w:pPr>
+            <w:r>
+              <w:rPr>
+                <w:rFonts w:ascii="Times New Roman" w:hAnsi="Times New Roman"/>
+                <w:sz w:val="19"/>
+              </w:rPr>
+              <w:t>0.0286</w:t>
+            </w:r>
+          </w:p>
+        </w:tc>
+        <w:tc>
+          <w:tcPr>
+            <w:tcW w:type="dxa" w:w="780"/>
+          </w:tcPr>
+          <w:p>
+            <w:pPr>
+              <w:spacing w:before="40" w:after="40"/>
+            </w:pPr>
+            <w:r>
+              <w:rPr>
+                <w:rFonts w:ascii="Times New Roman" w:hAnsi="Times New Roman"/>
+                <w:sz w:val="19"/>
+              </w:rPr>
+              <w:t>1080.7</w:t>
+            </w:r>
+          </w:p>
+        </w:tc>
+        <w:tc>
+          <w:tcPr>
+            <w:tcW w:type="dxa" w:w="780"/>
+          </w:tcPr>
+          <w:p>
+            <w:pPr>
+              <w:spacing w:before="40" w:after="40"/>
+            </w:pPr>
+            <w:r>
+              <w:rPr>
+                <w:rFonts w:ascii="Times New Roman" w:hAnsi="Times New Roman"/>
+                <w:sz w:val="19"/>
+              </w:rPr>
+              <w:t>$&lt; 10^{-15}$</w:t>
+            </w:r>
+          </w:p>
+        </w:tc>
+        <w:tc>
+          <w:tcPr>
+            <w:tcW w:type="dxa" w:w="780"/>
+          </w:tcPr>
+          <w:p>
+            <w:pPr>
+              <w:spacing w:before="40" w:after="40"/>
+            </w:pPr>
+            <w:r>
+              <w:rPr>
+                <w:rFonts w:ascii="Times New Roman" w:hAnsi="Times New Roman"/>
+                <w:sz w:val="19"/>
+              </w:rPr>
+              <w:t>REJECT $H_0$</w:t>
+            </w:r>
+          </w:p>
+        </w:tc>
+      </w:tr>
+      <w:tr>
+        <w:tc>
+          <w:tcPr>
+            <w:tcW w:type="dxa" w:w="780"/>
+          </w:tcPr>
+          <w:p>
+            <w:pPr>
+              <w:spacing w:before="40" w:after="40"/>
+            </w:pPr>
+            <w:r>
+              <w:rPr>
+                <w:rFonts w:ascii="Times New Roman" w:hAnsi="Times New Roman"/>
+                <w:sz w:val="19"/>
+              </w:rPr>
+              <w:t>**$S_2$**</w:t>
+            </w:r>
+          </w:p>
+        </w:tc>
+        <w:tc>
+          <w:tcPr>
+            <w:tcW w:type="dxa" w:w="780"/>
+          </w:tcPr>
+          <w:p>
+            <w:pPr>
+              <w:spacing w:before="40" w:after="40"/>
+            </w:pPr>
+            <w:r>
+              <w:rPr>
+                <w:rFonts w:ascii="Times New Roman" w:hAnsi="Times New Roman"/>
+                <w:sz w:val="19"/>
+              </w:rPr>
+              <w:t>**C3 vs C1_hist**</w:t>
+            </w:r>
+          </w:p>
+        </w:tc>
+        <w:tc>
+          <w:tcPr>
+            <w:tcW w:type="dxa" w:w="780"/>
+          </w:tcPr>
+          <w:p>
+            <w:pPr>
+              <w:spacing w:before="40" w:after="40"/>
+            </w:pPr>
+            <w:r>
+              <w:rPr>
+                <w:rFonts w:ascii="Times New Roman" w:hAnsi="Times New Roman"/>
+                <w:sz w:val="19"/>
+              </w:rPr>
+              <w:t>$C_{1\text{,hist}}$</w:t>
+            </w:r>
+          </w:p>
+        </w:tc>
+        <w:tc>
+          <w:tcPr>
+            <w:tcW w:type="dxa" w:w="780"/>
+          </w:tcPr>
+          <w:p>
+            <w:pPr>
+              <w:spacing w:before="40" w:after="40"/>
+            </w:pPr>
+            <w:r>
+              <w:rPr>
+                <w:rFonts w:ascii="Times New Roman" w:hAnsi="Times New Roman"/>
+                <w:sz w:val="19"/>
+              </w:rPr>
+              <w:t>$C_3$</w:t>
+            </w:r>
+          </w:p>
+        </w:tc>
+        <w:tc>
+          <w:tcPr>
+            <w:tcW w:type="dxa" w:w="780"/>
+          </w:tcPr>
+          <w:p>
+            <w:pPr>
+              <w:spacing w:before="40" w:after="40"/>
+            </w:pPr>
+            <w:r>
+              <w:rPr>
+                <w:rFonts w:ascii="Times New Roman" w:hAnsi="Times New Roman"/>
+                <w:sz w:val="19"/>
+              </w:rPr>
+              <w:t>0.6385</w:t>
+            </w:r>
+          </w:p>
+        </w:tc>
+        <w:tc>
+          <w:tcPr>
+            <w:tcW w:type="dxa" w:w="780"/>
+          </w:tcPr>
+          <w:p>
+            <w:pPr>
+              <w:spacing w:before="40" w:after="40"/>
+            </w:pPr>
+            <w:r>
+              <w:rPr>
+                <w:rFonts w:ascii="Times New Roman" w:hAnsi="Times New Roman"/>
+                <w:sz w:val="19"/>
+              </w:rPr>
+              <w:t>0.5303</w:t>
+            </w:r>
+          </w:p>
+        </w:tc>
+        <w:tc>
+          <w:tcPr>
+            <w:tcW w:type="dxa" w:w="780"/>
+          </w:tcPr>
+          <w:p>
+            <w:pPr>
+              <w:spacing w:before="40" w:after="40"/>
+            </w:pPr>
+            <w:r>
+              <w:rPr>
+                <w:rFonts w:ascii="Times New Roman" w:hAnsi="Times New Roman"/>
+                <w:sz w:val="19"/>
+              </w:rPr>
+              <w:t>**+0.1082**</w:t>
+            </w:r>
+          </w:p>
+        </w:tc>
+        <w:tc>
+          <w:tcPr>
+            <w:tcW w:type="dxa" w:w="780"/>
+          </w:tcPr>
+          <w:p>
+            <w:pPr>
+              <w:spacing w:before="40" w:after="40"/>
+            </w:pPr>
+            <w:r>
+              <w:rPr>
+                <w:rFonts w:ascii="Times New Roman" w:hAnsi="Times New Roman"/>
+                <w:sz w:val="19"/>
+              </w:rPr>
+              <w:t>$[+0.0828, +0.1348]$</w:t>
+            </w:r>
+          </w:p>
+        </w:tc>
+        <w:tc>
+          <w:tcPr>
+            <w:tcW w:type="dxa" w:w="780"/>
+          </w:tcPr>
+          <w:p>
+            <w:pPr>
+              <w:spacing w:before="40" w:after="40"/>
+            </w:pPr>
+            <w:r>
+              <w:rPr>
+                <w:rFonts w:ascii="Times New Roman" w:hAnsi="Times New Roman"/>
+                <w:sz w:val="19"/>
+              </w:rPr>
+              <w:t>0.0132</w:t>
+            </w:r>
+          </w:p>
+        </w:tc>
+        <w:tc>
+          <w:tcPr>
+            <w:tcW w:type="dxa" w:w="780"/>
+          </w:tcPr>
+          <w:p>
+            <w:pPr>
+              <w:spacing w:before="40" w:after="40"/>
+            </w:pPr>
+            <w:r>
+              <w:rPr>
+                <w:rFonts w:ascii="Times New Roman" w:hAnsi="Times New Roman"/>
+                <w:sz w:val="19"/>
+              </w:rPr>
+              <w:t>196.0</w:t>
+            </w:r>
+          </w:p>
+        </w:tc>
+        <w:tc>
+          <w:tcPr>
+            <w:tcW w:type="dxa" w:w="780"/>
+          </w:tcPr>
+          <w:p>
+            <w:pPr>
+              <w:spacing w:before="40" w:after="40"/>
+            </w:pPr>
+            <w:r>
+              <w:rPr>
+                <w:rFonts w:ascii="Times New Roman" w:hAnsi="Times New Roman"/>
+                <w:sz w:val="19"/>
+              </w:rPr>
+              <w:t>$&lt; 10^{-15}$</w:t>
+            </w:r>
+          </w:p>
+        </w:tc>
+        <w:tc>
+          <w:tcPr>
+            <w:tcW w:type="dxa" w:w="780"/>
+          </w:tcPr>
+          <w:p>
+            <w:pPr>
+              <w:spacing w:before="40" w:after="40"/>
+            </w:pPr>
+            <w:r>
+              <w:rPr>
+                <w:rFonts w:ascii="Times New Roman" w:hAnsi="Times New Roman"/>
+                <w:sz w:val="19"/>
+              </w:rPr>
+              <w:t>REJECT $H_0$</w:t>
+            </w:r>
+          </w:p>
+        </w:tc>
+      </w:tr>
+      <w:tr>
+        <w:tc>
+          <w:tcPr>
+            <w:tcW w:type="dxa" w:w="780"/>
+          </w:tcPr>
+          <w:p>
+            <w:pPr>
+              <w:spacing w:before="40" w:after="40"/>
+            </w:pPr>
+            <w:r>
+              <w:rPr>
+                <w:rFonts w:ascii="Times New Roman" w:hAnsi="Times New Roman"/>
+                <w:sz w:val="19"/>
+              </w:rPr>
+              <w:t>**$S_2$**</w:t>
+            </w:r>
+          </w:p>
+        </w:tc>
+        <w:tc>
+          <w:tcPr>
+            <w:tcW w:type="dxa" w:w="780"/>
+          </w:tcPr>
+          <w:p>
+            <w:pPr>
+              <w:spacing w:before="40" w:after="40"/>
+            </w:pPr>
+            <w:r>
+              <w:rPr>
+                <w:rFonts w:ascii="Times New Roman" w:hAnsi="Times New Roman"/>
+                <w:sz w:val="19"/>
+              </w:rPr>
+              <w:t>**C1_true_w2 vs C0**</w:t>
+            </w:r>
+          </w:p>
+        </w:tc>
+        <w:tc>
+          <w:tcPr>
+            <w:tcW w:type="dxa" w:w="780"/>
+          </w:tcPr>
+          <w:p>
+            <w:pPr>
+              <w:spacing w:before="40" w:after="40"/>
+            </w:pPr>
+            <w:r>
+              <w:rPr>
+                <w:rFonts w:ascii="Times New Roman" w:hAnsi="Times New Roman"/>
+                <w:sz w:val="19"/>
+              </w:rPr>
+              <w:t>$C_0$</w:t>
+            </w:r>
+          </w:p>
+        </w:tc>
+        <w:tc>
+          <w:tcPr>
+            <w:tcW w:type="dxa" w:w="780"/>
+          </w:tcPr>
+          <w:p>
+            <w:pPr>
+              <w:spacing w:before="40" w:after="40"/>
+            </w:pPr>
+            <w:r>
+              <w:rPr>
+                <w:rFonts w:ascii="Times New Roman" w:hAnsi="Times New Roman"/>
+                <w:sz w:val="19"/>
+              </w:rPr>
+              <w:t>$C_{1\text{,w2}}$</w:t>
+            </w:r>
+          </w:p>
+        </w:tc>
+        <w:tc>
+          <w:tcPr>
+            <w:tcW w:type="dxa" w:w="780"/>
+          </w:tcPr>
+          <w:p>
+            <w:pPr>
+              <w:spacing w:before="40" w:after="40"/>
+            </w:pPr>
+            <w:r>
+              <w:rPr>
+                <w:rFonts w:ascii="Times New Roman" w:hAnsi="Times New Roman"/>
+                <w:sz w:val="19"/>
+              </w:rPr>
+              <w:t>0.9273</w:t>
+            </w:r>
+          </w:p>
+        </w:tc>
+        <w:tc>
+          <w:tcPr>
+            <w:tcW w:type="dxa" w:w="780"/>
+          </w:tcPr>
+          <w:p>
+            <w:pPr>
+              <w:spacing w:before="40" w:after="40"/>
+            </w:pPr>
+            <w:r>
+              <w:rPr>
+                <w:rFonts w:ascii="Times New Roman" w:hAnsi="Times New Roman"/>
+                <w:sz w:val="19"/>
+              </w:rPr>
+              <w:t>0.8758</w:t>
+            </w:r>
+          </w:p>
+        </w:tc>
+        <w:tc>
+          <w:tcPr>
+            <w:tcW w:type="dxa" w:w="780"/>
+          </w:tcPr>
+          <w:p>
+            <w:pPr>
+              <w:spacing w:before="40" w:after="40"/>
+            </w:pPr>
+            <w:r>
+              <w:rPr>
+                <w:rFonts w:ascii="Times New Roman" w:hAnsi="Times New Roman"/>
+                <w:sz w:val="19"/>
+              </w:rPr>
+              <w:t>**+0.0515**</w:t>
+            </w:r>
+          </w:p>
+        </w:tc>
+        <w:tc>
+          <w:tcPr>
+            <w:tcW w:type="dxa" w:w="780"/>
+          </w:tcPr>
+          <w:p>
+            <w:pPr>
+              <w:spacing w:before="40" w:after="40"/>
+            </w:pPr>
+            <w:r>
+              <w:rPr>
+                <w:rFonts w:ascii="Times New Roman" w:hAnsi="Times New Roman"/>
+                <w:sz w:val="19"/>
+              </w:rPr>
+              <w:t>$[+0.0293, +0.0752]$</w:t>
+            </w:r>
+          </w:p>
+        </w:tc>
+        <w:tc>
+          <w:tcPr>
+            <w:tcW w:type="dxa" w:w="780"/>
+          </w:tcPr>
+          <w:p>
+            <w:pPr>
+              <w:spacing w:before="40" w:after="40"/>
+            </w:pPr>
+            <w:r>
+              <w:rPr>
+                <w:rFonts w:ascii="Times New Roman" w:hAnsi="Times New Roman"/>
+                <w:sz w:val="19"/>
+              </w:rPr>
+              <w:t>0.0117</w:t>
+            </w:r>
+          </w:p>
+        </w:tc>
+        <w:tc>
+          <w:tcPr>
+            <w:tcW w:type="dxa" w:w="780"/>
+          </w:tcPr>
+          <w:p>
+            <w:pPr>
+              <w:spacing w:before="40" w:after="40"/>
+            </w:pPr>
+            <w:r>
+              <w:rPr>
+                <w:rFonts w:ascii="Times New Roman" w:hAnsi="Times New Roman"/>
+                <w:sz w:val="19"/>
+              </w:rPr>
+              <w:t>70.3</w:t>
+            </w:r>
+          </w:p>
+        </w:tc>
+        <w:tc>
+          <w:tcPr>
+            <w:tcW w:type="dxa" w:w="780"/>
+          </w:tcPr>
+          <w:p>
+            <w:pPr>
+              <w:spacing w:before="40" w:after="40"/>
+            </w:pPr>
+            <w:r>
+              <w:rPr>
+                <w:rFonts w:ascii="Times New Roman" w:hAnsi="Times New Roman"/>
+                <w:sz w:val="19"/>
+              </w:rPr>
+              <w:t>$&lt; 10^{-15}$</w:t>
+            </w:r>
+          </w:p>
+        </w:tc>
+        <w:tc>
+          <w:tcPr>
+            <w:tcW w:type="dxa" w:w="780"/>
+          </w:tcPr>
+          <w:p>
+            <w:pPr>
+              <w:spacing w:before="40" w:after="40"/>
+            </w:pPr>
+            <w:r>
+              <w:rPr>
+                <w:rFonts w:ascii="Times New Roman" w:hAnsi="Times New Roman"/>
+                <w:sz w:val="19"/>
+              </w:rPr>
+              <w:t>REJECT $H_0$</w:t>
+            </w:r>
+          </w:p>
+        </w:tc>
+      </w:tr>
+      <w:tr>
+        <w:tc>
+          <w:tcPr>
+            <w:tcW w:type="dxa" w:w="780"/>
+          </w:tcPr>
+          <w:p>
+            <w:pPr>
+              <w:spacing w:before="40" w:after="40"/>
+            </w:pPr>
+            <w:r>
+              <w:rPr>
+                <w:rFonts w:ascii="Times New Roman" w:hAnsi="Times New Roman"/>
+                <w:sz w:val="19"/>
+              </w:rPr>
+              <w:t>**$S_2$**</w:t>
+            </w:r>
+          </w:p>
+        </w:tc>
+        <w:tc>
+          <w:tcPr>
+            <w:tcW w:type="dxa" w:w="780"/>
+          </w:tcPr>
+          <w:p>
+            <w:pPr>
+              <w:spacing w:before="40" w:after="40"/>
+            </w:pPr>
+            <w:r>
+              <w:rPr>
+                <w:rFonts w:ascii="Times New Roman" w:hAnsi="Times New Roman"/>
+                <w:sz w:val="19"/>
+              </w:rPr>
+              <w:t>**C3 vs C1_true_w2**</w:t>
+            </w:r>
+          </w:p>
+        </w:tc>
+        <w:tc>
+          <w:tcPr>
+            <w:tcW w:type="dxa" w:w="780"/>
+          </w:tcPr>
+          <w:p>
+            <w:pPr>
+              <w:spacing w:before="40" w:after="40"/>
+            </w:pPr>
+            <w:r>
+              <w:rPr>
+                <w:rFonts w:ascii="Times New Roman" w:hAnsi="Times New Roman"/>
+                <w:sz w:val="19"/>
+              </w:rPr>
+              <w:t>$C_{1\text{,w2}}$</w:t>
+            </w:r>
+          </w:p>
+        </w:tc>
+        <w:tc>
+          <w:tcPr>
+            <w:tcW w:type="dxa" w:w="780"/>
+          </w:tcPr>
+          <w:p>
+            <w:pPr>
+              <w:spacing w:before="40" w:after="40"/>
+            </w:pPr>
+            <w:r>
+              <w:rPr>
+                <w:rFonts w:ascii="Times New Roman" w:hAnsi="Times New Roman"/>
+                <w:sz w:val="19"/>
+              </w:rPr>
+              <w:t>$C_3$</w:t>
+            </w:r>
+          </w:p>
+        </w:tc>
+        <w:tc>
+          <w:tcPr>
+            <w:tcW w:type="dxa" w:w="780"/>
+          </w:tcPr>
+          <w:p>
+            <w:pPr>
+              <w:spacing w:before="40" w:after="40"/>
+            </w:pPr>
+            <w:r>
+              <w:rPr>
+                <w:rFonts w:ascii="Times New Roman" w:hAnsi="Times New Roman"/>
+                <w:sz w:val="19"/>
+              </w:rPr>
+              <w:t>0.8758</w:t>
+            </w:r>
+          </w:p>
+        </w:tc>
+        <w:tc>
+          <w:tcPr>
+            <w:tcW w:type="dxa" w:w="780"/>
+          </w:tcPr>
+          <w:p>
+            <w:pPr>
+              <w:spacing w:before="40" w:after="40"/>
+            </w:pPr>
+            <w:r>
+              <w:rPr>
+                <w:rFonts w:ascii="Times New Roman" w:hAnsi="Times New Roman"/>
+                <w:sz w:val="19"/>
+              </w:rPr>
+              <w:t>0.5303</w:t>
+            </w:r>
+          </w:p>
+        </w:tc>
+        <w:tc>
+          <w:tcPr>
+            <w:tcW w:type="dxa" w:w="780"/>
+          </w:tcPr>
+          <w:p>
+            <w:pPr>
+              <w:spacing w:before="40" w:after="40"/>
+            </w:pPr>
+            <w:r>
+              <w:rPr>
+                <w:rFonts w:ascii="Times New Roman" w:hAnsi="Times New Roman"/>
+                <w:sz w:val="19"/>
+              </w:rPr>
+              <w:t>**+0.3454**</w:t>
+            </w:r>
+          </w:p>
+        </w:tc>
+        <w:tc>
+          <w:tcPr>
+            <w:tcW w:type="dxa" w:w="780"/>
+          </w:tcPr>
+          <w:p>
+            <w:pPr>
+              <w:spacing w:before="40" w:after="40"/>
+            </w:pPr>
+            <w:r>
+              <w:rPr>
+                <w:rFonts w:ascii="Times New Roman" w:hAnsi="Times New Roman"/>
+                <w:sz w:val="19"/>
+              </w:rPr>
+              <w:t>$[+0.2932, +0.4009]$</w:t>
+            </w:r>
+          </w:p>
+        </w:tc>
+        <w:tc>
+          <w:tcPr>
+            <w:tcW w:type="dxa" w:w="780"/>
+          </w:tcPr>
+          <w:p>
+            <w:pPr>
+              <w:spacing w:before="40" w:after="40"/>
+            </w:pPr>
+            <w:r>
+              <w:rPr>
+                <w:rFonts w:ascii="Times New Roman" w:hAnsi="Times New Roman"/>
+                <w:sz w:val="19"/>
+              </w:rPr>
+              <w:t>0.0276</w:t>
+            </w:r>
+          </w:p>
+        </w:tc>
+        <w:tc>
+          <w:tcPr>
+            <w:tcW w:type="dxa" w:w="780"/>
+          </w:tcPr>
+          <w:p>
+            <w:pPr>
+              <w:spacing w:before="40" w:after="40"/>
+            </w:pPr>
+            <w:r>
+              <w:rPr>
+                <w:rFonts w:ascii="Times New Roman" w:hAnsi="Times New Roman"/>
+                <w:sz w:val="19"/>
+              </w:rPr>
+              <w:t>888.9</w:t>
+            </w:r>
+          </w:p>
+        </w:tc>
+        <w:tc>
+          <w:tcPr>
+            <w:tcW w:type="dxa" w:w="780"/>
+          </w:tcPr>
+          <w:p>
+            <w:pPr>
+              <w:spacing w:before="40" w:after="40"/>
+            </w:pPr>
+            <w:r>
+              <w:rPr>
+                <w:rFonts w:ascii="Times New Roman" w:hAnsi="Times New Roman"/>
+                <w:sz w:val="19"/>
+              </w:rPr>
+              <w:t>$&lt; 10^{-15}$</w:t>
+            </w:r>
+          </w:p>
+        </w:tc>
+        <w:tc>
+          <w:tcPr>
+            <w:tcW w:type="dxa" w:w="780"/>
+          </w:tcPr>
+          <w:p>
+            <w:pPr>
+              <w:spacing w:before="40" w:after="40"/>
+            </w:pPr>
+            <w:r>
+              <w:rPr>
+                <w:rFonts w:ascii="Times New Roman" w:hAnsi="Times New Roman"/>
+                <w:sz w:val="19"/>
+              </w:rPr>
+              <w:t>REJECT $H_0$</w:t>
+            </w:r>
+          </w:p>
+        </w:tc>
+      </w:tr>
+      <w:tr>
+        <w:tc>
+          <w:tcPr>
+            <w:tcW w:type="dxa" w:w="780"/>
+          </w:tcPr>
+          <w:p>
+            <w:pPr>
+              <w:spacing w:before="40" w:after="40"/>
+            </w:pPr>
+            <w:r>
+              <w:rPr>
+                <w:rFonts w:ascii="Times New Roman" w:hAnsi="Times New Roman"/>
+                <w:sz w:val="19"/>
+              </w:rPr>
+              <w:t>**$S_2$**</w:t>
+            </w:r>
+          </w:p>
+        </w:tc>
+        <w:tc>
+          <w:tcPr>
+            <w:tcW w:type="dxa" w:w="780"/>
+          </w:tcPr>
+          <w:p>
+            <w:pPr>
+              <w:spacing w:before="40" w:after="40"/>
+            </w:pPr>
+            <w:r>
+              <w:rPr>
+                <w:rFonts w:ascii="Times New Roman" w:hAnsi="Times New Roman"/>
+                <w:sz w:val="19"/>
+              </w:rPr>
               <w:t>**C3 vs C2**</w:t>
             </w:r>
           </w:p>
@@ -6416,7 +8232,7 @@
                 <w:rFonts w:ascii="Times New Roman" w:hAnsi="Times New Roman"/>
                 <w:sz w:val="19"/>
               </w:rPr>
-              <w:t>0.0430</w:t>
+              <w:t>0.0096</w:t>
             </w:r>
           </w:p>
         </w:tc>
@@ -6450,7 +8266,7 @@
                 <w:rFonts w:ascii="Times New Roman" w:hAnsi="Times New Roman"/>
                 <w:sz w:val="19"/>
               </w:rPr>
-              <w:t>0.138</w:t>
+              <w:t>0.137</w:t>
             </w:r>
           </w:p>
         </w:tc>
@@ -6485,7 +8301,7 @@
           <w:color w:val="334466"/>
           <w:sz w:val="24"/>
         </w:rPr>
-        <w:t>5.4 True Boundary-Seam Control vs. Whole-Tile Low-Frequency Disruption</w:t>
+        <w:t>5.4 True Boundary-Seam Controls vs. Whole-Tile Low-Frequency Disruption</w:t>
       </w:r>
     </w:p>
     <w:p>
@@ -6493,16 +8309,16 @@
         <w:spacing w:before="40" w:after="120" w:line="276" w:lineRule="auto"/>
       </w:pPr>
       <w:r>
-        <w:t xml:space="preserve">In Condition $C_1$, inter-tile DC offsets were shifted across entire $16 \times 16$ tile blocks, altering low-frequency intensity levels across 88.7% of image pixels while preserving within-tile gradient textures. To establish whether the observed $C_1$ decline was driven by local boundary edge discontinuities or broad-area DC shifts, we evaluated a dedicated second-generation </w:t>
+        <w:t xml:space="preserve">In Condition $C_{1\text{,historical\_dc\_offset}}$, inter-tile DC offsets were shifted across entire $16 \times 16$ tile blocks, altering low-frequency intensity levels across 88.7% of image pixels while preserving within-tile gradient textures. To establish whether the observed decline was driven by local boundary edge discontinuities or broad-area DC shifts, we evaluated dedicated </w:t>
       </w:r>
       <w:r>
         <w:rPr>
           <w:b/>
         </w:rPr>
-        <w:t>True Seam-Only control</w:t>
+        <w:t>True Seam-Only controls</w:t>
       </w:r>
       <w:r>
-        <w:t xml:space="preserve"> ($w=2, 3$ pixels).</w:t>
+        <w:t xml:space="preserve"> ($C_{1\text{,true\_seam\_w2}}$, $C_{1\text{,true\_seam\_w3}}$).</w:t>
       </w:r>
     </w:p>
     <w:p>
@@ -6646,7 +8462,7 @@
         <w:t>4.0 times larger</w:t>
       </w:r>
       <w:r>
-        <w:t xml:space="preserve"> than the pure boundary seam effect alone ($\Delta = +0.1206$). This demonstrates conclusively that while convolutional hierarchies are susceptible to edge artifacts, the primary driver of performance degradation under tile scrambling is the loss of macroscopic cranial anatomical layout.</w:t>
+        <w:t xml:space="preserve"> than the pure boundary seam effect alone ($\Delta = +0.1206$). This demonstrates conclusively that while convolutional hierarchies are susceptible to edge artifacts, boundary seams alone do not explain the full collapse.</w:t>
       </w:r>
     </w:p>
     <w:p>
@@ -6741,7 +8557,7 @@
         <w:t>Bilinear Resizing Fidelity:</w:t>
       </w:r>
       <w:r>
-        <w:t xml:space="preserve"> At the $224 \times 224$ input resolution fed directly to the ResNet-50 stem, seam Sobel energy remained elevated in $C_3$ ($159.81$ vs $47.48$ baseline) and $C_1$ ($151.97$), while $C_2$ suppressed boundary gradients to $123.71$ (a $32.1\%$ reduction of excess resized seam energy). High-frequency Fourier energy in $224 \times 224$ space was reduced from $1,442.4$ in $C_3$ to $757.2$ in $C_2$, confirming that artifact manipulation operates robustly through the neural network's receptive fields.</w:t>
+        <w:t xml:space="preserve"> At the $224 \times 224$ input resolution fed directly to the ResNet-50 stem, seam Sobel energy remained elevated in $C_3$ ($159.81$ vs $47.48$ baseline) and $C_1$ ($151.97$), while $C_2$ suppressed boundary gradients to $123.71$ (a $32.1\%$ reduction of excess resized seam energy). High-frequency Fourier energy in $224 \times 224$ space was reduced from $1,442.4$ in $C_3$ to $757.2$ in $C_2$ (a $93.8\%$ reduction of excess high-frequency energy), confirming that artifact manipulation operates robustly through the neural network's receptive fields.</w:t>
       </w:r>
     </w:p>
     <w:p>
@@ -6781,7 +8597,7 @@
         <w:spacing w:before="20" w:after="40"/>
       </w:pPr>
       <w:r>
-        <w:t>Under seam-only perturbation ($C_1$), high-frequency edge noise degrades convolutional SNR, causing 31.28% of gliomas to flip to pituitary tumour.</w:t>
+        <w:t>Under pure boundary seams ($C_{1\text{,true\_seam\_w2}}$), glioma-to-pituitary misclassification rises to 16.48% (235 / 1,426).</w:t>
       </w:r>
     </w:p>
     <w:p>
@@ -6790,7 +8606,34 @@
         <w:spacing w:before="20" w:after="40"/>
       </w:pPr>
       <w:r>
-        <w:t xml:space="preserve">Under spatial scrambling ($C_2$ and $C_3$), glioma recall catastrophically collapses to </w:t>
+        <w:t>Under 3-pixel boundary seams ($C_{1\text{,true\_seam\_w3}}$), it reaches 23.35% (333 / 1,426).</w:t>
+      </w:r>
+    </w:p>
+    <w:p>
+      <w:pPr>
+        <w:pStyle w:val="ListBullet"/>
+        <w:spacing w:before="20" w:after="40"/>
+      </w:pPr>
+      <w:r>
+        <w:t>Under whole-tile DC offsets ($C_{1\text{,historical\_dc\_offset}}$), 31.28% of gliomas flip to pituitary tumour (446 / 1,426).</w:t>
+      </w:r>
+    </w:p>
+    <w:p>
+      <w:pPr>
+        <w:pStyle w:val="ListBullet"/>
+        <w:spacing w:before="20" w:after="40"/>
+      </w:pPr>
+      <w:r>
+        <w:t>Under raw scrambling ($C_{3\text{,c5lp\_scramble}}$), glioma recall collapses to 30.76%, with 56.45% of gliomas misclassified as pituitary tumour (805 / 1,426).</w:t>
+      </w:r>
+    </w:p>
+    <w:p>
+      <w:pPr>
+        <w:pStyle w:val="ListBullet"/>
+        <w:spacing w:before="20" w:after="40"/>
+      </w:pPr>
+      <w:r>
+        <w:t xml:space="preserve">Under seam-suppressed scrambling ($C_{2\text{,seam\_suppressed}}$), glioma recall catastrophically collapses to </w:t>
       </w:r>
       <w:r>
         <w:rPr>
@@ -6799,16 +8642,16 @@
         <w:t>8.63%</w:t>
       </w:r>
       <w:r>
-        <w:t xml:space="preserve"> in $S_0$ $C_2$. Over </w:t>
+        <w:t xml:space="preserve">, with </w:t>
       </w:r>
       <w:r>
         <w:rPr>
           <w:b/>
         </w:rPr>
-        <w:t>63.53% of true gliomas are misclassified as pituitary tumour</w:t>
+        <w:t>63.53% of true gliomas misclassified as pituitary tumour</w:t>
       </w:r>
       <w:r>
-        <w:t xml:space="preserve"> (906/1,426).</w:t>
+        <w:t xml:space="preserve"> (906 / 1,426).</w:t>
       </w:r>
     </w:p>
     <w:p>
@@ -6817,7 +8660,7 @@
         <w:spacing w:before="20" w:after="40"/>
       </w:pPr>
       <w:r>
-        <w:t>Conversely, pituitary tumours are virtually never misclassified as glioma under scrambling (0/930 in $C_2$).</w:t>
+        <w:t>Conversely, pituitary tumours are virtually never misclassified as glioma under scrambling (0 / 930 in $C_2$).</w:t>
       </w:r>
     </w:p>
     <w:p>
@@ -6825,7 +8668,7 @@
         <w:spacing w:before="40" w:after="120" w:line="276" w:lineRule="auto"/>
       </w:pPr>
       <w:r>
-        <w:t>This dramatic directional collapse demonstrates that intact supratentorial cranial geometry is a necessary anchor for the model to classify intra-axial gliomas. When cranial layout is permuted, the model loses spatial orientation and defaults to its skull-base pituitary prediction prior.</w:t>
+        <w:t>Crucially, this monotonic dose-response gradient demonstrates that cranial disorientation causes the model to collapse into its default skull-base pituitary prior. However, spatial scrambling inherently conflates four inseparable factors: (1) altered macroscopic cranial layout, (2) non-local tissue juxtapositions (e.g., scalp adjacent to ventricle), (3) residual boundary steps, and (4) out-of-distribution topological inputs. Therefore, this failure reflects categorical disorientation and uninformative prior collapse rather than independent stereotactic coordinate reliance.</w:t>
       </w:r>
     </w:p>
     <w:p>
@@ -6886,7 +8729,7 @@
         <w:t>The Synthetic Seam Vulnerability:</w:t>
       </w:r>
       <w:r>
-        <w:t xml:space="preserve"> Condition $C_1$ proves that deep CNN convolutional hierarchies are acutely fragile to synthetic grid perturbations. Shifting inter-tile DC offsets without moving anatomical tissue causes a massive decline ($\Delta = +0.3043$), an effect size 72.2% as large as raw scrambling. When evaluated with pure 2-pixel boundary step discontinuities (True Seam $w=2$), high-frequency edge steps alone still induce a measurable decline of $\Delta = +0.1206$ in $S_0$.</w:t>
+        <w:t xml:space="preserve"> Condition $C_{1\text{,historical\_dc\_offset}}$ demonstrates that convolutional hierarchies are acutely fragile to synthetic grid perturbations; shifting inter-tile DC offsets without permuting anatomy causes a substantial decline ($\Delta = +0.3043$). When evaluated with pure 2-pixel boundary step discontinuities ($C_{1\text{,true\_seam\_w2}}$), high-frequency edge steps alone still induce a measurable decline of $\Delta = +0.1206$ in $S_0$ (an empirical ratio of 28.6% of the raw scrambling drop). In contrast, the historical whole-tile DC-offset control ($C_{1\text{,historical\_dc\_offset}}$) exhibited an empirical ratio of 72.2% ($\Delta = +0.3043$ vs. $\Delta = +0.4215$).</w:t>
       </w:r>
     </w:p>
     <w:p>
@@ -6899,10 +8742,10 @@
         <w:rPr>
           <w:b/>
         </w:rPr>
-        <w:t>The Independent Spatial-Layout Requirement:</w:t>
+        <w:t>The Spatial Rearrangement Collapse:</w:t>
       </w:r>
       <w:r>
-        <w:t xml:space="preserve"> Crucially, suppressing seam gradients in condition $C_2$ does not recover model performance. Permuting distant tiles under suppressed seams still results in a massive collapse ($\Delta = +0.4808$), an effect fourfold larger than pure boundary seams alone.</w:t>
+        <w:t xml:space="preserve"> Crucially, suppressing seam gradients in condition $C_{2\text{,seam\_suppressed}}$ does not recover model performance. Permuting distant tiles under suppressed seams still results in a massive collapse ($\Delta = +0.4808$), an effect fourfold larger than pure boundary seams alone.</w:t>
       </w:r>
     </w:p>
     <w:p>
@@ -6919,7 +8762,71 @@
         <w:t>not</w:t>
       </w:r>
       <w:r>
-        <w:t xml:space="preserve"> merely an artifact of artificial boundary seams. Deep CNN classifiers rely fundamentally on macroscopic cranial spatial arrangement.</w:t>
+        <w:t xml:space="preserve"> merely an artifact of artificial boundary seams. However, spatial scrambling does not isolate independent stereotactic spatial coordinates. Instead, spatial scrambling conflates four inseparable factors:</w:t>
+      </w:r>
+    </w:p>
+    <w:p>
+      <w:pPr>
+        <w:pStyle w:val="ListBullet"/>
+        <w:spacing w:before="20" w:after="40"/>
+      </w:pPr>
+      <w:r/>
+      <w:r>
+        <w:rPr>
+          <w:b/>
+        </w:rPr>
+        <w:t>Altered Macroscopic Anatomical Layout:</w:t>
+      </w:r>
+      <w:r>
+        <w:t xml:space="preserve"> Destruction of the global spatial configuration of cranial structures.</w:t>
+      </w:r>
+    </w:p>
+    <w:p>
+      <w:pPr>
+        <w:pStyle w:val="ListBullet"/>
+        <w:spacing w:before="20" w:after="40"/>
+      </w:pPr>
+      <w:r/>
+      <w:r>
+        <w:rPr>
+          <w:b/>
+        </w:rPr>
+        <w:t>Non-Local Tissue Juxtapositions:</w:t>
+      </w:r>
+      <w:r>
+        <w:t xml:space="preserve"> Creation of biologically impossible interfaces, such as calvarial bone placed immediately adjacent to ventricular cerebrospinal fluid.</w:t>
+      </w:r>
+    </w:p>
+    <w:p>
+      <w:pPr>
+        <w:pStyle w:val="ListBullet"/>
+        <w:spacing w:before="20" w:after="40"/>
+      </w:pPr>
+      <w:r/>
+      <w:r>
+        <w:rPr>
+          <w:b/>
+        </w:rPr>
+        <w:t>Residual Boundary Discontinuities:</w:t>
+      </w:r>
+      <w:r>
+        <w:t xml:space="preserve"> Remaining step gradients along the tile interfaces that survive smoothing filters.</w:t>
+      </w:r>
+    </w:p>
+    <w:p>
+      <w:pPr>
+        <w:pStyle w:val="ListBullet"/>
+        <w:spacing w:before="20" w:after="40"/>
+      </w:pPr>
+      <w:r/>
+      <w:r>
+        <w:rPr>
+          <w:b/>
+        </w:rPr>
+        <w:t>Out-of-Distribution (OOD) Manifold Shifts:</w:t>
+      </w:r>
+      <w:r>
+        <w:t xml:space="preserve"> Presentation of synthetic mosaic patterns that fall far outside the manifold of natural MRI acquisitions.</w:t>
       </w:r>
     </w:p>
     <w:p>
@@ -6957,7 +8864,7 @@
         <w:spacing w:before="40" w:after="120" w:line="276" w:lineRule="auto"/>
       </w:pPr>
       <w:r>
-        <w:t>Our empirical transition data reveal that ResNet-50 does not autonomously diagnose tumour pathology from focal lesion morphology alone. Instead, it exploits macroscopic cranial landmarks—such as the cerebral convexity, ventricles, and skull-base contours—as a spatial coordinate shortcut. When these distant anatomical landmarks are disorganized, the network's spatial coordinate frame collapses, driving the model into its default skull-base pituitary prior.</w:t>
+        <w:t>Our empirical transition data reveal that ResNet-50 does not autonomously diagnose tumour pathology from focal lesion morphology alone. Instead, it exploits macroscopic cranial landmarks—such as the cerebral convexity, ventricles, and skull-base contours—as a categorical spatial prior. When these surrounding anatomical structures are scrambled and unnatural tissue juxtapositions are introduced, the network's spatial coordinate frame collapses, driving the model into its default skull-base pituitary prior.</w:t>
       </w:r>
     </w:p>
     <w:p>
@@ -6995,7 +8902,7 @@
         <w:t>Interventions Introduce Confounds:</w:t>
       </w:r>
       <w:r>
-        <w:t xml:space="preserve"> Image perturbation techniques (cutting, cropping, scrambling, inpainting) cannot be assumed to manipulate only the intended target property. As demonstrated by condition $C_1$, tile cutting introduces massive high-frequency boundary noise that acts as an independent adversarial confound.</w:t>
+        <w:t xml:space="preserve"> Image perturbation techniques (cutting, cropping, scrambling, inpainting) cannot be assumed to manipulate only the intended target property. As demonstrated by condition $C_{1\text{,true\_seam\_w2}}$, tile cutting introduces high-frequency boundary noise that acts as an independent non-pathological confound.</w:t>
       </w:r>
     </w:p>
     <w:p>
@@ -7011,7 +8918,7 @@
         <w:t>Multi-Control Designs Are Essential:</w:t>
       </w:r>
       <w:r>
-        <w:t xml:space="preserve"> Any study employing spatial scrambling must include seam-only ($C_1$) and seam-suppressed ($C_2$) controls to verify that observed declines reflect true spatial dependencies rather than boundary edge artifacts.</w:t>
+        <w:t xml:space="preserve"> Any study employing spatial scrambling must include true boundary seam controls ($C_{1\text{,true\_seam\_w2}}$) and seam-suppressed ($C_{2\text{,seam\_suppressed}}$) controls to verify whether observed declines reflect spatial dependencies, boundary edge artifacts, or compound distribution shifts.</w:t>
       </w:r>
     </w:p>
     <w:p>
@@ -7118,10 +9025,10 @@
         <w:rPr>
           <w:b/>
         </w:rPr>
-        <w:t>Categorical vs. Continuous Coordinate Reliance:</w:t>
+        <w:t>Categorical Prior vs. Continuous Coordinate Reliance:</w:t>
       </w:r>
       <w:r>
-        <w:t xml:space="preserve"> While our results demonstrate categorical sensitivity to cranial disorganization, they do not establish continuous stereotactic metric coordinate reliance.</w:t>
+        <w:t xml:space="preserve"> While our results demonstrate categorical sensitivity to cranial disorganization and unnatural tissue juxtapositions, they do not establish continuous stereotactic metric coordinate reliance.</w:t>
       </w:r>
     </w:p>
     <w:p>
@@ -7143,7 +9050,7 @@
         <w:spacing w:before="40" w:after="120" w:line="276" w:lineRule="auto"/>
       </w:pPr>
       <w:r>
-        <w:t>This study provides the first controlled experimental disentanglement of synthetic tile-seam edge artifacts from macroscopic spatial-layout sensitivity in deep brain tumour MRI classification. By demonstrating that synthetic seams alone cause severe degradation, while seam-suppressed tile permutation independently collapses classification performance, we prove that the tile-scrambling phenomenon is driven by a dual-factor mixed mechanism. Deep convolutional classifiers rely fundamentally on global cranial spatial context as a diagnostic shortcut, collapsing into skull-base prediction modes when surrounding anatomy is permuted. These findings mandate that future spatial perturbation studies implement explicit boundary controls, and reinforce the critical principle that deep medical models must be audited for contextual shortcuts before clinical translation.</w:t>
+        <w:t>This study provides a rigorous multi-control experimental disentanglement of synthetic tile-seam edge artifacts from spatial rearrangement sensitivity in deep brain tumour MRI classification. By demonstrating that synthetic seams alone cause measurable degradation while seam-suppressed tile permutation independently collapses classification performance, we show that the tile-scrambling phenomenon is driven by a dual-factor mixed mechanism. Deep convolutional classifiers rely fundamentally on global cranial context as a diagnostic shortcut, collapsing into skull-base prediction modes when surrounding anatomy is permuted. These findings mandate that future spatial perturbation studies implement explicit boundary controls, and reinforce the critical principle that deep medical models must be audited for contextual shortcuts before clinical translation.</w:t>
       </w:r>
     </w:p>
     <w:p>

--- a/publication/manuscript_v1/manuscript.docx
+++ b/publication/manuscript_v1/manuscript.docx
@@ -102,7 +102,7 @@
         <w:t>Methods:</w:t>
       </w:r>
       <w:r>
-        <w:t xml:space="preserve"> We conducted a multi-control spatial intervention experiment governed by a pre-specified analytical protocol on the benchmark Cheng Figshare brain tumour MRI cohort (3,064 2D T1-contrast-enhanced slices from 233 patient clusters, encompassing meningioma, glioma, and pituitary tumour). Across three cross-validation regimes ($S_0$: patient-disjoint, $S_1$: candidate duplicate-cleaned at SSIM 0.80, and $S_2$: aggressively grouped at SSIM 0.75), we evaluated 15 frozen ResNet-50 checkpoints across six matched conditions: (1) $C_0$ original baseline ($C_{0\text{,orig}}$); (2) $C_1$ historical DC-offset control ($C_{1\text{,historical\_dc\_offset}}$), shifting whole-tile DC means onto unpermuted anatomy; (3) pure 2-pixel boundary step seam control ($C_{1\text{,true\_seam\_w2}}$); (4) 3-pixel boundary step seam control ($C_{1\text{,true\_seam\_w3}}$); (5) $C_2$ seam-suppressed spatial rearrangement ($C_{2\text{,seam\_suppressed}}$), permuting distant tiles while cross-fading tile boundaries (reducing boundary seam Sobel gradient energy by 54.8% and excess high-frequency Fourier energy by 84.9% in source $512\times512$ space, and 32.1% and 93.8% in $224\times224$ model input space); and (6) $C_3$ raw historical tile scrambling ($C_{3\text{,c5lp\_scramble}}$). In all conditions, the tumour core and a 15-pixel dilation margin ring were strictly protected (zero pixels altered). Across 55,152 matched out-of-fold forward evaluations, uncertainty was quantified using synchronized paired cluster bootstrapping ($B=25,000$ resamples) with family-wise Holm-Bonferroni Family-Wise Error Rate (FWER) multiplicity control and exact binomial McNemar calculations.</w:t>
+        <w:t xml:space="preserve"> We conducted a multi-control spatial intervention experiment governed by a pre-specified analytical protocol on the benchmark Cheng Figshare brain tumour MRI cohort (3,064 2D T1-contrast-enhanced slices from 233 patient clusters, encompassing meningioma, glioma, and pituitary tumour). Across three cross-validation regimes ($S_0$: patient-disjoint, $S_1$: candidate duplicate-cleaned at SSIM 0.80, and $S_2$: aggressively grouped at SSIM 0.75), we evaluated 15 frozen ResNet-50 checkpoints across six matched conditions: (1) $C_0$ original baseline ($C_{0\text{,orig}}$); (2) $C_1$ historical DC-offset control ($C_{1\text{,historical\_dc\_offset}}$), shifting whole-tile DC means onto unpermuted anatomy; (3) pure 2-pixel boundary step seam control ($C_{1\text{,true\_seam\_w2}}$); (4) 3-pixel boundary step seam control ($C_{1\text{,true\_seam\_w3}}$); (5) $C_2$ seam-suppressed spatial rearrangement ($C_{2\text{,seam\_suppressed}}$), permuting distant tiles while cross-fading tile boundaries (reducing boundary seam Sobel gradient energy by 26.0% and excess high-frequency Fourier energy by 53.9% in source $512\times512$ space, and 10.5% and 41.2% in $224\times224$ model input space); and (6) $C_3$ raw historical tile scrambling ($C_{3\text{,c5lp\_scramble}}$). In all conditions, the tumour core and a 15-pixel dilation margin ring were strictly protected (zero pixels altered). Across 55,152 matched out-of-fold forward evaluations, uncertainty was quantified using synchronized paired cluster bootstrapping ($B=25,000$ resamples) with family-wise Holm-Bonferroni Family-Wise Error Rate (FWER) multiplicity control and exact binomial McNemar calculations.</w:t>
       </w:r>
     </w:p>
     <w:p>
@@ -801,7 +801,7 @@
         <w:t>Condition $C_2$ ($C_{2\text{,seam\_suppressed}}$ - Seam-Suppressed Spatial Rearrangement):</w:t>
       </w:r>
       <w:r>
-        <w:t xml:space="preserve"> Eligible distant tiles were permuted according to $\pi$, but tile boundaries were cross-faded using a distance-weighted Gaussian blending strip of half-width $w = 4$ pixels ($\sigma = 2.5$). Boundary seam Sobel energy was suppressed by 54.8%, and excess high-frequency Fourier energy was reduced by 84.9% at source resolution (and 32.1% and 93.8% at $224\times224$ model input resolution).</w:t>
+        <w:t xml:space="preserve"> Eligible distant tiles were permuted according to $\pi$, but tile boundaries were cross-faded using a distance-weighted Gaussian blending strip of half-width $w = 4$ pixels ($\sigma = 2.5$). Excess boundary seam Sobel energy was suppressed by 26.0%, and excess high-frequency Fourier energy was reduced by 53.9% at source resolution (and 10.5% and 41.2% at $224\times224$ model input resolution).</w:t>
       </w:r>
     </w:p>
     <w:p>
@@ -8484,7 +8484,7 @@
         <w:spacing w:before="40" w:after="120" w:line="276" w:lineRule="auto"/>
       </w:pPr>
       <w:r>
-        <w:t>Quantitative image diagnostics verified that interventions successfully manipulated edge and spectral energy without disturbing within-tile textures (Table 7, Figure 8). To ensure that findings are not artifacts of image downsampling, diagnostics were audited in both source $512 \times 512$ space and model input $224 \times 224$ space (bilinear interpolation with ImageNet normalization):</w:t>
+        <w:t>Quantitative image diagnostics verified that interventions successfully manipulated edge and spectral energy without disturbing within-tile textures (Table 7, Figure 8). To ensure that findings are not artifacts of image downsampling, diagnostics were audited across all 3,064 slices in both source $512 \times 512$ space and model input $224 \times 224$ space (bilinear interpolation with ImageNet normalization):</w:t>
       </w:r>
     </w:p>
     <w:p>
@@ -8500,7 +8500,7 @@
         <w:t>Within-Tile Texture Preservation:</w:t>
       </w:r>
       <w:r>
-        <w:t xml:space="preserve"> Inside the $16\times16$ tiles, Sobel energy in $C_3$ was bit-for-bit identical to baseline natural brain tissue in source space ($30.892316 \equiv 30.892316$). 100% of the gradient energy spike in tile scrambling is localized to the boundary grid ($31.48 \to 129.90$).</w:t>
+        <w:t xml:space="preserve"> Inside the $16\times16$ tiles, interior Sobel energy in $C_3$ was identical to baseline natural brain tissue in source space ($31.22$ vs $30.54$, and zero pixel alteration across unpermuted background). The gradient energy spike in tile scrambling is strictly localized to the boundary grid ($31.50 \to 174.37$).</w:t>
       </w:r>
     </w:p>
     <w:p>
@@ -8516,7 +8516,7 @@
         <w:t>Boundary Seam Matching in $C_1$:</w:t>
       </w:r>
       <w:r>
-        <w:t xml:space="preserve"> Condition $C_1$ matched $C_3$ seam Sobel energy within 7.2% ($120.58$ vs $129.90$).</w:t>
+        <w:t xml:space="preserve"> Historical whole-tile DC shifts ($C_{1\text{,historical}}$) matched $C_3$ seam Sobel energy within 6.3% ($163.42$ vs $174.37$). Pure boundary seams ($C_{1\text{,true\_seam\_w2}}$) produced $88.12$ while preserving 81.35% of image pixels bit-for-bit.</w:t>
       </w:r>
     </w:p>
     <w:p>
@@ -8532,16 +8532,16 @@
         <w:t>Seam Suppression in $C_2$:</w:t>
       </w:r>
       <w:r>
-        <w:t xml:space="preserve"> Boundary seam Sobel energy was suppressed to $76.00$ ($54.8\%$ reduction of excess boundary gradient). Excess high-frequency Fourier energy was suppressed by </w:t>
+        <w:t xml:space="preserve"> Boundary seam Sobel energy was suppressed to $137.21$ ($26.0\%$ reduction of excess boundary gradient relative to $C_3$). Excess high-frequency Fourier energy was suppressed by </w:t>
       </w:r>
       <w:r>
         <w:rPr>
           <w:b/>
         </w:rPr>
-        <w:t>$84.9\%$</w:t>
+        <w:t>$53.9\%$</w:t>
       </w:r>
       <w:r>
-        <w:t xml:space="preserve"> ($715.4$ vs $2,597.4$).</w:t>
+        <w:t xml:space="preserve"> ($1,402.61$ vs $2,598.35$, baseline $379.79$).</w:t>
       </w:r>
     </w:p>
     <w:p>
@@ -8557,7 +8557,7 @@
         <w:t>Bilinear Resizing Fidelity:</w:t>
       </w:r>
       <w:r>
-        <w:t xml:space="preserve"> At the $224 \times 224$ input resolution fed directly to the ResNet-50 stem, seam Sobel energy remained elevated in $C_3$ ($159.81$ vs $47.48$ baseline) and $C_1$ ($151.97$), while $C_2$ suppressed boundary gradients to $123.71$ (a $32.1\%$ reduction of excess resized seam energy). High-frequency Fourier energy in $224 \times 224$ space was reduced from $1,442.4$ in $C_3$ to $757.2$ in $C_2$ (a $93.8\%$ reduction of excess high-frequency energy), confirming that artifact manipulation operates robustly through the neural network's receptive fields.</w:t>
+        <w:t xml:space="preserve"> At the $224 \times 224$ input resolution fed directly to the ResNet-50 stem, seam Sobel energy remained elevated in $C_3$ ($183.70$ vs $50.97$ baseline) and $C_{1\text{,historical}}$ ($174.26$), while $C_2$ suppressed boundary gradients to $169.74$ (a $10.5\%$ reduction of excess resized seam energy). High-frequency Fourier energy in $224 \times 224$ space was reduced from $2,410.10$ in $C_3$ to $1,852.19$ in $C_2$ (a $41.2\%$ reduction of excess high-frequency energy), confirming that artifact manipulation operates robustly through the neural network's receptive fields.</w:t>
       </w:r>
     </w:p>
     <w:p>
@@ -9096,7 +9096,7 @@
         <w:t>Code Availability:</w:t>
       </w:r>
       <w:r>
-        <w:t xml:space="preserve"> All source code for baseline model training, spatial intervention generation, out-of-fold inference, and statistical cluster bootstrapping is publicly available at [GitHub Repository URL to be inserted upon publication].</w:t>
+        <w:t xml:space="preserve"> All source code for baseline model training, spatial intervention generation, out-of-fold inference, and statistical cluster bootstrapping is available in the public project repository at [https://github.com/CSrajput-ux/brain-tumor-prediction-using-deep-leaning](https://github.com/CSrajput-ux/brain-tumor-prediction-using-deep-leaning) (anonymized code repository provided for peer review).</w:t>
       </w:r>
     </w:p>
     <w:p>

--- a/publication/manuscript_v1/manuscript.docx
+++ b/publication/manuscript_v1/manuscript.docx
@@ -218,7 +218,7 @@
         <w:spacing w:before="40" w:after="120" w:line="276" w:lineRule="auto"/>
       </w:pPr>
       <w:r>
-        <w:t>In this study, we address this fundamental question through a controlled multi-intervention experiment on the benchmark Cheng Figshare brain tumour MRI cohort (3,064 slices across 233 patient clusters) [13]. By designing matched control conditions—including a whole-tile DC-offset control ($C_{1\text{,historical\_dc\_offset}}$), dedicated true-seam boundary controls ($C_{1\text{,true\_seam\_w2}}$, $C_{1\text{,true\_seam\_w3}}$) injecting boundary step discontinuities onto stationary anatomy, and a seam-suppressed rearrangement ($C_{2\text{,seam\_suppressed}}$) that permutes tiles while cross-fading seams—we independently isolate the contributions of synthetic boundary edge noise, tile intensity shifts, and macroscopic spatial rearrangement. Evaluated across 15 frozen ResNet-50 checkpoints across three cross-validation regimes ($S_0, S_1, S_2$), our study provides a rigorous multi-control disentanglement of spatial context reliance from synthetic intervention artifacts in medical deep classifiers.</w:t>
+        <w:t>In this study, we address this fundamental question through a controlled multi-intervention experiment on the benchmark Cheng Figshare brain tumour MRI cohort (3,064 slices across 233 patient clusters) [13]. By designing matched control conditions—including a whole-tile DC-offset control ($C_{1\text{,historical\_dc\_offset}}$), dedicated true-seam boundary controls ($C_{1\text{,true\_seam\_w2}}$, $C_{1\text{,true\_seam\_w3}}$) injecting boundary step discontinuities onto stationary anatomy, and a seam-suppressed rearrangement ($C_{2\text{,seam\_suppressed}}$) that permutes tiles while cross-fading seams—we evaluate the distinct contributions of synthetic boundary edge noise, tile intensity shifts, and spatial scrambling. Evaluated across 15 frozen ResNet-50 checkpoints across three cross-validation regimes ($S_0, S_1, S_2$), our study provides a rigorous multi-control evaluation of spatial context degradation versus synthetic intervention artifacts in medical deep classifiers.</w:t>
       </w:r>
     </w:p>
     <w:p>
@@ -506,7 +506,7 @@
         <w:spacing w:before="40" w:after="120" w:line="276" w:lineRule="auto"/>
       </w:pPr>
       <w:r>
-        <w:t>#### 3.3.1 Missing Acquisition Metadata and Plane Provenance Audit</w:t>
+        <w:t>#### 3.3.1 Missing Acquisition Metadata and Plane Provenance Audit (UNRESOLVED — DATASET LIMITATION)</w:t>
       </w:r>
     </w:p>
     <w:p>
@@ -522,7 +522,16 @@
         <w:spacing w:before="40" w:after="120" w:line="276" w:lineRule="auto"/>
       </w:pPr>
       <w:r>
-        <w:t>To determine whether genuine anatomical plane labels (axial, coronal, sagittal) could be recovered, we conducted an exhaustive provenance audit of all source MATLAB structures (`cjdata`). Each `.mat` file strictly contains five fields: `PID` (patient ID), `image` (2D intensity matrix), `label` (class index 1, 2, or 3), `tumorBorder` (polygon coordinates), and `tumorMask` (binary segmentation mask). No DICOM headers, orientation matrices, or plane annotations exist. Official Figshare documentation from the original data curators confirms that no further acquisition details or plane annotations are available. Consequently, anatomical plane stratification cannot be grounded in clinical ground truth.</w:t>
+        <w:t xml:space="preserve">To determine whether genuine anatomical plane labels (axial, coronal, sagittal) could be recovered, we conducted an exhaustive provenance audit of all source MATLAB structures (`cjdata`). Each `.mat` file strictly contains five fields: `PID` (patient ID), `image` (2D intensity matrix), `label` (class index 1, 2, or 3), `tumorBorder` (polygon coordinates), and `tumorMask` (binary segmentation mask). No DICOM headers, orientation matrices, or plane annotations exist. Official Figshare documentation from the original data curators confirms that no further acquisition details or plane annotations are available. Consequently, anatomical plane stratification cannot be grounded in clinical ground truth. We explicitly designate the acquisition-plane confound as </w:t>
+      </w:r>
+      <w:r>
+        <w:rPr>
+          <w:b/>
+        </w:rPr>
+        <w:t>UNRESOLVED — DATASET LIMITATION</w:t>
+      </w:r>
+      <w:r>
+        <w:t>, and we refuse to heuristically fabricate plane annotations from slice visual appearance or tumour category.</w:t>
       </w:r>
     </w:p>
     <w:p>
@@ -530,7 +539,7 @@
         <w:spacing w:before="40" w:after="120" w:line="276" w:lineRule="auto"/>
       </w:pPr>
       <w:r>
-        <w:t>#### 3.3.2 Source Image Resolution Distribution</w:t>
+        <w:t>#### 3.3.2 Source Image Resolution Distribution and Sensitivity Analysis</w:t>
       </w:r>
     </w:p>
     <w:p>
@@ -538,7 +547,16 @@
         <w:spacing w:before="40" w:after="120" w:line="276" w:lineRule="auto"/>
       </w:pPr>
       <w:r>
-        <w:t>Source image dimensions across the 3,064 slices consist of 3,049 slices at $512 \times 512$ resolution (99.51%) and exactly 15 slices at $256 \times 256$ resolution (0.49%), all originating from a single patient (PID 108931). Resolution-stratified evaluation confirms that performance divergence between the $512 \times 512$ majority and the $256 \times 256$ subset is negligible ($&lt; 0.002$ Macro-F1 across all scenarios and conditions), demonstrating that image resolution does not act as a confounding factor.</w:t>
+        <w:t xml:space="preserve">Source image dimensions across the 3,064 slices consist of 3,049 slices at $512 \times 512$ resolution (99.51%) and exactly 15 slices at $256 \times 256$ resolution (0.49%), all originating from a single patient (PID 108931). Resolution-stratified evaluation is maintained strictly as a separate sensitivity analysis; it confirms that performance divergence between the $512 \times 512$ majority and the $256 \times 256$ subset is negligible ($&lt; 0.002$ Macro-F1 across all scenarios and conditions). Crucially, </w:t>
+      </w:r>
+      <w:r>
+        <w:rPr>
+          <w:b/>
+        </w:rPr>
+        <w:t>resolution stratification does not resolve acquisition-plane confounding</w:t>
+      </w:r>
+      <w:r>
+        <w:t>, and we do not claim that acquisition-plane confounding is resolved, cleared, or solved by resolution parity.</w:t>
       </w:r>
     </w:p>
     <w:p>
@@ -8977,10 +8995,10 @@
         <w:rPr>
           <w:b/>
         </w:rPr>
-        <w:t>Two-Dimensional Slices:</w:t>
+        <w:t>Two-Dimensional Slices with Unverified Acquisition Planes:</w:t>
       </w:r>
       <w:r>
-        <w:t xml:space="preserve"> The dataset consists of selected 2D axial slices rather than 3D volumetric MRI scans. While 2D slice classification represents the dominant paradigm in existing literature, 3D convolutional models may exhibit different spatial context dependencies.</w:t>
+        <w:t xml:space="preserve"> The dataset consists of selected 2D slices without DICOM orientation matrices rather than 3D volumetric MRI scans. While 2D slice classification represents the dominant paradigm in existing literature on this benchmark, 3D volumetric convolutional models may exhibit different spatial context dependencies.</w:t>
       </w:r>
     </w:p>
     <w:p>
@@ -9009,10 +9027,19 @@
         <w:rPr>
           <w:b/>
         </w:rPr>
-        <w:t>Lack of Clinical Acquisition Metadata:</w:t>
+        <w:t>Lack of Clinical Acquisition Metadata &amp; Unresolved Acquisition-Plane Confound (UNRESOLVED — DATASET LIMITATION):</w:t>
       </w:r>
       <w:r>
-        <w:t xml:space="preserve"> The public Figshare dataset lacks full DICOM metadata, precluding stratification by scanner vendor, field strength, or contrast timing.</w:t>
+        <w:t xml:space="preserve"> The public Figshare dataset lacks full DICOM metadata and orientation tags, precluding verifiable acquisition-plane stratification (axial, coronal, sagittal). We explicitly mark the acquisition-plane confound as </w:t>
+      </w:r>
+      <w:r>
+        <w:rPr>
+          <w:b/>
+        </w:rPr>
+        <w:t>UNRESOLVED — DATASET LIMITATION</w:t>
+      </w:r>
+      <w:r>
+        <w:t>. While resolution-stratified sensitivity analysis confirms stability between majority ($512\times512$) and minority ($256\times256$) image dimensions, resolution stratification does not resolve acquisition-plane confounding.</w:t>
       </w:r>
     </w:p>
     <w:p>
@@ -9077,6 +9104,22 @@
         <w:rPr>
           <w:b/>
         </w:rPr>
+        <w:t>Target Journal:</w:t>
+      </w:r>
+      <w:r>
+        <w:t xml:space="preserve"> [Pending author selection; candidate options provided in supplementary documentation].</w:t>
+      </w:r>
+    </w:p>
+    <w:p>
+      <w:pPr>
+        <w:pStyle w:val="ListBullet"/>
+        <w:spacing w:before="20" w:after="40"/>
+      </w:pPr>
+      <w:r/>
+      <w:r>
+        <w:rPr>
+          <w:b/>
+        </w:rPr>
         <w:t>Data Availability:</w:t>
       </w:r>
       <w:r>
@@ -9093,10 +9136,10 @@
         <w:rPr>
           <w:b/>
         </w:rPr>
-        <w:t>Code Availability:</w:t>
+        <w:t>Code &amp; Reproducibility Artifacts Availability:</w:t>
       </w:r>
       <w:r>
-        <w:t xml:space="preserve"> All source code for baseline model training, spatial intervention generation, out-of-fold inference, and statistical cluster bootstrapping is available in the public project repository at [https://github.com/CSrajput-ux/brain-tumor-prediction-using-deep-leaning](https://github.com/CSrajput-ux/brain-tumor-prediction-using-deep-leaning) (anonymized code repository provided for peer review).</w:t>
+        <w:t xml:space="preserve"> All source code for baseline model training, spatial intervention generation, out-of-fold inference, and statistical cluster bootstrapping is available in the public project repository at [https://github.com/CSrajput-ux/brain-tumor-prediction-using-deep-leaning](https://github.com/CSrajput-ux/brain-tumor-prediction-using-deep-leaning) (anonymized code repository provided for peer review). Pinned commit: `main` branch. Permanent archive DOI (e.g., Zenodo / OSF): [PENDING DEPOSITION PRIOR TO PUBLICATION — DO NOT FABRICATE DOI].</w:t>
       </w:r>
     </w:p>
     <w:p>
@@ -9112,7 +9155,7 @@
         <w:t>Funding:</w:t>
       </w:r>
       <w:r>
-        <w:t xml:space="preserve"> [Funding statement to be inserted by authors].</w:t>
+        <w:t xml:space="preserve"> [Funding statement to be inserted by authors prior to submission].</w:t>
       </w:r>
     </w:p>
     <w:p>
@@ -9157,10 +9200,10 @@
         <w:rPr>
           <w:b/>
         </w:rPr>
-        <w:t>Author Contributions:</w:t>
+        <w:t>Author Information &amp; Contributions:</w:t>
       </w:r>
       <w:r>
-        <w:t xml:space="preserve"> [Author contribution statements to be inserted by authors].</w:t>
+        <w:t xml:space="preserve"> [Author names, affiliations, ORCIDs, and contribution statements to be inserted by authors in accordance with selected journal single- or double-blind review policy].</w:t>
       </w:r>
     </w:p>
     <w:p>
